--- a/core/pos/templates/contracts/CONTRATO SRA. CELIA.docx
+++ b/core/pos/templates/contracts/CONTRATO SRA. CELIA.docx
@@ -5,6 +5,7 @@
     <w:p>
       <w:pPr>
         <w:spacing w:after="0"/>
+        <w:ind w:firstLine="708"/>
         <w:jc w:val="center"/>
         <w:rPr>
           <w:rFonts w:ascii="Cambria Math" w:hAnsi="Cambria Math" w:eastAsia="Aptos" w:cs="Times New Roman"/>
@@ -320,220 +321,6 @@
     <w:p>
       <w:pPr>
         <w:spacing w:before="100" w:beforeAutospacing="1" w:after="100" w:afterAutospacing="1" w:line="240" w:lineRule="auto"/>
-        <w:jc w:val="both"/>
-        <w:rPr>
-          <w:rFonts w:ascii="Cambria Math" w:hAnsi="Cambria Math" w:eastAsia="Times New Roman" w:cs="Times New Roman"/>
-          <w:lang w:eastAsia="es-PE"/>
-        </w:rPr>
-      </w:pPr>
-      <w:r>
-        <w:rPr>
-          <w:rFonts w:ascii="Cambria Math" w:hAnsi="Cambria Math" w:eastAsia="Times New Roman" w:cs="Times New Roman"/>
-          <w:b/>
-          <w:bCs/>
-          <w:lang w:eastAsia="es-PE"/>
-        </w:rPr>
-        <w:t>CLAUSULA PRIMERA: ANTECEDENTES</w:t>
-      </w:r>
-    </w:p>
-    <w:p>
-      <w:pPr>
-        <w:numPr>
-          <w:ilvl w:val="0"/>
-          <w:numId w:val="1"/>
-        </w:numPr>
-        <w:spacing w:before="100" w:beforeAutospacing="1" w:after="100" w:afterAutospacing="1" w:line="240" w:lineRule="auto"/>
-        <w:contextualSpacing/>
-        <w:jc w:val="both"/>
-        <w:rPr>
-          <w:rFonts w:ascii="Cambria Math" w:hAnsi="Cambria Math" w:eastAsia="Times New Roman" w:cs="Times New Roman"/>
-          <w:lang w:eastAsia="es-PE"/>
-        </w:rPr>
-      </w:pPr>
-      <w:r>
-        <w:rPr>
-          <w:rFonts w:ascii="Cambria Math" w:hAnsi="Cambria Math" w:eastAsia="Times New Roman" w:cs="Times New Roman"/>
-          <w:lang w:eastAsia="es-PE"/>
-        </w:rPr>
-        <w:t xml:space="preserve">Se realizó la celebración de contrato de asesoría para la titulación de propiedad de la comunidad de </w:t>
-      </w:r>
-      <w:r>
-        <w:rPr>
-          <w:rFonts w:ascii="Cambria Math" w:hAnsi="Cambria Math" w:eastAsia="Times New Roman" w:cs="Times New Roman"/>
-          <w:b/>
-          <w:bCs/>
-          <w:lang w:eastAsia="es-PE"/>
-        </w:rPr>
-        <w:t>SANTA ANA,</w:t>
-      </w:r>
-      <w:r>
-        <w:rPr>
-          <w:rFonts w:ascii="Cambria Math" w:hAnsi="Cambria Math" w:eastAsia="Times New Roman" w:cs="Times New Roman"/>
-          <w:lang w:eastAsia="es-PE"/>
-        </w:rPr>
-        <w:t xml:space="preserve"> que mediante el inciso 2. de las disposiciones generales se deberá de comunicar cualquier modificación o enmienda en dicho contrato se debe realizar por escrito y firmado por ambas partes. </w:t>
-      </w:r>
-    </w:p>
-    <w:p>
-      <w:pPr>
-        <w:numPr>
-          <w:ilvl w:val="0"/>
-          <w:numId w:val="1"/>
-        </w:numPr>
-        <w:spacing w:before="100" w:beforeAutospacing="1" w:after="100" w:afterAutospacing="1" w:line="240" w:lineRule="auto"/>
-        <w:contextualSpacing/>
-        <w:jc w:val="both"/>
-        <w:rPr>
-          <w:rFonts w:ascii="Cambria Math" w:hAnsi="Cambria Math" w:eastAsia="Times New Roman" w:cs="Times New Roman"/>
-          <w:lang w:eastAsia="es-PE"/>
-        </w:rPr>
-      </w:pPr>
-      <w:r>
-        <w:rPr>
-          <w:rFonts w:ascii="Cambria Math" w:hAnsi="Cambria Math" w:eastAsia="Times New Roman" w:cs="Times New Roman"/>
-          <w:lang w:eastAsia="es-PE"/>
-        </w:rPr>
-        <w:t>La empresa TERRAFIRMA es una empresa de personería jurídica, bajo el régimen de Sociedad Anónima Cerrada, que tiene por objeto social, los servicios de asesoría inmobiliaria. Y ha aceptado brindar el servicio especificado en el objeto del presente contrato a favor de EL CLIENTE</w:t>
-      </w:r>
-    </w:p>
-    <w:p>
-      <w:pPr>
-        <w:numPr>
-          <w:ilvl w:val="0"/>
-          <w:numId w:val="1"/>
-        </w:numPr>
-        <w:spacing w:before="100" w:beforeAutospacing="1" w:after="100" w:afterAutospacing="1" w:line="240" w:lineRule="auto"/>
-        <w:contextualSpacing/>
-        <w:jc w:val="both"/>
-        <w:rPr>
-          <w:rFonts w:ascii="Cambria Math" w:hAnsi="Cambria Math" w:eastAsia="Times New Roman" w:cs="Times New Roman"/>
-          <w:lang w:eastAsia="es-PE"/>
-        </w:rPr>
-      </w:pPr>
-      <w:r>
-        <w:rPr>
-          <w:rFonts w:ascii="Cambria Math" w:hAnsi="Cambria Math" w:eastAsia="Times New Roman" w:cs="Times New Roman"/>
-          <w:lang w:eastAsia="es-PE"/>
-        </w:rPr>
-        <w:t xml:space="preserve">EL CLIENTE con ubicación en el distrito de </w:t>
-      </w:r>
-      <w:r>
-        <w:rPr>
-          <w:rFonts w:ascii="Cambria Math" w:hAnsi="Cambria Math" w:eastAsia="Times New Roman" w:cs="Times New Roman"/>
-          <w:b/>
-          <w:bCs/>
-          <w:lang w:eastAsia="es-PE"/>
-        </w:rPr>
-        <w:t>HUANCAVELICA</w:t>
-      </w:r>
-      <w:r>
-        <w:rPr>
-          <w:rFonts w:ascii="Cambria Math" w:hAnsi="Cambria Math" w:eastAsia="Times New Roman" w:cs="Times New Roman"/>
-          <w:lang w:eastAsia="es-PE"/>
-        </w:rPr>
-        <w:t>,</w:t>
-      </w:r>
-      <w:r>
-        <w:rPr>
-          <w:rFonts w:ascii="Cambria Math" w:hAnsi="Cambria Math" w:eastAsia="Times New Roman" w:cs="Times New Roman"/>
-          <w:b/>
-          <w:bCs/>
-          <w:lang w:eastAsia="es-PE"/>
-        </w:rPr>
-        <w:t xml:space="preserve"> </w:t>
-      </w:r>
-      <w:r>
-        <w:rPr>
-          <w:rFonts w:ascii="Cambria Math" w:hAnsi="Cambria Math" w:eastAsia="Times New Roman" w:cs="Times New Roman"/>
-          <w:lang w:eastAsia="es-PE"/>
-        </w:rPr>
-        <w:t xml:space="preserve">provincia de </w:t>
-      </w:r>
-      <w:r>
-        <w:rPr>
-          <w:rFonts w:ascii="Cambria Math" w:hAnsi="Cambria Math" w:eastAsia="Times New Roman" w:cs="Times New Roman"/>
-          <w:b/>
-          <w:bCs/>
-          <w:lang w:eastAsia="es-PE"/>
-        </w:rPr>
-        <w:t xml:space="preserve">HUANCAVELICA </w:t>
-      </w:r>
-      <w:r>
-        <w:rPr>
-          <w:rFonts w:ascii="Cambria Math" w:hAnsi="Cambria Math" w:eastAsia="Times New Roman" w:cs="Times New Roman"/>
-          <w:lang w:eastAsia="es-PE"/>
-        </w:rPr>
-        <w:t xml:space="preserve">y departamento de </w:t>
-      </w:r>
-      <w:r>
-        <w:rPr>
-          <w:rFonts w:ascii="Cambria Math" w:hAnsi="Cambria Math" w:eastAsia="Times New Roman" w:cs="Times New Roman"/>
-          <w:b/>
-          <w:bCs/>
-          <w:lang w:eastAsia="es-PE"/>
-        </w:rPr>
-        <w:t>HUANCAVELICA</w:t>
-      </w:r>
-      <w:r>
-        <w:rPr>
-          <w:rFonts w:ascii="Cambria Math" w:hAnsi="Cambria Math" w:eastAsia="Times New Roman" w:cs="Times New Roman"/>
-          <w:lang w:eastAsia="es-PE"/>
-        </w:rPr>
-        <w:t xml:space="preserve">, con dirección </w:t>
-      </w:r>
-      <w:r>
-        <w:rPr>
-          <w:rFonts w:ascii="Cambria Math" w:hAnsi="Cambria Math" w:eastAsia="Times New Roman" w:cs="Times New Roman"/>
-          <w:b/>
-          <w:bCs/>
-          <w:lang w:eastAsia="es-PE"/>
-        </w:rPr>
-        <w:t>Av. C. Manchego Muñoz N°1162 - BARRIO DE SANTA ANA</w:t>
-      </w:r>
-      <w:r>
-        <w:rPr>
-          <w:rFonts w:ascii="Cambria Math" w:hAnsi="Cambria Math" w:eastAsia="Times New Roman" w:cs="Times New Roman"/>
-          <w:lang w:eastAsia="es-PE"/>
-        </w:rPr>
-        <w:t xml:space="preserve"> representado por el(la) Sr.(a) </w:t>
-      </w:r>
-      <w:r>
-        <w:rPr>
-          <w:rFonts w:ascii="Cambria Math" w:hAnsi="Cambria Math" w:eastAsia="Times New Roman" w:cs="Times New Roman"/>
-          <w:b/>
-          <w:lang w:eastAsia="es-PE"/>
-        </w:rPr>
-        <w:t>CELIA JUSTINA BUSSO ÑAHUI</w:t>
-      </w:r>
-      <w:r>
-        <w:rPr>
-          <w:rFonts w:ascii="Cambria Math" w:hAnsi="Cambria Math" w:eastAsia="Times New Roman" w:cs="Times New Roman"/>
-          <w:b/>
-          <w:bCs/>
-          <w:lang w:eastAsia="es-PE"/>
-        </w:rPr>
-        <w:t xml:space="preserve">, </w:t>
-      </w:r>
-      <w:r>
-        <w:rPr>
-          <w:rFonts w:ascii="Cambria Math" w:hAnsi="Cambria Math" w:eastAsia="Times New Roman" w:cs="Times New Roman"/>
-          <w:lang w:eastAsia="es-PE"/>
-        </w:rPr>
-        <w:t>identificada con</w:t>
-      </w:r>
-      <w:r>
-        <w:rPr>
-          <w:rFonts w:ascii="Cambria Math" w:hAnsi="Cambria Math" w:eastAsia="Times New Roman" w:cs="Times New Roman"/>
-          <w:b/>
-          <w:bCs/>
-          <w:lang w:eastAsia="es-PE"/>
-        </w:rPr>
-        <w:t xml:space="preserve"> DNI 23260963.</w:t>
-      </w:r>
-    </w:p>
-    <w:p>
-      <w:pPr>
-        <w:spacing w:before="100" w:beforeAutospacing="1" w:after="100" w:afterAutospacing="1" w:line="240" w:lineRule="auto"/>
         <w:ind w:left="720"/>
         <w:contextualSpacing/>
         <w:jc w:val="both"/>
@@ -542,6 +329,250 @@
           <w:lang w:eastAsia="es-PE"/>
         </w:rPr>
       </w:pPr>
+      <w:r>
+        <w:rPr>
+          <w:rFonts w:ascii="Cambria Math" w:hAnsi="Cambria Math" w:eastAsia="Times New Roman" w:cs="Times New Roman"/>
+          <w:lang w:eastAsia="es-PE"/>
+        </w:rPr>
+        <w:t xml:space="preserve">EL CLIENTE con ubicación en el distrito de </w:t>
+      </w:r>
+      <w:r>
+        <w:rPr>
+          <w:rFonts w:ascii="Cambria Math" w:hAnsi="Cambria Math" w:eastAsia="Times New Roman" w:cs="Times New Roman"/>
+          <w:b/>
+          <w:bCs/>
+          <w:lang w:eastAsia="es-PE"/>
+        </w:rPr>
+        <w:t>HUANCAVELICA</w:t>
+      </w:r>
+      <w:r>
+        <w:rPr>
+          <w:rFonts w:ascii="Cambria Math" w:hAnsi="Cambria Math" w:eastAsia="Times New Roman" w:cs="Times New Roman"/>
+          <w:lang w:eastAsia="es-PE"/>
+        </w:rPr>
+        <w:t>,</w:t>
+      </w:r>
+      <w:r>
+        <w:rPr>
+          <w:rFonts w:ascii="Cambria Math" w:hAnsi="Cambria Math" w:eastAsia="Times New Roman" w:cs="Times New Roman"/>
+          <w:b/>
+          <w:bCs/>
+          <w:lang w:eastAsia="es-PE"/>
+        </w:rPr>
+        <w:t xml:space="preserve"> </w:t>
+      </w:r>
+      <w:r>
+        <w:rPr>
+          <w:rFonts w:ascii="Cambria Math" w:hAnsi="Cambria Math" w:eastAsia="Times New Roman" w:cs="Times New Roman"/>
+          <w:lang w:eastAsia="es-PE"/>
+        </w:rPr>
+        <w:t xml:space="preserve">provincia de </w:t>
+      </w:r>
+      <w:r>
+        <w:rPr>
+          <w:rFonts w:ascii="Cambria Math" w:hAnsi="Cambria Math" w:eastAsia="Times New Roman" w:cs="Times New Roman"/>
+          <w:b/>
+          <w:bCs/>
+          <w:lang w:eastAsia="es-PE"/>
+        </w:rPr>
+        <w:t xml:space="preserve">HUANCAVELICA </w:t>
+      </w:r>
+      <w:r>
+        <w:rPr>
+          <w:rFonts w:ascii="Cambria Math" w:hAnsi="Cambria Math" w:eastAsia="Times New Roman" w:cs="Times New Roman"/>
+          <w:lang w:eastAsia="es-PE"/>
+        </w:rPr>
+        <w:t xml:space="preserve">y departamento de </w:t>
+      </w:r>
+      <w:r>
+        <w:rPr>
+          <w:rFonts w:ascii="Cambria Math" w:hAnsi="Cambria Math" w:eastAsia="Times New Roman" w:cs="Times New Roman"/>
+          <w:b/>
+          <w:bCs/>
+          <w:lang w:eastAsia="es-PE"/>
+        </w:rPr>
+        <w:t>HUANCAVELICA</w:t>
+      </w:r>
+      <w:r>
+        <w:rPr>
+          <w:rFonts w:ascii="Cambria Math" w:hAnsi="Cambria Math" w:eastAsia="Times New Roman" w:cs="Times New Roman"/>
+          <w:lang w:eastAsia="es-PE"/>
+        </w:rPr>
+        <w:t xml:space="preserve">, con dirección </w:t>
+      </w:r>
+      <w:r>
+        <w:rPr>
+          <w:rFonts w:ascii="Cambria Math" w:hAnsi="Cambria Math" w:eastAsia="Times New Roman" w:cs="Times New Roman"/>
+          <w:b/>
+          <w:bCs/>
+          <w:lang w:eastAsia="es-PE"/>
+        </w:rPr>
+        <w:t>Av. C. Manchego Muñoz N°1162 - BARRIO DE SANTA ANA</w:t>
+      </w:r>
+      <w:r>
+        <w:rPr>
+          <w:rFonts w:ascii="Cambria Math" w:hAnsi="Cambria Math" w:eastAsia="Times New Roman" w:cs="Times New Roman"/>
+          <w:lang w:eastAsia="es-PE"/>
+        </w:rPr>
+        <w:t xml:space="preserve"> representado por el(la) Sr.(a) </w:t>
+      </w:r>
+      <w:r>
+        <w:rPr>
+          <w:rFonts w:ascii="Cambria Math" w:hAnsi="Cambria Math" w:eastAsia="Times New Roman" w:cs="Times New Roman"/>
+          <w:b/>
+          <w:lang w:eastAsia="es-PE"/>
+        </w:rPr>
+        <w:t>CELIA JUSTINA BUSSO ÑAHUI</w:t>
+      </w:r>
+      <w:r>
+        <w:rPr>
+          <w:rFonts w:ascii="Cambria Math" w:hAnsi="Cambria Math" w:eastAsia="Times New Roman" w:cs="Times New Roman"/>
+          <w:b/>
+          <w:bCs/>
+          <w:lang w:eastAsia="es-PE"/>
+        </w:rPr>
+        <w:t xml:space="preserve">, </w:t>
+      </w:r>
+      <w:r>
+        <w:rPr>
+          <w:rFonts w:ascii="Cambria Math" w:hAnsi="Cambria Math" w:eastAsia="Times New Roman" w:cs="Times New Roman"/>
+          <w:lang w:eastAsia="es-PE"/>
+        </w:rPr>
+        <w:t>identificada con</w:t>
+      </w:r>
+      <w:r>
+        <w:rPr>
+          <w:rFonts w:ascii="Cambria Math" w:hAnsi="Cambria Math" w:eastAsia="Times New Roman" w:cs="Times New Roman"/>
+          <w:b/>
+          <w:bCs/>
+          <w:lang w:eastAsia="es-PE"/>
+        </w:rPr>
+        <w:t xml:space="preserve"> DNI 23260963.</w:t>
+      </w:r>
+    </w:p>
+    <w:p>
+      <w:pPr>
+        <w:spacing w:before="100" w:beforeAutospacing="1" w:after="100" w:afterAutospacing="1" w:line="240" w:lineRule="auto"/>
+        <w:jc w:val="both"/>
+        <w:rPr>
+          <w:rFonts w:ascii="Cambria Math" w:hAnsi="Cambria Math" w:eastAsia="Times New Roman" w:cs="Times New Roman"/>
+          <w:lang w:eastAsia="es-PE"/>
+        </w:rPr>
+      </w:pPr>
+    </w:p>
+    <w:p>
+      <w:pPr>
+        <w:spacing w:before="100" w:beforeAutospacing="1" w:after="100" w:afterAutospacing="1" w:line="240" w:lineRule="auto"/>
+        <w:jc w:val="both"/>
+        <w:rPr>
+          <w:rFonts w:ascii="Cambria Math" w:hAnsi="Cambria Math" w:eastAsia="Times New Roman" w:cs="Times New Roman"/>
+          <w:lang w:eastAsia="es-PE"/>
+        </w:rPr>
+      </w:pPr>
+      <w:r>
+        <w:rPr>
+          <w:rFonts w:ascii="Cambria Math" w:hAnsi="Cambria Math" w:eastAsia="Times New Roman" w:cs="Times New Roman"/>
+          <w:b/>
+          <w:bCs/>
+          <w:lang w:eastAsia="es-PE"/>
+        </w:rPr>
+        <w:t>CLAUSULA PRIMERA: ANTECEDENTES</w:t>
+      </w:r>
+    </w:p>
+    <w:p>
+      <w:pPr>
+        <w:numPr>
+          <w:ilvl w:val="0"/>
+          <w:numId w:val="1"/>
+        </w:numPr>
+        <w:spacing w:before="100" w:beforeAutospacing="1" w:after="100" w:afterAutospacing="1" w:line="240" w:lineRule="auto"/>
+        <w:contextualSpacing/>
+        <w:jc w:val="both"/>
+        <w:rPr>
+          <w:rFonts w:ascii="Cambria Math" w:hAnsi="Cambria Math" w:eastAsia="Times New Roman" w:cs="Times New Roman"/>
+          <w:lang w:eastAsia="es-PE"/>
+        </w:rPr>
+      </w:pPr>
+      <w:r>
+        <w:rPr>
+          <w:rFonts w:ascii="Cambria Math" w:hAnsi="Cambria Math" w:eastAsia="Times New Roman" w:cs="Times New Roman"/>
+          <w:lang w:eastAsia="es-PE"/>
+        </w:rPr>
+        <w:t xml:space="preserve">EL CLIENTE ha solicitado los servicios profesionales de TERRAFIRMA a efectos de realizar el diagnóstico técnico y legal del predio materia del presente contrato, así como la asesoría y gestión correspondiente para el procedimiento de titulación de propiedad perteneciente a la comunidad de </w:t>
+      </w:r>
+      <w:r>
+        <w:rPr>
+          <w:rFonts w:ascii="Cambria Math" w:hAnsi="Cambria Math" w:eastAsia="Times New Roman" w:cs="Times New Roman"/>
+          <w:b/>
+          <w:bCs/>
+          <w:lang w:eastAsia="es-PE"/>
+        </w:rPr>
+        <w:t>SANTA ANA.</w:t>
+      </w:r>
+      <w:r>
+        <w:rPr>
+          <w:rFonts w:ascii="Cambria Math" w:hAnsi="Cambria Math" w:eastAsia="Times New Roman" w:cs="Times New Roman"/>
+          <w:lang w:eastAsia="es-PE"/>
+        </w:rPr>
+        <w:t xml:space="preserve"> </w:t>
+      </w:r>
+    </w:p>
+    <w:p>
+      <w:pPr>
+        <w:numPr>
+          <w:ilvl w:val="0"/>
+          <w:numId w:val="1"/>
+        </w:numPr>
+        <w:spacing w:before="100" w:beforeAutospacing="1" w:after="100" w:afterAutospacing="1" w:line="240" w:lineRule="auto"/>
+        <w:contextualSpacing/>
+        <w:jc w:val="both"/>
+        <w:rPr>
+          <w:rFonts w:ascii="Cambria Math" w:hAnsi="Cambria Math" w:eastAsia="Times New Roman" w:cs="Times New Roman"/>
+          <w:lang w:eastAsia="es-PE"/>
+        </w:rPr>
+      </w:pPr>
+      <w:r>
+        <w:t xml:space="preserve">TERRAFIRMA es una persona jurídica constituida bajo el régimen societario de Sociedad Anónima Cerrada (S.A.C.), cuyo objeto social comprende la prestación de </w:t>
+      </w:r>
+      <w:r>
+        <w:rPr>
+          <w:b/>
+          <w:bCs/>
+        </w:rPr>
+        <w:t>servicios de asesoría inmobiliaria</w:t>
+      </w:r>
+      <w:r>
+        <w:t>, saneamiento físico legal, elaboración de expedientes técnicos y procedimientos vinculados a la formalización y titulación predial.</w:t>
+      </w:r>
+    </w:p>
+    <w:p>
+      <w:pPr>
+        <w:numPr>
+          <w:ilvl w:val="0"/>
+          <w:numId w:val="1"/>
+        </w:numPr>
+        <w:spacing w:before="100" w:beforeAutospacing="1" w:after="100" w:afterAutospacing="1" w:line="240" w:lineRule="auto"/>
+        <w:contextualSpacing/>
+        <w:jc w:val="both"/>
+        <w:rPr>
+          <w:rFonts w:ascii="Cambria Math" w:hAnsi="Cambria Math" w:eastAsia="Times New Roman" w:cs="Times New Roman"/>
+          <w:lang w:eastAsia="es-PE"/>
+        </w:rPr>
+      </w:pPr>
+      <w:r>
+        <w:t>Las partes dejan constancia de que cualquier modificación, ampliación o enmienda al presente contrato deberá efectuarse por escrito y contar con la aceptación expresa de ambas partes.</w:t>
+      </w:r>
+    </w:p>
+    <w:p>
+      <w:pPr>
+        <w:spacing w:before="100" w:beforeAutospacing="1" w:after="100" w:afterAutospacing="1" w:line="240" w:lineRule="auto"/>
+        <w:contextualSpacing/>
+        <w:jc w:val="both"/>
+        <w:rPr>
+          <w:rFonts w:ascii="Cambria Math" w:hAnsi="Cambria Math" w:eastAsia="Times New Roman" w:cs="Times New Roman"/>
+          <w:lang w:eastAsia="es-PE"/>
+        </w:rPr>
+      </w:pPr>
     </w:p>
     <w:p>
       <w:pPr>
@@ -699,7 +730,7 @@
         <w:rPr>
           <w:rFonts w:ascii="Cambria Math" w:hAnsi="Cambria Math" w:eastAsia="Aptos" w:cs="Times New Roman"/>
         </w:rPr>
-        <w:t>Ley 27972, Ley orgánica de las municipalidades, articulo X en el que expresa: que las municipalidades provinciales y distritales promueven el desarrollo local, en coordinación y asociación con los niveles de gobierno regional y nacional, con el objeto de facilitar la competitividad y propiciar las mejores condiciones de vida de su población.</w:t>
+        <w:t>Ley 24656: Ley que reconoce la autonomía de las comunidades para el uso de las tierras comunales.</w:t>
       </w:r>
     </w:p>
     <w:p>
@@ -721,13 +752,7 @@
           <w:rFonts w:ascii="Cambria Math" w:hAnsi="Cambria Math" w:eastAsia="Times New Roman" w:cs="Times New Roman"/>
           <w:lang w:eastAsia="es-PE"/>
         </w:rPr>
-        <w:t xml:space="preserve">ley 30156: </w:t>
-      </w:r>
-      <w:r>
-        <w:rPr>
-          <w:rFonts w:ascii="Cambria Math" w:hAnsi="Cambria Math" w:eastAsia="Aptos" w:cs="Times New Roman"/>
-        </w:rPr>
-        <w:t>Ley que amplía los plazos de la titulación de terrenos ocupados por posesiones informales y dicta medidas para la formalización.</w:t>
+        <w:t xml:space="preserve">Decreto Legislativo N° 1049: Ley que establece sus funciones de los notarios, sus derechos, obligaciones, los requisitos para el cargo de notario y la organización de los Colegios de Notarios a nivel nacional. </w:t>
       </w:r>
     </w:p>
     <w:p>
@@ -749,7 +774,7 @@
           <w:rFonts w:ascii="Cambria Math" w:hAnsi="Cambria Math" w:eastAsia="Times New Roman" w:cs="Times New Roman"/>
           <w:lang w:eastAsia="es-PE"/>
         </w:rPr>
-        <w:t>Ley 31560: Ley que otorga funciones compartidas a los gobiernos locales en los procesos de formalización de la propiedad informal.</w:t>
+        <w:t>Las demás normas complementarias aplicables al saneamiento físico legal, formalización y titulación predial.</w:t>
       </w:r>
     </w:p>
     <w:p>
@@ -790,40 +815,154 @@
           <w:numId w:val="3"/>
         </w:numPr>
         <w:spacing w:before="100" w:beforeAutospacing="1" w:after="100" w:afterAutospacing="1" w:line="240" w:lineRule="auto"/>
-        <w:contextualSpacing/>
-        <w:jc w:val="both"/>
-        <w:rPr>
-          <w:rFonts w:ascii="Cambria Math" w:hAnsi="Cambria Math" w:eastAsia="Times New Roman" w:cs="Times New Roman"/>
-          <w:lang w:eastAsia="es-PE"/>
-        </w:rPr>
-      </w:pPr>
-      <w:r>
-        <w:rPr>
-          <w:rFonts w:ascii="Cambria Math" w:hAnsi="Cambria Math" w:eastAsia="Times New Roman" w:cs="Times New Roman"/>
-          <w:lang w:eastAsia="es-PE"/>
-        </w:rPr>
-        <w:t>TERRAFIRMA se compromete a prestar servicios de asesoría y gestión para la titulación del predio ocupado por EL CLIENTE, conforme a lo establecido por la normativa legal vigente en Perú.</w:t>
-      </w:r>
-    </w:p>
-    <w:p>
-      <w:pPr>
+        <w:jc w:val="both"/>
+        <w:rPr>
+          <w:rFonts w:ascii="Cambria Math" w:hAnsi="Cambria Math" w:eastAsia="Times New Roman" w:cs="Times New Roman"/>
+          <w:lang w:eastAsia="es-PE"/>
+        </w:rPr>
+      </w:pPr>
+      <w:r>
+        <w:rPr>
+          <w:rFonts w:ascii="Cambria Math" w:hAnsi="Cambria Math" w:eastAsia="Times New Roman" w:cs="Times New Roman"/>
+          <w:lang w:eastAsia="es-PE"/>
+        </w:rPr>
+        <w:t>TERRAFIRMA se obliga a prestar servicios de asesoría técnica, legal orientados al procedimiento de titulación del predio ocupado por EL CLIENTE, conforme a la normativa vigente aplicable.</w:t>
+      </w:r>
+    </w:p>
+    <w:p>
+      <w:pPr>
+        <w:pStyle w:val="20"/>
         <w:numPr>
           <w:ilvl w:val="0"/>
           <w:numId w:val="3"/>
         </w:numPr>
         <w:spacing w:before="100" w:beforeAutospacing="1" w:after="100" w:afterAutospacing="1" w:line="240" w:lineRule="auto"/>
-        <w:jc w:val="both"/>
-        <w:rPr>
-          <w:rFonts w:ascii="Cambria Math" w:hAnsi="Cambria Math" w:eastAsia="Times New Roman" w:cs="Times New Roman"/>
-          <w:lang w:eastAsia="es-PE"/>
-        </w:rPr>
-      </w:pPr>
-      <w:r>
-        <w:rPr>
-          <w:rFonts w:ascii="Cambria Math" w:hAnsi="Cambria Math" w:eastAsia="Times New Roman" w:cs="Times New Roman"/>
-          <w:lang w:eastAsia="es-PE"/>
-        </w:rPr>
-        <w:t>Los servicios incluirán, entre otros, la elaboración de expedientes técnicos, el saneamiento físico legal, levantamiento topográfico, la coordinación con las autoridades municipales competentes, y la representación legal ante dichas entidades para la obtención de los títulos de propiedad, conforme a las normas administrativas.</w:t>
+        <w:rPr>
+          <w:rFonts w:ascii="Times New Roman" w:hAnsi="Times New Roman" w:eastAsia="Times New Roman" w:cs="Times New Roman"/>
+          <w:sz w:val="24"/>
+          <w:szCs w:val="24"/>
+          <w:lang w:eastAsia="es-PE"/>
+        </w:rPr>
+      </w:pPr>
+      <w:r>
+        <w:rPr>
+          <w:rFonts w:ascii="Times New Roman" w:hAnsi="Times New Roman" w:eastAsia="Times New Roman" w:cs="Times New Roman"/>
+          <w:sz w:val="24"/>
+          <w:szCs w:val="24"/>
+          <w:lang w:eastAsia="es-PE"/>
+        </w:rPr>
+        <w:t>Los servicios contratados comprenden, entre otros:</w:t>
+      </w:r>
+    </w:p>
+    <w:p>
+      <w:pPr>
+        <w:pStyle w:val="20"/>
+        <w:spacing w:before="100" w:beforeAutospacing="1" w:after="100" w:afterAutospacing="1" w:line="240" w:lineRule="auto"/>
+        <w:rPr>
+          <w:rFonts w:ascii="Times New Roman" w:hAnsi="Times New Roman" w:eastAsia="Times New Roman" w:cs="Times New Roman"/>
+          <w:sz w:val="24"/>
+          <w:szCs w:val="24"/>
+          <w:lang w:eastAsia="es-PE"/>
+        </w:rPr>
+      </w:pPr>
+      <w:r>
+        <w:rPr>
+          <w:rFonts w:ascii="Times New Roman" w:hAnsi="Times New Roman" w:eastAsia="Times New Roman" w:cs="Times New Roman"/>
+          <w:sz w:val="24"/>
+          <w:szCs w:val="24"/>
+          <w:lang w:eastAsia="es-PE"/>
+        </w:rPr>
+        <w:t>a) Diagnóstico técnico y legal del predio.</w:t>
+      </w:r>
+      <w:r>
+        <w:rPr>
+          <w:rFonts w:ascii="Times New Roman" w:hAnsi="Times New Roman" w:eastAsia="Times New Roman" w:cs="Times New Roman"/>
+          <w:sz w:val="24"/>
+          <w:szCs w:val="24"/>
+          <w:lang w:eastAsia="es-PE"/>
+        </w:rPr>
+        <w:br w:type="textWrapping"/>
+      </w:r>
+      <w:r>
+        <w:rPr>
+          <w:rFonts w:ascii="Times New Roman" w:hAnsi="Times New Roman" w:eastAsia="Times New Roman" w:cs="Times New Roman"/>
+          <w:sz w:val="24"/>
+          <w:szCs w:val="24"/>
+          <w:lang w:eastAsia="es-PE"/>
+        </w:rPr>
+        <w:t>b) Levantamiento topográfico.</w:t>
+      </w:r>
+      <w:r>
+        <w:rPr>
+          <w:rFonts w:ascii="Times New Roman" w:hAnsi="Times New Roman" w:eastAsia="Times New Roman" w:cs="Times New Roman"/>
+          <w:sz w:val="24"/>
+          <w:szCs w:val="24"/>
+          <w:lang w:eastAsia="es-PE"/>
+        </w:rPr>
+        <w:br w:type="textWrapping"/>
+      </w:r>
+      <w:r>
+        <w:rPr>
+          <w:rFonts w:ascii="Times New Roman" w:hAnsi="Times New Roman" w:eastAsia="Times New Roman" w:cs="Times New Roman"/>
+          <w:sz w:val="24"/>
+          <w:szCs w:val="24"/>
+          <w:lang w:eastAsia="es-PE"/>
+        </w:rPr>
+        <w:t>c) Elaboración de planos y memoria descriptiva.</w:t>
+      </w:r>
+      <w:r>
+        <w:rPr>
+          <w:rFonts w:ascii="Times New Roman" w:hAnsi="Times New Roman" w:eastAsia="Times New Roman" w:cs="Times New Roman"/>
+          <w:sz w:val="24"/>
+          <w:szCs w:val="24"/>
+          <w:lang w:eastAsia="es-PE"/>
+        </w:rPr>
+        <w:br w:type="textWrapping"/>
+      </w:r>
+      <w:r>
+        <w:rPr>
+          <w:rFonts w:ascii="Times New Roman" w:hAnsi="Times New Roman" w:eastAsia="Times New Roman" w:cs="Times New Roman"/>
+          <w:sz w:val="24"/>
+          <w:szCs w:val="24"/>
+          <w:lang w:eastAsia="es-PE"/>
+        </w:rPr>
+        <w:t>d) Elaboración de expedientes técnicos.</w:t>
+      </w:r>
+      <w:r>
+        <w:rPr>
+          <w:rFonts w:ascii="Times New Roman" w:hAnsi="Times New Roman" w:eastAsia="Times New Roman" w:cs="Times New Roman"/>
+          <w:sz w:val="24"/>
+          <w:szCs w:val="24"/>
+          <w:lang w:eastAsia="es-PE"/>
+        </w:rPr>
+        <w:br w:type="textWrapping"/>
+      </w:r>
+      <w:r>
+        <w:rPr>
+          <w:rFonts w:ascii="Times New Roman" w:hAnsi="Times New Roman" w:eastAsia="Times New Roman" w:cs="Times New Roman"/>
+          <w:sz w:val="24"/>
+          <w:szCs w:val="24"/>
+          <w:lang w:eastAsia="es-PE"/>
+        </w:rPr>
+        <w:t>e) Gestión de saneamiento físico legal.</w:t>
+      </w:r>
+      <w:r>
+        <w:rPr>
+          <w:rFonts w:ascii="Times New Roman" w:hAnsi="Times New Roman" w:eastAsia="Times New Roman" w:cs="Times New Roman"/>
+          <w:sz w:val="24"/>
+          <w:szCs w:val="24"/>
+          <w:lang w:eastAsia="es-PE"/>
+        </w:rPr>
+        <w:br w:type="textWrapping"/>
+      </w:r>
+      <w:r>
+        <w:rPr>
+          <w:rFonts w:ascii="Times New Roman" w:hAnsi="Times New Roman" w:eastAsia="Times New Roman" w:cs="Times New Roman"/>
+          <w:sz w:val="24"/>
+          <w:szCs w:val="24"/>
+          <w:lang w:eastAsia="es-PE"/>
+        </w:rPr>
+        <w:t>f) Asesoramiento durante el procedimiento de titulación comunal y notarial.</w:t>
       </w:r>
     </w:p>
     <w:p>
@@ -844,7 +983,67 @@
           <w:rFonts w:ascii="Cambria Math" w:hAnsi="Cambria Math" w:eastAsia="Times New Roman" w:cs="Times New Roman"/>
           <w:lang w:eastAsia="es-PE"/>
         </w:rPr>
-        <w:t>Fin de titulación por la municipalidad y asesoría a cargo de la empresa TERRAFIRMA.</w:t>
+        <w:t>El objeto del presente contrato consiste en la gestión y asesoría para la titulación del predio mediante la vía comunal y notarial, a solicitud de EL CLIENTE. Las partes dejan constancia de que, en caso de existir conflictos legales, administrativos, comunales o controversias relacionadas con la propiedad, posesión o situación jurídica del predio o de la Comunidad Campesina involucrada, que imposibiliten la continuidad del procedimiento o la remisión de la documentación requerida, TERRAFIRMA no asumirá responsabilidad alguna, por tratarse de situaciones ajenas a su competencia y control.</w:t>
+      </w:r>
+    </w:p>
+    <w:p>
+      <w:pPr>
+        <w:spacing w:before="100" w:beforeAutospacing="1" w:after="100" w:afterAutospacing="1" w:line="240" w:lineRule="auto"/>
+        <w:ind w:left="720"/>
+        <w:jc w:val="both"/>
+        <w:rPr>
+          <w:rFonts w:ascii="Cambria Math" w:hAnsi="Cambria Math" w:eastAsia="Times New Roman" w:cs="Times New Roman"/>
+          <w:lang w:eastAsia="es-PE"/>
+        </w:rPr>
+      </w:pPr>
+      <w:r>
+        <w:rPr>
+          <w:rFonts w:ascii="Cambria Math" w:hAnsi="Cambria Math" w:eastAsia="Times New Roman" w:cs="Times New Roman"/>
+          <w:lang w:eastAsia="es-PE"/>
+        </w:rPr>
+        <w:t>Asimismo, TERRAFIRMA se compromete a entregar a EL CLIENTE toda documentación, informe técnico, avance o actuación realizada durante la ejecución del servicio, pudiendo efectuarse dicha entrega de manera física y/o virtual, según corresponda.</w:t>
+      </w:r>
+    </w:p>
+    <w:p>
+      <w:pPr>
+        <w:numPr>
+          <w:ilvl w:val="0"/>
+          <w:numId w:val="3"/>
+        </w:numPr>
+        <w:spacing w:before="100" w:beforeAutospacing="1" w:after="100" w:afterAutospacing="1" w:line="240" w:lineRule="auto"/>
+        <w:jc w:val="both"/>
+        <w:rPr>
+          <w:rFonts w:ascii="Cambria Math" w:hAnsi="Cambria Math" w:eastAsia="Times New Roman" w:cs="Times New Roman"/>
+          <w:lang w:eastAsia="es-PE"/>
+        </w:rPr>
+      </w:pPr>
+      <w:r>
+        <w:rPr>
+          <w:rFonts w:ascii="Cambria Math" w:hAnsi="Cambria Math" w:eastAsia="Times New Roman" w:cs="Times New Roman"/>
+          <w:lang w:eastAsia="es-PE"/>
+        </w:rPr>
+        <w:t>EL CLIENTE declara conocer y aceptar que el predio materia del presente contrato presenta una situación de superposición parcial respecto de áreas vinculadas a la Comunidad Campesina de Santa Ana y derechos asociados a ENAFER – MTC, motivo por el cual TERRAFIRMA realizará las gestiones técnicas y administrativas correspondientes, incluyendo búsqueda catastral ante SUNARP, levantamiento topográfico, elaboración y corrección de planos, así como las solicitudes y requerimientos necesarios ante las entidades competentes.</w:t>
+      </w:r>
+    </w:p>
+    <w:p>
+      <w:pPr>
+        <w:numPr>
+          <w:ilvl w:val="0"/>
+          <w:numId w:val="3"/>
+        </w:numPr>
+        <w:spacing w:before="100" w:beforeAutospacing="1" w:after="100" w:afterAutospacing="1" w:line="240" w:lineRule="auto"/>
+        <w:jc w:val="both"/>
+        <w:rPr>
+          <w:rFonts w:ascii="Cambria Math" w:hAnsi="Cambria Math" w:eastAsia="Times New Roman" w:cs="Times New Roman"/>
+          <w:lang w:eastAsia="es-PE"/>
+        </w:rPr>
+      </w:pPr>
+      <w:r>
+        <w:rPr>
+          <w:rFonts w:ascii="Cambria Math" w:hAnsi="Cambria Math" w:eastAsia="Times New Roman" w:cs="Times New Roman"/>
+          <w:lang w:eastAsia="es-PE"/>
+        </w:rPr>
+        <w:t>En caso de observaciones técnicas, catastrales o administrativas formuladas por las entidades competentes, TERRAFIRMA efectuará las subsanaciones razonables que resulten necesarias dentro del alcance del servicio contratado.</w:t>
       </w:r>
     </w:p>
     <w:p>
@@ -876,19 +1075,24 @@
         <w:jc w:val="both"/>
         <w:rPr>
           <w:rFonts w:ascii="Cambria Math" w:hAnsi="Cambria Math" w:eastAsia="Times New Roman" w:cs="Times New Roman"/>
+          <w:lang w:eastAsia="es-PE"/>
+        </w:rPr>
+      </w:pPr>
+      <w:r>
+        <w:rPr>
+          <w:rFonts w:ascii="Cambria Math" w:hAnsi="Cambria Math" w:eastAsia="Times New Roman" w:cs="Times New Roman"/>
           <w:b/>
           <w:bCs/>
           <w:lang w:eastAsia="es-PE"/>
         </w:rPr>
-      </w:pPr>
-      <w:r>
-        <w:rPr>
-          <w:rFonts w:ascii="Cambria Math" w:hAnsi="Cambria Math" w:eastAsia="Times New Roman" w:cs="Times New Roman"/>
-          <w:b/>
-          <w:bCs/>
-          <w:lang w:eastAsia="es-PE"/>
-        </w:rPr>
-        <w:t>TERRAFIRMA</w:t>
+        <w:t xml:space="preserve">TERRAFIRMA </w:t>
+      </w:r>
+      <w:r>
+        <w:rPr>
+          <w:rFonts w:ascii="Cambria Math" w:hAnsi="Cambria Math" w:eastAsia="Times New Roman" w:cs="Times New Roman"/>
+          <w:lang w:eastAsia="es-PE"/>
+        </w:rPr>
+        <w:t>se obliga a:</w:t>
       </w:r>
     </w:p>
     <w:p>
@@ -924,7 +1128,7 @@
           <w:rFonts w:ascii="Cambria Math" w:hAnsi="Cambria Math" w:eastAsia="Times New Roman" w:cs="Times New Roman"/>
           <w:lang w:eastAsia="es-PE"/>
         </w:rPr>
-        <w:t>Revisión de documento, realizar un diagnóstico inicial de la situación legal y técnica del predio ocupado por EL CLIENTE.</w:t>
+        <w:t>Realizar la revisión documentaria y efectuar el diagnóstico técnico y legal preliminar del predio materia del presente contrato.</w:t>
       </w:r>
     </w:p>
     <w:p>
@@ -946,7 +1150,7 @@
           <w:rFonts w:ascii="Cambria Math" w:hAnsi="Cambria Math" w:eastAsia="Times New Roman" w:cs="Times New Roman"/>
           <w:lang w:eastAsia="es-PE"/>
         </w:rPr>
-        <w:t>Levantamiento topográfico con el quipo estación total, brújula y el personal capacitado (prismero)</w:t>
+        <w:t>Ejecutar el levantamiento topográfico mediante el uso de equipos especializados, tales como estación total, brújula y demás instrumentos técnicos necesarios, contando para ello con personal debidamente capacitado (prismero)</w:t>
       </w:r>
     </w:p>
     <w:p>
@@ -968,7 +1172,7 @@
           <w:rFonts w:ascii="Cambria Math" w:hAnsi="Cambria Math" w:eastAsia="Times New Roman" w:cs="Times New Roman"/>
           <w:lang w:eastAsia="es-PE"/>
         </w:rPr>
-        <w:t>Realización de planos de ubicación y localización, plano perimétrico y memoria descriptiva. Todo lo mencionado contará con la firma de un profesional colegiado y habilitado, lo que otorgará validez y legalidad al trabajo realizado. Asimismo, los documentos mencionados serán entregados de manera virtual, para que EL CLIENTE pueda hacer uso de ellos en trámites posteriores.</w:t>
+        <w:t>Elaborar los planos de ubicación y localización, plano perimétrico y memoria descriptiva correspondientes al predio, los cuales serán suscritos por profesional colegiado y habilitado, otorgándoles validez técnica y legal. Asimismo, dichos documentos podrán ser entregados de manera física y/o virtual a EL CLIENTE para los fines que correspondan.</w:t>
       </w:r>
     </w:p>
     <w:p>
@@ -986,11 +1190,7 @@
         </w:rPr>
       </w:pPr>
       <w:r>
-        <w:rPr>
-          <w:rFonts w:ascii="Cambria Math" w:hAnsi="Cambria Math" w:eastAsia="Times New Roman" w:cs="Times New Roman"/>
-          <w:lang w:eastAsia="es-PE"/>
-        </w:rPr>
-        <w:t>Tramite en ENAFER – Ministerio de Transportes y Comunicaciones.</w:t>
+        <w:t>Presentar la solicitud correspondiente ante la Comunidad Campesina de Santa Ana respecto al procedimiento de desmembramiento comunal, así como efectuar la sustentación técnica y legal ante la Junta Directiva y/o Asamblea General de la comunidad.</w:t>
       </w:r>
     </w:p>
     <w:p>
@@ -1008,11 +1208,7 @@
         </w:rPr>
       </w:pPr>
       <w:r>
-        <w:rPr>
-          <w:rFonts w:ascii="Cambria Math" w:hAnsi="Cambria Math" w:eastAsia="Times New Roman" w:cs="Times New Roman"/>
-          <w:lang w:eastAsia="es-PE"/>
-        </w:rPr>
-        <w:t>Envió de la solicitud a la comunidad campesina de Santa Ana para el desmembramiento comunal, sustentación ante la junta directiva sobre el desmembramiento del predio.</w:t>
+        <w:t>Una vez obtenida la aprobación comunal conforme al estatuto y normas aplicables de la Comunidad Campesina de Santa Ana, TERRAFIRMA procederá con las gestiones necesarias para la formalización notarial correspondiente. Los gastos derivados del procedimiento, incluyendo tasas comunales, gastos notariales, pagos administrativos y cualquier otro costo relacionado, serán asumidos exclusivamente por EL CLIENTE.</w:t>
       </w:r>
     </w:p>
     <w:p>
@@ -1030,11 +1226,7 @@
         </w:rPr>
       </w:pPr>
       <w:r>
-        <w:rPr>
-          <w:rFonts w:ascii="Cambria Math" w:hAnsi="Cambria Math" w:eastAsia="Times New Roman" w:cs="Times New Roman"/>
-          <w:lang w:eastAsia="es-PE"/>
-        </w:rPr>
-        <w:t>Una vez aprobado en asamblea general por las 2/3 partes – 70% de la comunidad campesina de Santa Ana, se solicitará los requisitos que exige la notaría de Huancavelica, tramite el cual será cubierto por LA CLIENTA (pago correspondiente al trámite de desmembramiento a la persona jurídica – “comunidad campesina de Santa Ana”, pago de los honorarios a la notaría por el proceso de donación de terreno comunal y otros).</w:t>
+        <w:t>Brindar asesoramiento permanente e informar periódicamente a EL CLIENTE sobre el estado y avance del procedimiento de titulación.</w:t>
       </w:r>
     </w:p>
     <w:p>
@@ -1044,18 +1236,19 @@
           <w:numId w:val="4"/>
         </w:numPr>
         <w:spacing w:before="100" w:beforeAutospacing="1" w:after="100" w:afterAutospacing="1" w:line="240" w:lineRule="auto"/>
-        <w:jc w:val="both"/>
-        <w:rPr>
-          <w:rFonts w:ascii="Cambria Math" w:hAnsi="Cambria Math" w:eastAsia="Times New Roman" w:cs="Times New Roman"/>
-          <w:lang w:eastAsia="es-PE"/>
-        </w:rPr>
-      </w:pPr>
-      <w:r>
-        <w:rPr>
-          <w:rFonts w:ascii="Cambria Math" w:hAnsi="Cambria Math" w:eastAsia="Times New Roman" w:cs="Times New Roman"/>
-          <w:lang w:eastAsia="es-PE"/>
-        </w:rPr>
-        <w:t>Brindar asesoramiento continuo y actualizaciones periódicas a los propietarios de dichos predios sobre el estado del proceso de titulación.</w:t>
+        <w:contextualSpacing/>
+        <w:jc w:val="both"/>
+        <w:rPr>
+          <w:rFonts w:ascii="Cambria Math" w:hAnsi="Cambria Math" w:eastAsia="Times New Roman" w:cs="Times New Roman"/>
+          <w:lang w:eastAsia="es-PE"/>
+        </w:rPr>
+      </w:pPr>
+      <w:r>
+        <w:rPr>
+          <w:rFonts w:ascii="Cambria Math" w:hAnsi="Cambria Math" w:eastAsia="Times New Roman" w:cs="Times New Roman"/>
+          <w:lang w:eastAsia="es-PE"/>
+        </w:rPr>
+        <w:t>Comunicar oportunamente a EL CLIENTE sobre cualquier observación, requisito adicional, gasto extraordinario o pago pendiente que pudiera surgir durante el desarrollo del procedimiento, debiendo justificar razonablemente su necesidad.</w:t>
       </w:r>
     </w:p>
     <w:p>
@@ -1065,23 +1258,19 @@
           <w:numId w:val="4"/>
         </w:numPr>
         <w:spacing w:before="100" w:beforeAutospacing="1" w:after="100" w:afterAutospacing="1" w:line="240" w:lineRule="auto"/>
-        <w:jc w:val="both"/>
-        <w:rPr>
-          <w:rFonts w:ascii="Cambria Math" w:hAnsi="Cambria Math" w:eastAsia="Times New Roman" w:cs="Times New Roman"/>
-          <w:lang w:eastAsia="es-PE"/>
-        </w:rPr>
-      </w:pPr>
-      <w:r>
-        <w:rPr>
-          <w:rFonts w:ascii="Cambria Math" w:hAnsi="Cambria Math" w:eastAsia="Times New Roman" w:cs="Times New Roman"/>
-          <w:lang w:eastAsia="es-PE"/>
-        </w:rPr>
-        <w:t>Informar oportunamente AL CLIENTE sobre la existencia de algún pago adicional o faltante dentro del proceso, debiéndose justificar el motivo de dicho pago.</w:t>
-      </w:r>
-    </w:p>
-    <w:p>
-      <w:pPr>
-        <w:pStyle w:val="20"/>
+        <w:contextualSpacing/>
+        <w:jc w:val="both"/>
+        <w:rPr>
+          <w:rFonts w:ascii="Cambria Math" w:hAnsi="Cambria Math" w:eastAsia="Times New Roman" w:cs="Times New Roman"/>
+          <w:lang w:eastAsia="es-PE"/>
+        </w:rPr>
+      </w:pPr>
+      <w:r>
+        <w:t>Dejar constancia de que el procedimiento de titulación materia del presente contrato se desarrolla mediante la vía comunal y notarial, encontrándose sujeto a la evaluación, aprobación y decisiones de la Comunidad Campesina de Santa Ana y demás entidades competentes.</w:t>
+      </w:r>
+    </w:p>
+    <w:p>
+      <w:pPr>
         <w:numPr>
           <w:ilvl w:val="0"/>
           <w:numId w:val="4"/>
@@ -1098,28 +1287,7 @@
           <w:rFonts w:ascii="Cambria Math" w:hAnsi="Cambria Math" w:eastAsia="Times New Roman" w:cs="Times New Roman"/>
           <w:lang w:eastAsia="es-PE"/>
         </w:rPr>
-        <w:t xml:space="preserve">Se deja constancia que el trámite de Titulación es por medio comunal y notarial conjuntamente. La misma que está sujeta a la aprobación de la asamblea general de la comunidad campesina de Santa Ana. </w:t>
-      </w:r>
-    </w:p>
-    <w:p>
-      <w:pPr>
-        <w:numPr>
-          <w:ilvl w:val="0"/>
-          <w:numId w:val="4"/>
-        </w:numPr>
-        <w:spacing w:before="100" w:beforeAutospacing="1" w:after="100" w:afterAutospacing="1" w:line="240" w:lineRule="auto"/>
-        <w:jc w:val="both"/>
-        <w:rPr>
-          <w:rFonts w:ascii="Cambria Math" w:hAnsi="Cambria Math" w:eastAsia="Times New Roman" w:cs="Times New Roman"/>
-          <w:lang w:eastAsia="es-PE"/>
-        </w:rPr>
-      </w:pPr>
-      <w:r>
-        <w:rPr>
-          <w:rFonts w:ascii="Cambria Math" w:hAnsi="Cambria Math" w:eastAsia="Times New Roman" w:cs="Times New Roman"/>
-          <w:lang w:eastAsia="es-PE"/>
-        </w:rPr>
-        <w:t>Se deja constancia que la empresa no asume el pago de las tasas municipales ni los costos correspondientes a la inscripción ante la Superintendencia Nacional de los Registros Públicos (SUNARP)</w:t>
+        <w:t>Dejar constancia de que TERRAFIRMA no asume el pago de tasas comunales, notariales, registrales, tributos, derechos administrativos ni costos de inscripción ante la Superintendencia Nacional de los Registros Públicos (SUNARP), los cuales serán asumidos íntegramente por EL CLIENTE.</w:t>
       </w:r>
     </w:p>
     <w:p>
@@ -1128,28 +1296,167 @@
         <w:jc w:val="both"/>
         <w:rPr>
           <w:rFonts w:ascii="Cambria Math" w:hAnsi="Cambria Math" w:eastAsia="Times New Roman" w:cs="Times New Roman"/>
+          <w:lang w:eastAsia="es-PE"/>
+        </w:rPr>
+      </w:pPr>
+      <w:r>
+        <w:rPr>
+          <w:rFonts w:ascii="Cambria Math" w:hAnsi="Cambria Math" w:eastAsia="Times New Roman" w:cs="Times New Roman"/>
           <w:b/>
           <w:bCs/>
           <w:lang w:eastAsia="es-PE"/>
         </w:rPr>
-      </w:pPr>
-      <w:r>
+        <w:t xml:space="preserve">    EL CLIENTE </w:t>
+      </w:r>
+      <w:r>
+        <w:rPr>
+          <w:rFonts w:ascii="Cambria Math" w:hAnsi="Cambria Math" w:eastAsia="Times New Roman" w:cs="Times New Roman"/>
+          <w:lang w:eastAsia="es-PE"/>
+        </w:rPr>
+        <w:t>se obliga a:</w:t>
+      </w:r>
+    </w:p>
+    <w:p>
+      <w:pPr>
+        <w:numPr>
+          <w:ilvl w:val="0"/>
+          <w:numId w:val="5"/>
+        </w:numPr>
+        <w:spacing w:before="100" w:beforeAutospacing="1" w:after="100" w:afterAutospacing="1" w:line="240" w:lineRule="auto"/>
+        <w:jc w:val="both"/>
+        <w:rPr>
+          <w:rFonts w:ascii="Cambria Math" w:hAnsi="Cambria Math" w:eastAsia="Times New Roman" w:cs="Times New Roman"/>
+          <w:lang w:eastAsia="es-PE"/>
+        </w:rPr>
+      </w:pPr>
+      <w:r>
+        <w:rPr>
+          <w:rFonts w:ascii="Cambria Math" w:hAnsi="Cambria Math" w:eastAsia="Times New Roman" w:cs="Times New Roman"/>
+          <w:lang w:eastAsia="es-PE"/>
+        </w:rPr>
+        <w:t>Proporcionar a TERRAFIRMA toda la documentación e información necesaria para la ejecución del servicio contratado, declarando que la misma es veraz, auténtica y completa, asumiendo responsabilidad por cualquier falsedad, alteración u omisión que pudiera afectar el procedimiento.</w:t>
+      </w:r>
+    </w:p>
+    <w:p>
+      <w:pPr>
+        <w:numPr>
+          <w:ilvl w:val="0"/>
+          <w:numId w:val="5"/>
+        </w:numPr>
+        <w:spacing w:before="100" w:beforeAutospacing="1" w:after="100" w:afterAutospacing="1" w:line="240" w:lineRule="auto"/>
+        <w:jc w:val="both"/>
+        <w:rPr>
+          <w:rFonts w:ascii="Cambria Math" w:hAnsi="Cambria Math" w:eastAsia="Times New Roman" w:cs="Times New Roman"/>
+          <w:lang w:eastAsia="es-PE"/>
+        </w:rPr>
+      </w:pPr>
+      <w:r>
+        <w:rPr>
+          <w:rFonts w:ascii="Cambria Math" w:hAnsi="Cambria Math" w:eastAsia="Times New Roman" w:cs="Times New Roman"/>
+          <w:lang w:eastAsia="es-PE"/>
+        </w:rPr>
+        <w:t>Colaborar con TERRAFIRMA en todas las diligencias, visitas técnicas, coordinaciones y actuaciones necesarias para el cumplimiento del objeto del presente contrato.</w:t>
+      </w:r>
+    </w:p>
+    <w:p>
+      <w:pPr>
+        <w:numPr>
+          <w:ilvl w:val="0"/>
+          <w:numId w:val="5"/>
+        </w:numPr>
+        <w:spacing w:before="100" w:beforeAutospacing="1" w:after="100" w:afterAutospacing="1" w:line="240" w:lineRule="auto"/>
+        <w:jc w:val="both"/>
+        <w:rPr>
+          <w:rFonts w:ascii="Cambria Math" w:hAnsi="Cambria Math" w:eastAsia="Times New Roman" w:cs="Times New Roman"/>
+          <w:lang w:eastAsia="es-PE"/>
+        </w:rPr>
+      </w:pPr>
+      <w:r>
+        <w:rPr>
+          <w:rFonts w:ascii="Cambria Math" w:hAnsi="Cambria Math" w:eastAsia="Times New Roman" w:cs="Times New Roman"/>
+          <w:lang w:eastAsia="es-PE"/>
+        </w:rPr>
+        <w:t>Suscribir oportunamente los documentos públicos y/o privados razonablemente necesarios para la continuidad y ejecución del procedimiento materia del presente contrato, siempre que guarden relación directa con el servicio contratado.</w:t>
+      </w:r>
+    </w:p>
+    <w:p>
+      <w:pPr>
+        <w:numPr>
+          <w:ilvl w:val="0"/>
+          <w:numId w:val="5"/>
+        </w:numPr>
+        <w:spacing w:before="100" w:beforeAutospacing="1" w:after="100" w:afterAutospacing="1" w:line="240" w:lineRule="auto"/>
+        <w:jc w:val="both"/>
+        <w:rPr>
+          <w:rFonts w:ascii="Cambria Math" w:hAnsi="Cambria Math" w:eastAsia="Times New Roman" w:cs="Times New Roman"/>
+          <w:lang w:eastAsia="es-PE"/>
+        </w:rPr>
+      </w:pPr>
+      <w:r>
+        <w:rPr>
+          <w:rFonts w:ascii="Cambria Math" w:hAnsi="Cambria Math" w:eastAsia="Times New Roman" w:cs="Times New Roman"/>
+          <w:lang w:eastAsia="es-PE"/>
+        </w:rPr>
+        <w:t>Asumir responsabilidad por los perjuicios ocasionados a TERRAFIRMA derivados del incumplimiento injustificado de las obligaciones asumidas en el presente contrato, quedando a salvo el derecho de la empresa de iniciar las acciones legales correspondientes.</w:t>
+      </w:r>
+    </w:p>
+    <w:p>
+      <w:pPr>
+        <w:numPr>
+          <w:ilvl w:val="0"/>
+          <w:numId w:val="5"/>
+        </w:numPr>
+        <w:spacing w:before="100" w:beforeAutospacing="1" w:after="100" w:afterAutospacing="1" w:line="240" w:lineRule="auto"/>
+        <w:jc w:val="both"/>
+        <w:rPr>
+          <w:rFonts w:ascii="Cambria Math" w:hAnsi="Cambria Math" w:eastAsia="Times New Roman" w:cs="Times New Roman"/>
+          <w:lang w:eastAsia="es-PE"/>
+        </w:rPr>
+      </w:pPr>
+      <w:r>
+        <w:rPr>
+          <w:rFonts w:ascii="Cambria Math" w:hAnsi="Cambria Math" w:eastAsia="Times New Roman" w:cs="Times New Roman"/>
+          <w:lang w:eastAsia="es-PE"/>
+        </w:rPr>
+        <w:t>Cumplir con el pago de los honorarios profesionales y demás conceptos pactados en la cláusula correspondiente del presente contrato.</w:t>
+      </w:r>
+    </w:p>
+    <w:p>
+      <w:pPr>
+        <w:spacing w:before="100" w:beforeAutospacing="1" w:after="100" w:afterAutospacing="1" w:line="240" w:lineRule="auto"/>
+        <w:jc w:val="both"/>
         <w:rPr>
           <w:rFonts w:ascii="Cambria Math" w:hAnsi="Cambria Math" w:eastAsia="Times New Roman" w:cs="Times New Roman"/>
           <w:b/>
           <w:bCs/>
           <w:lang w:eastAsia="es-PE"/>
         </w:rPr>
-        <w:t xml:space="preserve">    EL CLIENTE </w:t>
-      </w:r>
-    </w:p>
-    <w:p>
-      <w:pPr>
-        <w:numPr>
-          <w:ilvl w:val="0"/>
-          <w:numId w:val="5"/>
-        </w:numPr>
-        <w:spacing w:after="100" w:afterAutospacing="1" w:line="240" w:lineRule="auto"/>
+      </w:pPr>
+      <w:r>
+        <w:rPr>
+          <w:rFonts w:ascii="Cambria Math" w:hAnsi="Cambria Math" w:eastAsia="Times New Roman" w:cs="Times New Roman"/>
+          <w:b/>
+          <w:lang w:eastAsia="es-PE"/>
+        </w:rPr>
+        <w:t>CLAUSULA QUINTA</w:t>
+      </w:r>
+      <w:r>
+        <w:rPr>
+          <w:rFonts w:ascii="Cambria Math" w:hAnsi="Cambria Math" w:eastAsia="Times New Roman" w:cs="Times New Roman"/>
+          <w:b/>
+          <w:bCs/>
+          <w:lang w:eastAsia="es-PE"/>
+        </w:rPr>
+        <w:t>: CONFIDENCIALIDAD Y USO DE INFORMACIÓN</w:t>
+      </w:r>
+    </w:p>
+    <w:p>
+      <w:pPr>
+        <w:numPr>
+          <w:ilvl w:val="0"/>
+          <w:numId w:val="6"/>
+        </w:numPr>
+        <w:spacing w:before="100" w:beforeAutospacing="1" w:after="100" w:afterAutospacing="1" w:line="240" w:lineRule="auto"/>
         <w:contextualSpacing/>
         <w:jc w:val="both"/>
         <w:rPr>
@@ -1162,99 +1469,7 @@
           <w:rFonts w:ascii="Cambria Math" w:hAnsi="Cambria Math" w:eastAsia="Times New Roman" w:cs="Times New Roman"/>
           <w:lang w:eastAsia="es-PE"/>
         </w:rPr>
-        <w:t>Proporcionar a TERRAFIRMA toda la documentación necesaria, información veraz y completa requerida para la elaboración de los expedientes técnicos y legales, esto incluye no alterar o dar testimonios irreales parcial o totalmente.</w:t>
-      </w:r>
-    </w:p>
-    <w:p>
-      <w:pPr>
-        <w:numPr>
-          <w:ilvl w:val="0"/>
-          <w:numId w:val="5"/>
-        </w:numPr>
-        <w:spacing w:before="100" w:beforeAutospacing="1" w:after="100" w:afterAutospacing="1" w:line="240" w:lineRule="auto"/>
-        <w:jc w:val="both"/>
-        <w:rPr>
-          <w:rFonts w:ascii="Cambria Math" w:hAnsi="Cambria Math" w:eastAsia="Times New Roman" w:cs="Times New Roman"/>
-          <w:lang w:eastAsia="es-PE"/>
-        </w:rPr>
-      </w:pPr>
-      <w:r>
-        <w:rPr>
-          <w:rFonts w:ascii="Cambria Math" w:hAnsi="Cambria Math" w:eastAsia="Times New Roman" w:cs="Times New Roman"/>
-          <w:lang w:eastAsia="es-PE"/>
-        </w:rPr>
-        <w:t>Colaborar con TERRAFIRMA en la realización de visitas técnicas y cualquier otra actividad necesaria para el cumplimiento del objeto del contrato.</w:t>
-      </w:r>
-    </w:p>
-    <w:p>
-      <w:pPr>
-        <w:numPr>
-          <w:ilvl w:val="0"/>
-          <w:numId w:val="5"/>
-        </w:numPr>
-        <w:spacing w:before="100" w:beforeAutospacing="1" w:after="100" w:afterAutospacing="1" w:line="240" w:lineRule="auto"/>
-        <w:jc w:val="both"/>
-        <w:rPr>
-          <w:rFonts w:ascii="Cambria Math" w:hAnsi="Cambria Math" w:eastAsia="Times New Roman" w:cs="Times New Roman"/>
-          <w:lang w:eastAsia="es-PE"/>
-        </w:rPr>
-      </w:pPr>
-      <w:r>
-        <w:rPr>
-          <w:rFonts w:ascii="Cambria Math" w:hAnsi="Cambria Math" w:eastAsia="Times New Roman" w:cs="Times New Roman"/>
-          <w:lang w:eastAsia="es-PE"/>
-        </w:rPr>
-        <w:t>EL CLIENTE se obliga incondicionalmente a firmar todo tipo de documento privado y/o público a solicitud de TERRAFIRMA en cualquier momento, las que servirán para desarrollar la actividad prestacional, y otras que hay y/o que pudiera haber más adelante. Los daños que ocasionaría su incumplimiento por parte de EL CLIENTE no serán de responsabilidad alguna de TERRAFIRMA dejando a salvo las acciones que pudiera interponer por daño moral y/o económico TERRAFIRMA en contra de EL CLIENTE.</w:t>
-      </w:r>
-    </w:p>
-    <w:p>
-      <w:pPr>
-        <w:numPr>
-          <w:ilvl w:val="0"/>
-          <w:numId w:val="5"/>
-        </w:numPr>
-        <w:spacing w:before="100" w:beforeAutospacing="1" w:after="100" w:afterAutospacing="1" w:line="240" w:lineRule="auto"/>
-        <w:jc w:val="both"/>
-        <w:rPr>
-          <w:rFonts w:ascii="Cambria Math" w:hAnsi="Cambria Math" w:eastAsia="Times New Roman" w:cs="Times New Roman"/>
-          <w:lang w:eastAsia="es-PE"/>
-        </w:rPr>
-      </w:pPr>
-      <w:r>
-        <w:rPr>
-          <w:rFonts w:ascii="Cambria Math" w:hAnsi="Cambria Math" w:eastAsia="Times New Roman" w:cs="Times New Roman"/>
-          <w:lang w:eastAsia="es-PE"/>
-        </w:rPr>
-        <w:t>Pagar a TERRAFIRMA los honorarios por los servicios prestados de acuerdo a la cláusula octava de este contrato.</w:t>
-      </w:r>
-    </w:p>
-    <w:p>
-      <w:pPr>
-        <w:spacing w:before="100" w:beforeAutospacing="1" w:after="100" w:afterAutospacing="1" w:line="240" w:lineRule="auto"/>
-        <w:jc w:val="both"/>
-        <w:rPr>
-          <w:rFonts w:ascii="Cambria Math" w:hAnsi="Cambria Math" w:eastAsia="Times New Roman" w:cs="Times New Roman"/>
-          <w:b/>
-          <w:bCs/>
-          <w:lang w:eastAsia="es-PE"/>
-        </w:rPr>
-      </w:pPr>
-      <w:r>
-        <w:rPr>
-          <w:rFonts w:ascii="Cambria Math" w:hAnsi="Cambria Math" w:eastAsia="Times New Roman" w:cs="Times New Roman"/>
-          <w:b/>
-          <w:lang w:eastAsia="es-PE"/>
-        </w:rPr>
-        <w:t>CLAUSULA QUINTA</w:t>
-      </w:r>
-      <w:r>
-        <w:rPr>
-          <w:rFonts w:ascii="Cambria Math" w:hAnsi="Cambria Math" w:eastAsia="Times New Roman" w:cs="Times New Roman"/>
-          <w:b/>
-          <w:bCs/>
-          <w:lang w:eastAsia="es-PE"/>
-        </w:rPr>
-        <w:t>: CONFIDENCIALIDAD</w:t>
+        <w:t>TERRAFIRMA se compromete a mantener la confidencialidad de toda la información y documentación proporcionada por EL CLIENTE en ejecución del presente contrato, salvo autorización expresa de este o mandato legal.</w:t>
       </w:r>
     </w:p>
     <w:p>
@@ -1264,18 +1479,19 @@
           <w:numId w:val="6"/>
         </w:numPr>
         <w:spacing w:before="100" w:beforeAutospacing="1" w:after="100" w:afterAutospacing="1" w:line="240" w:lineRule="auto"/>
-        <w:jc w:val="both"/>
-        <w:rPr>
-          <w:rFonts w:ascii="Cambria Math" w:hAnsi="Cambria Math" w:eastAsia="Times New Roman" w:cs="Times New Roman"/>
-          <w:lang w:eastAsia="es-PE"/>
-        </w:rPr>
-      </w:pPr>
-      <w:r>
-        <w:rPr>
-          <w:rFonts w:ascii="Cambria Math" w:hAnsi="Cambria Math" w:eastAsia="Times New Roman" w:cs="Times New Roman"/>
-          <w:lang w:eastAsia="es-PE"/>
-        </w:rPr>
-        <w:t>TERRAFIRMA se compromete a mantener la confidencialidad de toda la información proporcionada por EL CLIENTE en el marco de este contrato.</w:t>
+        <w:contextualSpacing/>
+        <w:jc w:val="both"/>
+        <w:rPr>
+          <w:rFonts w:ascii="Cambria Math" w:hAnsi="Cambria Math" w:eastAsia="Times New Roman" w:cs="Times New Roman"/>
+          <w:lang w:eastAsia="es-PE"/>
+        </w:rPr>
+      </w:pPr>
+      <w:r>
+        <w:rPr>
+          <w:rFonts w:ascii="Cambria Math" w:hAnsi="Cambria Math" w:eastAsia="Times New Roman" w:cs="Times New Roman"/>
+          <w:lang w:eastAsia="es-PE"/>
+        </w:rPr>
+        <w:t>EL CLIENTE autoriza a TERRAFIRMA a utilizar la documentación e información proporcionada exclusivamente para fines relacionados con el procedimiento materia del presente contrato, pudiendo emplearla como sustento técnico, administrativo o probatorio ante entidades públicas o privadas.</w:t>
       </w:r>
     </w:p>
     <w:p>
@@ -1297,7 +1513,7 @@
           <w:rFonts w:ascii="Cambria Math" w:hAnsi="Cambria Math" w:eastAsia="Times New Roman" w:cs="Times New Roman"/>
           <w:lang w:eastAsia="es-PE"/>
         </w:rPr>
-        <w:t>TERRAFIRMA usara toda la información entregada por EL CLIENTE y se considera autorizada por este, las cuales se considerarán en calidad de declaración jurada, en merito a esto se podrá servir como los medios de prueba para fines que lo estime necesario TERRAFIRMA</w:t>
+        <w:t>La información y documentación proporcionada por EL CLIENTE tendrá carácter de declaración jurada, siendo este responsable por su autenticidad, veracidad y legalidad.</w:t>
       </w:r>
     </w:p>
     <w:p>
@@ -1315,11 +1531,7 @@
         </w:rPr>
       </w:pPr>
       <w:r>
-        <w:rPr>
-          <w:rFonts w:ascii="Cambria Math" w:hAnsi="Cambria Math" w:eastAsia="Times New Roman" w:cs="Times New Roman"/>
-          <w:lang w:eastAsia="es-PE"/>
-        </w:rPr>
-        <w:t>EL CLIENTE no interpondrá reclamación alguna alegando deslealtad o la violación de secreto profesional ante TERRAFIRMA su representante o personal que labora en este, toda vez que actué en protección de otro cliente y/o su propio patrimonio en forma directa o indirecta.</w:t>
+        <w:t>No tendrá carácter confidencial aquella información que sea de acceso público o que pueda ser obtenida legítimamente a través de entidades públicas o privadas.</w:t>
       </w:r>
     </w:p>
     <w:p>
@@ -1341,29 +1553,7 @@
           <w:rFonts w:ascii="Cambria Math" w:hAnsi="Cambria Math" w:eastAsia="Times New Roman" w:cs="Times New Roman"/>
           <w:lang w:eastAsia="es-PE"/>
         </w:rPr>
-        <w:t xml:space="preserve">Toda información de acceso público con pago o sin él, así como de instituciones públicas o privadas que cualquier persona diferente de TERRAFIRMA pueda acceder con facilidad, no serán considerados secretos por lo que las dichas informaciones o documentos es libre de su uso por TERRAFIRMA. </w:t>
-      </w:r>
-    </w:p>
-    <w:p>
-      <w:pPr>
-        <w:numPr>
-          <w:ilvl w:val="0"/>
-          <w:numId w:val="6"/>
-        </w:numPr>
-        <w:spacing w:before="100" w:beforeAutospacing="1" w:after="100" w:afterAutospacing="1" w:line="240" w:lineRule="auto"/>
-        <w:contextualSpacing/>
-        <w:jc w:val="both"/>
-        <w:rPr>
-          <w:rFonts w:ascii="Cambria Math" w:hAnsi="Cambria Math" w:eastAsia="Times New Roman" w:cs="Times New Roman"/>
-          <w:lang w:eastAsia="es-PE"/>
-        </w:rPr>
-      </w:pPr>
-      <w:r>
-        <w:rPr>
-          <w:rFonts w:ascii="Cambria Math" w:hAnsi="Cambria Math" w:eastAsia="Times New Roman" w:cs="Times New Roman"/>
-          <w:lang w:eastAsia="es-PE"/>
-        </w:rPr>
-        <w:t>EL CLIENTE por ningún motivo se apersonará a entidades como la Municipalidad y otras entidades estatales, para realizar en beneficio propio o de un tercero o cause perjuicio en cualquier trámite que es de competencia por parte de TERRAFIRMA, dejando a salvo el derecho a las indemnizaciones de daños y perjuicios que se puedan dar.</w:t>
+        <w:t>EL CLIENTE se obliga a no realizar actos que obstaculicen, perjudiquen o interfieran injustificadamente en las gestiones efectuadas por TERRAFIRMA, quedando a salvo el derecho de esta última de reclamar las indemnizaciones por daños y perjuicios que correspondan conforme a ley.</w:t>
       </w:r>
     </w:p>
     <w:p>
@@ -1394,7 +1584,7 @@
           <w:bCs/>
           <w:lang w:eastAsia="es-PE"/>
         </w:rPr>
-        <w:t>CLAUSULA SEXTA: DELIBERACIÓN DE RIESGO</w:t>
+        <w:t>CLAUSULA SEXTA: GESTIÓN DE RIESGOS Y SOLUCIÓN DE CONTROVERSIAS</w:t>
       </w:r>
     </w:p>
     <w:p>
@@ -1416,16 +1606,119 @@
           <w:rFonts w:ascii="Cambria Math" w:hAnsi="Cambria Math" w:eastAsia="Times New Roman" w:cs="Times New Roman"/>
           <w:lang w:eastAsia="es-PE"/>
         </w:rPr>
-        <w:t>El presente contrato es celebrado por riesgo y ventura propia de EL CLIENTE. Por el que manifiesta su voluntad de no interponer acción alguna por imprudencia, impericia, falta de interés, u otra que pudiera alegar en el futuro contra TERRAFIRMA o sus representantes.</w:t>
-      </w:r>
-    </w:p>
-    <w:p>
-      <w:pPr>
+        <w:t>En caso de incumplimiento de cualquiera de las obligaciones establecidas en el presente contrato por alguna de las partes, ambas acuerdan que, de manera previa a cualquier acción, procurarán solucionar la controversia mediante un proceso de negociación directa entre EL CLIENTE y el representante autorizado de la empresa, actuando de buena fe y buscando una solución consensuada.</w:t>
+      </w:r>
+    </w:p>
+    <w:p>
+      <w:pPr>
+        <w:pStyle w:val="20"/>
         <w:numPr>
           <w:ilvl w:val="0"/>
           <w:numId w:val="7"/>
         </w:numPr>
         <w:spacing w:before="100" w:beforeAutospacing="1" w:after="100" w:afterAutospacing="1" w:line="240" w:lineRule="auto"/>
+        <w:jc w:val="both"/>
+        <w:rPr>
+          <w:rFonts w:ascii="Cambria Math" w:hAnsi="Cambria Math" w:eastAsia="Times New Roman" w:cs="Times New Roman"/>
+          <w:lang w:eastAsia="es-PE"/>
+        </w:rPr>
+      </w:pPr>
+      <w:r>
+        <w:rPr>
+          <w:rFonts w:ascii="Cambria Math" w:hAnsi="Cambria Math" w:eastAsia="Times New Roman" w:cs="Times New Roman"/>
+          <w:lang w:eastAsia="es-PE"/>
+        </w:rPr>
+        <w:t>Para tal efecto, la parte afectada comunicará el incumplimiento a la otra parte mediante cualquier medio de comunicación válido establecido en el presente contrato, otorgando un plazo razonable para efectuar las coordinaciones correspondientes.</w:t>
+      </w:r>
+    </w:p>
+    <w:p>
+      <w:pPr>
+        <w:pStyle w:val="20"/>
+        <w:numPr>
+          <w:ilvl w:val="0"/>
+          <w:numId w:val="7"/>
+        </w:numPr>
+        <w:spacing w:before="100" w:beforeAutospacing="1" w:after="100" w:afterAutospacing="1" w:line="240" w:lineRule="auto"/>
+        <w:jc w:val="both"/>
+        <w:rPr>
+          <w:rFonts w:ascii="Cambria Math" w:hAnsi="Cambria Math" w:eastAsia="Times New Roman" w:cs="Times New Roman"/>
+          <w:lang w:eastAsia="es-PE"/>
+        </w:rPr>
+      </w:pPr>
+      <w:r>
+        <w:rPr>
+          <w:rFonts w:ascii="Cambria Math" w:hAnsi="Cambria Math" w:eastAsia="Times New Roman" w:cs="Times New Roman"/>
+          <w:lang w:eastAsia="es-PE"/>
+        </w:rPr>
+        <w:t>Las partes acuerdan que toda divergencia, observación, discrepancia interpretativa, vacíos normativos, incompatibilidades de criterio o cualquier otra contingencia derivada directa o indirectamente de la ejecución, alcance, naturaleza, eficacia o efectos del presente contrato, serán evaluadas conforme a los criterios de razonabilidad operativa y lineamientos internos aplicables por TERRAFIRMA, prevaleciendo dichos criterios en tanto no contravengan disposición imperativa expresa.</w:t>
+      </w:r>
+    </w:p>
+    <w:p>
+      <w:pPr>
+        <w:pStyle w:val="20"/>
+        <w:numPr>
+          <w:ilvl w:val="0"/>
+          <w:numId w:val="7"/>
+        </w:numPr>
+        <w:spacing w:before="100" w:beforeAutospacing="1" w:after="100" w:afterAutospacing="1" w:line="240" w:lineRule="auto"/>
+        <w:jc w:val="both"/>
+        <w:rPr>
+          <w:rFonts w:ascii="Cambria Math" w:hAnsi="Cambria Math" w:eastAsia="Times New Roman" w:cs="Times New Roman"/>
+          <w:lang w:eastAsia="es-PE"/>
+        </w:rPr>
+      </w:pPr>
+      <w:r>
+        <w:rPr>
+          <w:rFonts w:ascii="Cambria Math" w:hAnsi="Cambria Math" w:eastAsia="Times New Roman" w:cs="Times New Roman"/>
+          <w:lang w:eastAsia="es-PE"/>
+        </w:rPr>
+        <w:t>En caso de que EL CLIENTE incurra en omisión de respuesta, desatención o falta de comunicación respecto de los requerimientos efectuados por TERRAFIRMA por un periodo mayor de siete (07) días calendario desde la notificación correspondiente, TERRAFIRMA podrá suspender temporalmente el servicio o resolver el presente contrato, previa comunicación EL CLIENTE, quedando facultada para efectuar el cobro correspondiente a los servicios y avances efectivamente ejecutados hasta la fecha de resolución contractual.</w:t>
+      </w:r>
+    </w:p>
+    <w:p>
+      <w:pPr>
+        <w:pStyle w:val="20"/>
+        <w:numPr>
+          <w:ilvl w:val="0"/>
+          <w:numId w:val="7"/>
+        </w:numPr>
+        <w:spacing w:before="100" w:beforeAutospacing="1" w:after="100" w:afterAutospacing="1" w:line="240" w:lineRule="auto"/>
+        <w:jc w:val="both"/>
+        <w:rPr>
+          <w:rFonts w:ascii="Cambria Math" w:hAnsi="Cambria Math" w:eastAsia="Times New Roman" w:cs="Times New Roman"/>
+          <w:lang w:eastAsia="es-PE"/>
+        </w:rPr>
+      </w:pPr>
+      <w:r>
+        <w:t>La resolución del contrato conforme a la presente cláusula no libera a EL CLIENTE del cumplimiento de las obligaciones económicas pendientes derivadas de los servicios efectivamente prestados por TERRAFIRMA.</w:t>
+      </w:r>
+    </w:p>
+    <w:p>
+      <w:pPr>
+        <w:spacing w:before="100" w:beforeAutospacing="1" w:after="100" w:afterAutospacing="1" w:line="240" w:lineRule="auto"/>
+        <w:jc w:val="both"/>
+        <w:rPr>
+          <w:rFonts w:ascii="Cambria Math" w:hAnsi="Cambria Math" w:eastAsia="Times New Roman" w:cs="Times New Roman"/>
+          <w:b/>
+          <w:lang w:eastAsia="es-PE"/>
+        </w:rPr>
+      </w:pPr>
+      <w:r>
+        <w:rPr>
+          <w:rFonts w:ascii="Cambria Math" w:hAnsi="Cambria Math" w:eastAsia="Times New Roman" w:cs="Times New Roman"/>
+          <w:b/>
+          <w:lang w:eastAsia="es-PE"/>
+        </w:rPr>
+        <w:t>CLAUSULA SÉPTIMA: DECLARACIONES</w:t>
+      </w:r>
+    </w:p>
+    <w:p>
+      <w:pPr>
+        <w:numPr>
+          <w:ilvl w:val="0"/>
+          <w:numId w:val="8"/>
+        </w:numPr>
+        <w:spacing w:before="100" w:beforeAutospacing="1" w:after="100" w:afterAutospacing="1" w:line="240" w:lineRule="auto"/>
         <w:contextualSpacing/>
         <w:jc w:val="both"/>
         <w:rPr>
@@ -1438,14 +1731,14 @@
           <w:rFonts w:ascii="Cambria Math" w:hAnsi="Cambria Math" w:eastAsia="Times New Roman" w:cs="Times New Roman"/>
           <w:lang w:eastAsia="es-PE"/>
         </w:rPr>
-        <w:t>EL CLIENTE manifiesta que de existir responsabilidades contractuales y/o extracontractuales contra TERRAFIRMA, por causales de omisión oportuna de sus obligaciones asumidas expresamente, así como la diligencia errónea; no será materia de discusión en el fuero arbitral y/o judicial sin antes de verificar el cumplimiento de todas las obligaciones y pagos a favor de TERRAFIRMA. Entendiendo por lo anterior el cumplimiento de la totalidad de las obligaciones de prestación de servicios y entre otras.</w:t>
-      </w:r>
-    </w:p>
-    <w:p>
-      <w:pPr>
-        <w:numPr>
-          <w:ilvl w:val="0"/>
-          <w:numId w:val="7"/>
+        <w:t>EL CLIENTE declara conocer y aceptar las políticas internas, lineamientos operativos y procedimientos administrativos aplicables por TERRAFIRMA para la ejecución del servicio contratado, comprometiéndose a colaborar con el normal desarrollo del procedimiento materia del presente contrato.</w:t>
+      </w:r>
+    </w:p>
+    <w:p>
+      <w:pPr>
+        <w:numPr>
+          <w:ilvl w:val="0"/>
+          <w:numId w:val="8"/>
         </w:numPr>
         <w:spacing w:before="100" w:beforeAutospacing="1" w:after="100" w:afterAutospacing="1" w:line="240" w:lineRule="auto"/>
         <w:contextualSpacing/>
@@ -1460,7 +1753,47 @@
           <w:rFonts w:ascii="Cambria Math" w:hAnsi="Cambria Math" w:eastAsia="Times New Roman" w:cs="Times New Roman"/>
           <w:lang w:eastAsia="es-PE"/>
         </w:rPr>
-        <w:t>Las partes acuerdan que en situaciones de conflicto y/o controversia generada por la interpretación o por su incumplimiento del presente contrato, las mismas se interpretaran de forma más benéfica para TERRAFIRMA, toda vez que así lo decida la misma. Por consecuente EL CLIENTE asume todo riesgo por el ejerció de la presente cláusula de forma permanente.</w:t>
+        <w:t>EL CLIENTE declara que toda la documentación, información y archivos proporcionados a TERRAFIRMA son auténticos, veraces y conformes con sus originales, asumiendo plena responsabilidad administrativa, civil o penal respecto de cualquier falsedad, adulteración, omisión o información inexacta. Asimismo, toda información proporcionada tendrá carácter de declaración jurada para todos los efectos legales correspondientes.</w:t>
+      </w:r>
+    </w:p>
+    <w:p>
+      <w:pPr>
+        <w:numPr>
+          <w:ilvl w:val="0"/>
+          <w:numId w:val="8"/>
+        </w:numPr>
+        <w:spacing w:before="100" w:beforeAutospacing="1" w:after="100" w:afterAutospacing="1" w:line="240" w:lineRule="auto"/>
+        <w:contextualSpacing/>
+        <w:jc w:val="both"/>
+        <w:rPr>
+          <w:rFonts w:ascii="Cambria Math" w:hAnsi="Cambria Math" w:eastAsia="Times New Roman" w:cs="Times New Roman"/>
+          <w:lang w:eastAsia="es-PE"/>
+        </w:rPr>
+      </w:pPr>
+      <w:r>
+        <w:rPr>
+          <w:rFonts w:ascii="Cambria Math" w:hAnsi="Cambria Math" w:eastAsia="Times New Roman" w:cs="Times New Roman"/>
+          <w:lang w:eastAsia="es-PE"/>
+        </w:rPr>
+        <w:t>EL CLIENTE declara conocer, aceptar y autorizar expresamente que toda comunicación, coordinación, requerimiento, observación, aviso o notificación vinculada directa o indirectamente con la ejecución del presente contrato podrá efectuarse válidamente mediante llamada telefónica, mensaje de texto, correo electrónico o a través de la aplicación de mensajería WhatsApp, utilizando los datos de contacto proporcionados por EL CLIENTE al momento de la suscripción del presente contrato.</w:t>
+      </w:r>
+    </w:p>
+    <w:p>
+      <w:pPr>
+        <w:numPr>
+          <w:ilvl w:val="0"/>
+          <w:numId w:val="8"/>
+        </w:numPr>
+        <w:spacing w:before="100" w:beforeAutospacing="1" w:after="100" w:afterAutospacing="1" w:line="240" w:lineRule="auto"/>
+        <w:contextualSpacing/>
+        <w:jc w:val="both"/>
+        <w:rPr>
+          <w:rFonts w:ascii="Cambria Math" w:hAnsi="Cambria Math" w:eastAsia="Times New Roman" w:cs="Times New Roman"/>
+          <w:lang w:eastAsia="es-PE"/>
+        </w:rPr>
+      </w:pPr>
+      <w:r>
+        <w:t>EL CLIENTE declara conocer que el procedimiento de titulación materia del presente contrato se encuentra sujeto a evaluación técnica, legal, registral, comunal y administrativa por parte de entidades públicas, privadas y organizaciones comunales, motivo por el cual TERRAFIRMA no garantiza un resultado favorable cuando existan impedimentos ajenos a su competencia o control.</w:t>
       </w:r>
     </w:p>
     <w:p>
@@ -1491,15 +1824,98 @@
           <w:b/>
           <w:lang w:eastAsia="es-PE"/>
         </w:rPr>
-        <w:t>CLAUSULA SÉPTIMA: DECLARACIONES</w:t>
-      </w:r>
-    </w:p>
-    <w:p>
-      <w:pPr>
-        <w:numPr>
-          <w:ilvl w:val="0"/>
-          <w:numId w:val="8"/>
-        </w:numPr>
+        <w:t xml:space="preserve">CLAUSULA OCTAVA: HONORARIOS PROFESIONALES Y FORMA DE PAGO </w:t>
+      </w:r>
+    </w:p>
+    <w:p>
+      <w:pPr>
+        <w:spacing w:before="100" w:beforeAutospacing="1" w:after="100" w:afterAutospacing="1" w:line="240" w:lineRule="auto"/>
+        <w:jc w:val="both"/>
+        <w:rPr>
+          <w:rFonts w:ascii="Cambria Math" w:hAnsi="Cambria Math" w:eastAsia="Times New Roman" w:cs="Times New Roman"/>
+          <w:bCs/>
+          <w:lang w:eastAsia="es-PE"/>
+        </w:rPr>
+      </w:pPr>
+      <w:r>
+        <w:rPr>
+          <w:rFonts w:ascii="Cambria Math" w:hAnsi="Cambria Math" w:eastAsia="Times New Roman" w:cs="Times New Roman"/>
+          <w:bCs/>
+          <w:lang w:eastAsia="es-PE"/>
+        </w:rPr>
+        <w:t xml:space="preserve">Las partes acuerdan que el monto total por los servicios materia del presente contrato asciende a la suma de </w:t>
+      </w:r>
+      <w:r>
+        <w:rPr>
+          <w:rFonts w:ascii="Cambria Math" w:hAnsi="Cambria Math" w:eastAsia="Times New Roman" w:cs="Times New Roman"/>
+          <w:b/>
+          <w:lang w:eastAsia="es-PE"/>
+        </w:rPr>
+        <w:t>S/ 3,000.00 (TRES MIL Y 00/100 SOLES),</w:t>
+      </w:r>
+      <w:r>
+        <w:rPr>
+          <w:rFonts w:ascii="Cambria Math" w:hAnsi="Cambria Math" w:eastAsia="Times New Roman" w:cs="Times New Roman"/>
+          <w:bCs/>
+          <w:lang w:eastAsia="es-PE"/>
+        </w:rPr>
+        <w:t xml:space="preserve"> el cual será cancelado por EL CLIENTE de manera progresiva conforme al avance de las actividades descritas a continuación:</w:t>
+      </w:r>
+    </w:p>
+    <w:p>
+      <w:pPr>
+        <w:spacing w:before="100" w:beforeAutospacing="1" w:after="100" w:afterAutospacing="1" w:line="240" w:lineRule="auto"/>
+        <w:jc w:val="both"/>
+        <w:rPr>
+          <w:rFonts w:ascii="Cambria Math" w:hAnsi="Cambria Math" w:eastAsia="Times New Roman" w:cs="Times New Roman"/>
+          <w:lang w:eastAsia="es-PE"/>
+        </w:rPr>
+      </w:pPr>
+      <w:bookmarkStart w:id="2" w:name="_Hlk229961052"/>
+      <w:r>
+        <w:rPr>
+          <w:rFonts w:ascii="Cambria Math" w:hAnsi="Cambria Math" w:eastAsia="Times New Roman" w:cs="Times New Roman"/>
+          <w:lang w:eastAsia="es-PE"/>
+        </w:rPr>
+        <w:t xml:space="preserve">1er. Pago </w:t>
+      </w:r>
+      <w:r>
+        <w:rPr>
+          <w:rFonts w:ascii="Cambria Math" w:hAnsi="Cambria Math" w:eastAsia="Times New Roman" w:cs="Times New Roman"/>
+          <w:b/>
+          <w:bCs/>
+          <w:lang w:eastAsia="es-PE"/>
+        </w:rPr>
+        <w:t xml:space="preserve">S/150.00 soles </w:t>
+      </w:r>
+      <w:r>
+        <w:rPr>
+          <w:rFonts w:ascii="Cambria Math" w:hAnsi="Cambria Math" w:eastAsia="Times New Roman" w:cs="Times New Roman"/>
+          <w:lang w:eastAsia="es-PE"/>
+        </w:rPr>
+        <w:t>por tema de la revisión de documento, realizar un diagnóstico inicial de la situación legal y técnica del predio ocupado por EL CLIENTE.</w:t>
+      </w:r>
+    </w:p>
+    <w:p>
+      <w:pPr>
+        <w:spacing w:before="100" w:beforeAutospacing="1" w:after="100" w:afterAutospacing="1" w:line="240" w:lineRule="auto"/>
+        <w:jc w:val="both"/>
+        <w:rPr>
+          <w:rFonts w:hint="default" w:ascii="Cambria Math" w:hAnsi="Cambria Math" w:eastAsia="Times New Roman" w:cs="Times New Roman"/>
+          <w:lang w:val="en-US" w:eastAsia="es-PE"/>
+        </w:rPr>
+      </w:pPr>
+      <w:r>
+        <w:rPr>
+          <w:rFonts w:hint="default" w:ascii="Cambria Math" w:hAnsi="Cambria Math" w:eastAsia="Times New Roman" w:cs="Times New Roman"/>
+          <w:lang w:val="en-US" w:eastAsia="es-PE"/>
+        </w:rPr>
+        <w:t>Los siguientes Pagos se imprimiran en el documento de Cronograma de pagos donde se establecen los montos y las fechas.</w:t>
+      </w:r>
+    </w:p>
+    <w:bookmarkEnd w:id="2"/>
+    <w:p>
+      <w:pPr>
         <w:spacing w:before="100" w:beforeAutospacing="1" w:after="100" w:afterAutospacing="1" w:line="240" w:lineRule="auto"/>
         <w:contextualSpacing/>
         <w:jc w:val="both"/>
@@ -1513,15 +1929,11 @@
           <w:rFonts w:ascii="Cambria Math" w:hAnsi="Cambria Math" w:eastAsia="Times New Roman" w:cs="Times New Roman"/>
           <w:lang w:eastAsia="es-PE"/>
         </w:rPr>
-        <w:t>EL CLIENTE declara conocer a cabalidad todas las normas internas políticas y formas de acción de TERRAFIRMA; por lo que se compromete no cuestionar bajo ninguna circunstancia. En el mismo sentido se entenderá que todos los cambios que en el futuro se pueda efectuar a criterio de TERRAFIRMA serán acatados por EL CLIENTE</w:t>
-      </w:r>
-    </w:p>
-    <w:p>
-      <w:pPr>
-        <w:numPr>
-          <w:ilvl w:val="0"/>
-          <w:numId w:val="8"/>
-        </w:numPr>
+        <w:t>EL CLIENTE declara conocer y aceptar que los gastos comunales, notariales, registrales, administrativos, tributos, tasas y cualquier otro concepto generado ante entidades públicas o privadas no se encuentran incluidos dentro de los honorarios profesionales pactados, siendo asumidos exclusivamente por EL CLIENTE.</w:t>
+      </w:r>
+    </w:p>
+    <w:p>
+      <w:pPr>
         <w:spacing w:before="100" w:beforeAutospacing="1" w:after="100" w:afterAutospacing="1" w:line="240" w:lineRule="auto"/>
         <w:contextualSpacing/>
         <w:jc w:val="both"/>
@@ -1535,942 +1947,974 @@
           <w:rFonts w:ascii="Cambria Math" w:hAnsi="Cambria Math" w:eastAsia="Times New Roman" w:cs="Times New Roman"/>
           <w:lang w:eastAsia="es-PE"/>
         </w:rPr>
-        <w:t>EL CLIENTE declara que todos los documentos y archivos que le entregue a TERRAFIRMA serán fieles, legales, idénticas a la original si fueran copias y toda información enviada se considera como declaración jurada hasta inclusive para con los terceros.</w:t>
-      </w:r>
-    </w:p>
-    <w:p>
-      <w:pPr>
-        <w:spacing w:before="100" w:beforeAutospacing="1" w:after="100" w:afterAutospacing="1" w:line="240" w:lineRule="auto"/>
+        <w:t>Las partes dejan constancia de que el procedimiento materia del presente contrato se realiza a solicitud expresa de EL CLIENTE, quien manifiesta su interés en gestionar el procedimiento de titulación mediante la vía comunal y notarial, procedimiento que se encuentra sujeto a la evaluación y aprobación de la Asamblea General de la Comunidad Campesina de Santa Ana y demás entidades competentes.</w:t>
+      </w:r>
+    </w:p>
+    <w:p>
+      <w:pPr>
+        <w:spacing w:before="100" w:beforeAutospacing="1" w:after="100" w:afterAutospacing="1" w:line="240" w:lineRule="auto"/>
+        <w:contextualSpacing/>
+        <w:jc w:val="both"/>
+        <w:rPr>
+          <w:rFonts w:ascii="Cambria Math" w:hAnsi="Cambria Math" w:eastAsia="Times New Roman" w:cs="Times New Roman"/>
+          <w:lang w:eastAsia="es-PE"/>
+        </w:rPr>
+      </w:pPr>
+    </w:p>
+    <w:p>
+      <w:pPr>
+        <w:spacing w:before="100" w:beforeAutospacing="1" w:after="100" w:afterAutospacing="1" w:line="240" w:lineRule="auto"/>
+        <w:contextualSpacing/>
+        <w:jc w:val="both"/>
+        <w:rPr>
+          <w:rFonts w:ascii="Cambria Math" w:hAnsi="Cambria Math" w:eastAsia="Times New Roman" w:cs="Times New Roman"/>
+          <w:lang w:eastAsia="es-PE"/>
+        </w:rPr>
+      </w:pPr>
+      <w:r>
+        <w:rPr>
+          <w:rFonts w:ascii="Cambria Math" w:hAnsi="Cambria Math" w:eastAsia="Times New Roman" w:cs="Times New Roman"/>
+          <w:lang w:eastAsia="es-PE"/>
+        </w:rPr>
+        <w:t>Los pagos se realizarán a cualquiera de las siguientes cuentas:</w:t>
+      </w:r>
+    </w:p>
+    <w:p>
+      <w:pPr>
+        <w:numPr>
+          <w:ilvl w:val="0"/>
+          <w:numId w:val="9"/>
+        </w:numPr>
+        <w:spacing w:before="100" w:beforeAutospacing="1" w:after="100" w:afterAutospacing="1" w:line="240" w:lineRule="auto"/>
+        <w:contextualSpacing/>
+        <w:jc w:val="both"/>
+        <w:rPr>
+          <w:rFonts w:ascii="Cambria Math" w:hAnsi="Cambria Math" w:eastAsia="Times New Roman" w:cs="Times New Roman"/>
+          <w:lang w:eastAsia="es-PE"/>
+        </w:rPr>
+      </w:pPr>
+      <w:r>
+        <w:rPr>
+          <w:rFonts w:ascii="Cambria Math" w:hAnsi="Cambria Math" w:eastAsia="Times New Roman" w:cs="Times New Roman"/>
+          <w:lang w:eastAsia="es-PE"/>
+        </w:rPr>
+        <w:t xml:space="preserve">Cta. Caja Huancayo N° 107002211012780289, a nombre de </w:t>
+      </w:r>
+      <w:bookmarkStart w:id="3" w:name="_Hlk230085554"/>
+      <w:r>
+        <w:rPr>
+          <w:rFonts w:ascii="Cambria Math" w:hAnsi="Cambria Math" w:eastAsia="Times New Roman" w:cs="Times New Roman"/>
+          <w:lang w:eastAsia="es-PE"/>
+        </w:rPr>
+        <w:t>TERRAFIRMA ASESORÍA &amp; CONSULTORIA S.A.C.</w:t>
+      </w:r>
+      <w:bookmarkEnd w:id="3"/>
+    </w:p>
+    <w:p>
+      <w:pPr>
+        <w:numPr>
+          <w:ilvl w:val="0"/>
+          <w:numId w:val="9"/>
+        </w:numPr>
+        <w:spacing w:before="100" w:beforeAutospacing="1" w:after="100" w:afterAutospacing="1" w:line="240" w:lineRule="auto"/>
+        <w:contextualSpacing/>
+        <w:jc w:val="both"/>
+        <w:rPr>
+          <w:rFonts w:ascii="Cambria Math" w:hAnsi="Cambria Math" w:eastAsia="Times New Roman" w:cs="Times New Roman"/>
+          <w:lang w:eastAsia="es-PE"/>
+        </w:rPr>
+      </w:pPr>
+      <w:r>
+        <w:rPr>
+          <w:rFonts w:ascii="Cambria Math" w:hAnsi="Cambria Math" w:eastAsia="Times New Roman" w:cs="Times New Roman"/>
+          <w:lang w:eastAsia="es-PE"/>
+        </w:rPr>
+        <w:t xml:space="preserve">BCP N° 35003248290032, a nombre de CRISTHIAN PLINIO CHANCHA CALDERON. </w:t>
+      </w:r>
+    </w:p>
+    <w:p>
+      <w:pPr>
+        <w:numPr>
+          <w:ilvl w:val="0"/>
+          <w:numId w:val="9"/>
+        </w:numPr>
+        <w:spacing w:before="100" w:beforeAutospacing="1" w:after="100" w:afterAutospacing="1" w:line="240" w:lineRule="auto"/>
+        <w:contextualSpacing/>
+        <w:jc w:val="both"/>
+        <w:rPr>
+          <w:rFonts w:ascii="Cambria Math" w:hAnsi="Cambria Math" w:eastAsia="Times New Roman" w:cs="Times New Roman"/>
+          <w:lang w:eastAsia="es-PE"/>
+        </w:rPr>
+      </w:pPr>
+      <w:r>
+        <w:rPr>
+          <w:rFonts w:ascii="Cambria Math" w:hAnsi="Cambria Math" w:eastAsia="Times New Roman" w:cs="Times New Roman"/>
+          <w:lang w:eastAsia="es-PE"/>
+        </w:rPr>
+        <w:t>Cuenta interbancaria N° 00235010324829003273, a nombre de CRISTHIAN PLINIO CHANCHA CALDERON.</w:t>
+      </w:r>
+    </w:p>
+    <w:p>
+      <w:pPr>
+        <w:spacing w:before="100" w:beforeAutospacing="1" w:after="100" w:afterAutospacing="1" w:line="240" w:lineRule="auto"/>
+        <w:ind w:left="1070"/>
+        <w:contextualSpacing/>
+        <w:jc w:val="both"/>
+        <w:rPr>
+          <w:rFonts w:ascii="Cambria Math" w:hAnsi="Cambria Math" w:eastAsia="Times New Roman" w:cs="Times New Roman"/>
+          <w:lang w:eastAsia="es-PE"/>
+        </w:rPr>
+      </w:pPr>
+    </w:p>
+    <w:p>
+      <w:pPr>
+        <w:spacing w:before="100" w:beforeAutospacing="1" w:after="100" w:afterAutospacing="1" w:line="240" w:lineRule="auto"/>
+        <w:contextualSpacing/>
+        <w:jc w:val="both"/>
+        <w:rPr>
+          <w:rFonts w:ascii="Cambria Math" w:hAnsi="Cambria Math" w:eastAsia="Times New Roman" w:cs="Times New Roman"/>
+          <w:lang w:eastAsia="es-PE"/>
+        </w:rPr>
+      </w:pPr>
+      <w:r>
+        <w:t>Todo pago efectuado por EL CLIENTE deberá ser acreditado mediante el comprobante correspondiente, el cual podrá ser remitido de manera física o virtual.</w:t>
+      </w:r>
+    </w:p>
+    <w:p>
+      <w:pPr>
+        <w:spacing w:before="100" w:beforeAutospacing="1" w:after="100" w:afterAutospacing="1" w:line="240" w:lineRule="auto"/>
+        <w:ind w:left="1070"/>
+        <w:contextualSpacing/>
+        <w:jc w:val="both"/>
+        <w:rPr>
+          <w:rFonts w:ascii="Cambria Math" w:hAnsi="Cambria Math" w:eastAsia="Times New Roman" w:cs="Times New Roman"/>
+          <w:lang w:eastAsia="es-PE"/>
+        </w:rPr>
+      </w:pPr>
+    </w:p>
+    <w:p>
+      <w:pPr>
+        <w:spacing w:before="100" w:beforeAutospacing="1" w:after="100" w:afterAutospacing="1" w:line="240" w:lineRule="auto"/>
+        <w:jc w:val="both"/>
+        <w:rPr>
+          <w:rFonts w:ascii="Cambria Math" w:hAnsi="Cambria Math" w:eastAsia="Times New Roman" w:cs="Times New Roman"/>
+          <w:lang w:eastAsia="es-PE"/>
+        </w:rPr>
+      </w:pPr>
+      <w:r>
+        <w:rPr>
+          <w:rFonts w:ascii="Cambria Math" w:hAnsi="Cambria Math" w:eastAsia="Times New Roman" w:cs="Times New Roman"/>
+          <w:b/>
+          <w:bCs/>
+          <w:lang w:eastAsia="es-PE"/>
+        </w:rPr>
+        <w:t>CLAUSULA NOVENA: VIGENCIA Y TERMINACIÓN</w:t>
+      </w:r>
+    </w:p>
+    <w:p>
+      <w:pPr>
+        <w:numPr>
+          <w:ilvl w:val="0"/>
+          <w:numId w:val="10"/>
+        </w:numPr>
+        <w:spacing w:before="100" w:beforeAutospacing="1" w:after="100" w:afterAutospacing="1" w:line="240" w:lineRule="auto"/>
+        <w:jc w:val="both"/>
+        <w:rPr>
+          <w:rFonts w:ascii="Cambria Math" w:hAnsi="Cambria Math" w:eastAsia="Times New Roman" w:cs="Times New Roman"/>
+          <w:lang w:eastAsia="es-PE"/>
+        </w:rPr>
+      </w:pPr>
+      <w:r>
+        <w:rPr>
+          <w:rFonts w:ascii="Cambria Math" w:hAnsi="Cambria Math" w:eastAsia="Times New Roman" w:cs="Times New Roman"/>
+          <w:lang w:eastAsia="es-PE"/>
+        </w:rPr>
+        <w:t>El presente contrato entrará en vigencia a partir de la fecha de su suscripción y mantendrá su validez hasta la culminación del procedimiento materia del servicio contratado, siempre que el expediente técnico y legal resulte viable y califique conforme a la normativa aplicable.</w:t>
+      </w:r>
+    </w:p>
+    <w:p>
+      <w:pPr>
+        <w:pStyle w:val="20"/>
+        <w:numPr>
+          <w:ilvl w:val="0"/>
+          <w:numId w:val="10"/>
+        </w:numPr>
+        <w:spacing w:before="100" w:beforeAutospacing="1" w:after="100" w:afterAutospacing="1" w:line="240" w:lineRule="auto"/>
+        <w:jc w:val="both"/>
+        <w:rPr>
+          <w:rFonts w:ascii="Cambria Math" w:hAnsi="Cambria Math" w:eastAsia="Times New Roman" w:cs="Times New Roman"/>
+          <w:lang w:eastAsia="es-PE"/>
+        </w:rPr>
+      </w:pPr>
+      <w:r>
+        <w:rPr>
+          <w:rFonts w:ascii="Cambria Math" w:hAnsi="Cambria Math" w:eastAsia="Times New Roman" w:cs="Times New Roman"/>
+          <w:lang w:eastAsia="es-PE"/>
+        </w:rPr>
+        <w:t>El presente contrato podrá darse por concluido por:</w:t>
+      </w:r>
+    </w:p>
+    <w:p>
+      <w:pPr>
+        <w:pStyle w:val="20"/>
+        <w:numPr>
+          <w:ilvl w:val="1"/>
+          <w:numId w:val="11"/>
+        </w:numPr>
+        <w:spacing w:after="0" w:line="240" w:lineRule="auto"/>
+        <w:jc w:val="both"/>
+        <w:rPr>
+          <w:rFonts w:ascii="Cambria Math" w:hAnsi="Cambria Math" w:eastAsia="Times New Roman" w:cs="Times New Roman"/>
+          <w:lang w:eastAsia="es-PE"/>
+        </w:rPr>
+      </w:pPr>
+      <w:r>
+        <w:rPr>
+          <w:rFonts w:ascii="Cambria Math" w:hAnsi="Cambria Math" w:eastAsia="Times New Roman" w:cs="Times New Roman"/>
+          <w:lang w:eastAsia="es-PE"/>
+        </w:rPr>
+        <w:t>Cumplimiento del objeto contractual.</w:t>
+      </w:r>
+    </w:p>
+    <w:p>
+      <w:pPr>
+        <w:pStyle w:val="20"/>
+        <w:numPr>
+          <w:ilvl w:val="1"/>
+          <w:numId w:val="11"/>
+        </w:numPr>
+        <w:spacing w:after="0" w:line="240" w:lineRule="auto"/>
+        <w:jc w:val="both"/>
+        <w:rPr>
+          <w:rFonts w:ascii="Cambria Math" w:hAnsi="Cambria Math" w:eastAsia="Times New Roman" w:cs="Times New Roman"/>
+          <w:lang w:eastAsia="es-PE"/>
+        </w:rPr>
+      </w:pPr>
+      <w:r>
+        <w:rPr>
+          <w:rFonts w:ascii="Cambria Math" w:hAnsi="Cambria Math" w:eastAsia="Times New Roman" w:cs="Times New Roman"/>
+          <w:lang w:eastAsia="es-PE"/>
+        </w:rPr>
+        <w:t>Mutuo acuerdo entre las partes.</w:t>
+      </w:r>
+    </w:p>
+    <w:p>
+      <w:pPr>
+        <w:pStyle w:val="20"/>
+        <w:numPr>
+          <w:ilvl w:val="1"/>
+          <w:numId w:val="11"/>
+        </w:numPr>
+        <w:spacing w:after="0" w:line="240" w:lineRule="auto"/>
+        <w:jc w:val="both"/>
+        <w:rPr>
+          <w:rFonts w:ascii="Cambria Math" w:hAnsi="Cambria Math" w:eastAsia="Times New Roman" w:cs="Times New Roman"/>
+          <w:lang w:eastAsia="es-PE"/>
+        </w:rPr>
+      </w:pPr>
+      <w:r>
+        <w:rPr>
+          <w:rFonts w:ascii="Cambria Math" w:hAnsi="Cambria Math" w:eastAsia="Times New Roman" w:cs="Times New Roman"/>
+          <w:lang w:eastAsia="es-PE"/>
+        </w:rPr>
+        <w:t>Imposibilidad técnica o legal debidamente sustentada.</w:t>
+      </w:r>
+    </w:p>
+    <w:p>
+      <w:pPr>
+        <w:pStyle w:val="20"/>
+        <w:numPr>
+          <w:ilvl w:val="1"/>
+          <w:numId w:val="11"/>
+        </w:numPr>
+        <w:spacing w:after="0" w:line="240" w:lineRule="auto"/>
+        <w:jc w:val="both"/>
+        <w:rPr>
+          <w:rFonts w:ascii="Cambria Math" w:hAnsi="Cambria Math" w:eastAsia="Times New Roman" w:cs="Times New Roman"/>
+          <w:lang w:eastAsia="es-PE"/>
+        </w:rPr>
+      </w:pPr>
+      <w:r>
+        <w:rPr>
+          <w:rFonts w:ascii="Cambria Math" w:hAnsi="Cambria Math" w:eastAsia="Times New Roman" w:cs="Times New Roman"/>
+          <w:lang w:eastAsia="es-PE"/>
+        </w:rPr>
+        <w:t>Incumplimiento de las obligaciones contractuales por cualquiera de las partes.</w:t>
+      </w:r>
+    </w:p>
+    <w:p>
+      <w:pPr>
+        <w:pStyle w:val="20"/>
+        <w:numPr>
+          <w:ilvl w:val="1"/>
+          <w:numId w:val="11"/>
+        </w:numPr>
+        <w:spacing w:after="0" w:line="240" w:lineRule="auto"/>
+        <w:jc w:val="both"/>
+        <w:rPr>
+          <w:rFonts w:ascii="Cambria Math" w:hAnsi="Cambria Math" w:eastAsia="Times New Roman" w:cs="Times New Roman"/>
+          <w:lang w:eastAsia="es-PE"/>
+        </w:rPr>
+      </w:pPr>
+      <w:r>
+        <w:rPr>
+          <w:rFonts w:ascii="Cambria Math" w:hAnsi="Cambria Math" w:eastAsia="Times New Roman" w:cs="Times New Roman"/>
+          <w:lang w:eastAsia="es-PE"/>
+        </w:rPr>
+        <w:t>Las demás causales establecidas en el presente contrato o en la legislación peruana aplicable.</w:t>
+      </w:r>
+    </w:p>
+    <w:p>
+      <w:pPr>
+        <w:pStyle w:val="20"/>
+        <w:numPr>
+          <w:ilvl w:val="0"/>
+          <w:numId w:val="10"/>
+        </w:numPr>
+        <w:spacing w:after="0" w:line="240" w:lineRule="auto"/>
+        <w:jc w:val="both"/>
+        <w:rPr>
+          <w:rFonts w:ascii="Cambria Math" w:hAnsi="Cambria Math" w:eastAsia="Times New Roman" w:cs="Times New Roman"/>
+          <w:lang w:eastAsia="es-PE"/>
+        </w:rPr>
+      </w:pPr>
+      <w:r>
+        <w:t>La conclusión o resolución del presente contrato no libera a EL CLIENTE de las obligaciones económicas pendientes respecto de los servicios efectivamente ejecutados por TERRAFIRMA.</w:t>
+      </w:r>
+    </w:p>
+    <w:p>
+      <w:pPr>
+        <w:spacing w:before="100" w:beforeAutospacing="1" w:after="100" w:afterAutospacing="1" w:line="240" w:lineRule="auto"/>
+        <w:jc w:val="both"/>
+        <w:rPr>
+          <w:rFonts w:ascii="Cambria Math" w:hAnsi="Cambria Math" w:eastAsia="Times New Roman" w:cs="Times New Roman"/>
+          <w:b/>
+          <w:lang w:eastAsia="es-PE"/>
+        </w:rPr>
+      </w:pPr>
+      <w:r>
+        <w:rPr>
+          <w:rFonts w:ascii="Cambria Math" w:hAnsi="Cambria Math" w:eastAsia="Times New Roman" w:cs="Times New Roman"/>
+          <w:b/>
+          <w:lang w:eastAsia="es-PE"/>
+        </w:rPr>
+        <w:t>CLAUSULA DECIMA: SUSPENSIÓN Y MODIFICACIÓN</w:t>
+      </w:r>
+    </w:p>
+    <w:p>
+      <w:pPr>
+        <w:pStyle w:val="20"/>
+        <w:numPr>
+          <w:ilvl w:val="0"/>
+          <w:numId w:val="12"/>
+        </w:numPr>
+        <w:spacing w:before="100" w:beforeAutospacing="1" w:after="100" w:afterAutospacing="1" w:line="240" w:lineRule="auto"/>
+        <w:jc w:val="both"/>
+        <w:rPr>
+          <w:rFonts w:ascii="Cambria Math" w:hAnsi="Cambria Math" w:eastAsia="Times New Roman" w:cs="Times New Roman"/>
+          <w:lang w:eastAsia="es-PE"/>
+        </w:rPr>
+      </w:pPr>
+      <w:r>
+        <w:rPr>
+          <w:rFonts w:ascii="Cambria Math" w:hAnsi="Cambria Math" w:eastAsia="Times New Roman" w:cs="Times New Roman"/>
+          <w:lang w:eastAsia="es-PE"/>
+        </w:rPr>
+        <w:t>TERRAFIRMA podrá suspender temporalmente la prestación de los servicios cuando EL CLIENTE incumpla parcial o totalmente cualquiera de las obligaciones asumidas en el presente contrato, incluyendo la falta de pago, entrega de documentación o colaboración necesaria para el desarrollo del procedimiento.</w:t>
+      </w:r>
+    </w:p>
+    <w:p>
+      <w:pPr>
+        <w:pStyle w:val="20"/>
+        <w:numPr>
+          <w:ilvl w:val="0"/>
+          <w:numId w:val="12"/>
+        </w:numPr>
+        <w:spacing w:before="100" w:beforeAutospacing="1" w:after="100" w:afterAutospacing="1" w:line="240" w:lineRule="auto"/>
+        <w:jc w:val="both"/>
+        <w:rPr>
+          <w:rFonts w:ascii="Cambria Math" w:hAnsi="Cambria Math" w:eastAsia="Times New Roman" w:cs="Times New Roman"/>
+          <w:lang w:eastAsia="es-PE"/>
+        </w:rPr>
+      </w:pPr>
+      <w:r>
+        <w:rPr>
+          <w:rFonts w:ascii="Cambria Math" w:hAnsi="Cambria Math" w:eastAsia="Times New Roman" w:cs="Times New Roman"/>
+          <w:lang w:eastAsia="es-PE"/>
+        </w:rPr>
+        <w:t>En caso de incumplimiento reiterado por parte de EL CLIENTE, TERRAFIRMA podrá resolver el presente contrato y exigir el pago de los servicios efectivamente ejecutados, así como la indemnización por daños y perjuicios que correspondan conforme a los artículos pertinentes del Código Civil peruano.</w:t>
+      </w:r>
+    </w:p>
+    <w:p>
+      <w:pPr>
+        <w:pStyle w:val="20"/>
+        <w:numPr>
+          <w:ilvl w:val="0"/>
+          <w:numId w:val="12"/>
+        </w:numPr>
+        <w:spacing w:before="100" w:beforeAutospacing="1" w:after="100" w:afterAutospacing="1" w:line="240" w:lineRule="auto"/>
+        <w:jc w:val="both"/>
+        <w:rPr>
+          <w:rFonts w:ascii="Cambria Math" w:hAnsi="Cambria Math" w:eastAsia="Times New Roman" w:cs="Times New Roman"/>
+          <w:lang w:eastAsia="es-PE"/>
+        </w:rPr>
+      </w:pPr>
+      <w:r>
+        <w:rPr>
+          <w:rFonts w:ascii="Cambria Math" w:hAnsi="Cambria Math" w:eastAsia="Times New Roman" w:cs="Times New Roman"/>
+          <w:lang w:eastAsia="es-PE"/>
+        </w:rPr>
+        <w:t>Cualquier modificación, ampliación, reducción, aclaración o enmienda del presente contrato deberá constar por escrito y contar con la aceptación expresa de ambas partes para su validez.</w:t>
+      </w:r>
+    </w:p>
+    <w:p>
+      <w:pPr>
+        <w:pStyle w:val="20"/>
+        <w:numPr>
+          <w:ilvl w:val="0"/>
+          <w:numId w:val="12"/>
+        </w:numPr>
+        <w:spacing w:before="100" w:beforeAutospacing="1" w:after="100" w:afterAutospacing="1" w:line="240" w:lineRule="auto"/>
+        <w:jc w:val="both"/>
+        <w:rPr>
+          <w:rFonts w:ascii="Cambria Math" w:hAnsi="Cambria Math" w:eastAsia="Times New Roman" w:cs="Times New Roman"/>
+          <w:lang w:eastAsia="es-PE"/>
+        </w:rPr>
+      </w:pPr>
+      <w:r>
+        <w:rPr>
+          <w:rFonts w:ascii="Cambria Math" w:hAnsi="Cambria Math" w:eastAsia="Times New Roman" w:cs="Times New Roman"/>
+          <w:lang w:eastAsia="es-PE"/>
+        </w:rPr>
+        <w:t>La suspensión temporal de los servicios no extingue las obligaciones económicas asumidas por EL CLIENTE respecto de las actividades ya ejecutadas por TERRAFIRMA.</w:t>
+      </w:r>
+    </w:p>
+    <w:p>
+      <w:pPr>
+        <w:spacing w:before="100" w:beforeAutospacing="1" w:after="100" w:afterAutospacing="1" w:line="240" w:lineRule="auto"/>
+        <w:jc w:val="both"/>
+        <w:rPr>
+          <w:rFonts w:ascii="Cambria Math" w:hAnsi="Cambria Math" w:eastAsia="Times New Roman" w:cs="Times New Roman"/>
+          <w:b/>
+          <w:lang w:eastAsia="es-PE"/>
+        </w:rPr>
+      </w:pPr>
+      <w:r>
+        <w:rPr>
+          <w:rFonts w:ascii="Cambria Math" w:hAnsi="Cambria Math" w:eastAsia="Times New Roman" w:cs="Times New Roman"/>
+          <w:b/>
+          <w:lang w:eastAsia="es-PE"/>
+        </w:rPr>
+        <w:t>CLAUSULA DECIMO PRIMERA: SOLUCIÓN DE CONTROVERSIAS</w:t>
+      </w:r>
+    </w:p>
+    <w:p>
+      <w:pPr>
+        <w:pStyle w:val="20"/>
+        <w:numPr>
+          <w:ilvl w:val="0"/>
+          <w:numId w:val="13"/>
+        </w:numPr>
+        <w:spacing w:before="100" w:beforeAutospacing="1" w:after="100" w:afterAutospacing="1" w:line="240" w:lineRule="auto"/>
+        <w:jc w:val="both"/>
+        <w:rPr>
+          <w:rFonts w:ascii="Cambria Math" w:hAnsi="Cambria Math" w:eastAsia="Times New Roman" w:cs="Times New Roman"/>
+          <w:lang w:eastAsia="es-PE"/>
+        </w:rPr>
+      </w:pPr>
+      <w:r>
+        <w:rPr>
+          <w:rFonts w:ascii="Cambria Math" w:hAnsi="Cambria Math" w:eastAsia="Times New Roman" w:cs="Times New Roman"/>
+          <w:lang w:eastAsia="es-PE"/>
+        </w:rPr>
+        <w:t>Toda controversia, conflicto o discrepancia derivada de la interpretación, ejecución, cumplimiento, resolución o validez del presente contrato será resuelta, en primera instancia, mediante trato directo y negociación de buena fe entre las partes.</w:t>
+      </w:r>
+    </w:p>
+    <w:p>
+      <w:pPr>
+        <w:pStyle w:val="20"/>
+        <w:numPr>
+          <w:ilvl w:val="0"/>
+          <w:numId w:val="13"/>
+        </w:numPr>
+        <w:spacing w:before="100" w:beforeAutospacing="1" w:after="100" w:afterAutospacing="1" w:line="240" w:lineRule="auto"/>
+        <w:jc w:val="both"/>
+        <w:rPr>
+          <w:rFonts w:ascii="Cambria Math" w:hAnsi="Cambria Math" w:eastAsia="Times New Roman" w:cs="Times New Roman"/>
+          <w:lang w:eastAsia="es-PE"/>
+        </w:rPr>
+      </w:pPr>
+      <w:r>
+        <w:rPr>
+          <w:rFonts w:ascii="Cambria Math" w:hAnsi="Cambria Math" w:eastAsia="Times New Roman" w:cs="Times New Roman"/>
+          <w:lang w:eastAsia="es-PE"/>
+        </w:rPr>
+        <w:t>De no llegarse a una solución satisfactoria, cualquiera de las partes podrá recurrir a la vía.</w:t>
+      </w:r>
+    </w:p>
+    <w:p>
+      <w:pPr>
+        <w:spacing w:before="100" w:beforeAutospacing="1" w:after="100" w:afterAutospacing="1" w:line="240" w:lineRule="auto"/>
+        <w:rPr>
+          <w:rFonts w:ascii="Cambria Math" w:hAnsi="Cambria Math" w:eastAsia="Times New Roman" w:cs="Times New Roman"/>
+          <w:b/>
+          <w:lang w:eastAsia="es-PE"/>
+        </w:rPr>
+      </w:pPr>
+      <w:r>
+        <w:rPr>
+          <w:rFonts w:ascii="Cambria Math" w:hAnsi="Cambria Math" w:eastAsia="Times New Roman" w:cs="Times New Roman"/>
+          <w:b/>
+          <w:lang w:eastAsia="es-PE"/>
+        </w:rPr>
+        <w:t>CLAUSULA DECIMO SEGUNDA: FACULTAD DE ELEVAR A ESCRITURA PÚBLICA</w:t>
+      </w:r>
+    </w:p>
+    <w:p>
+      <w:pPr>
+        <w:pStyle w:val="20"/>
+        <w:numPr>
+          <w:ilvl w:val="0"/>
+          <w:numId w:val="14"/>
+        </w:numPr>
+        <w:spacing w:after="0" w:line="240" w:lineRule="auto"/>
+        <w:jc w:val="both"/>
+        <w:rPr>
+          <w:rFonts w:ascii="Times New Roman" w:hAnsi="Times New Roman" w:eastAsia="Times New Roman" w:cs="Times New Roman"/>
+          <w:sz w:val="24"/>
+          <w:szCs w:val="24"/>
+          <w:lang w:eastAsia="es-PE"/>
+        </w:rPr>
+      </w:pPr>
+      <w:r>
+        <w:rPr>
+          <w:rFonts w:ascii="Times New Roman" w:hAnsi="Times New Roman" w:eastAsia="Times New Roman" w:cs="Times New Roman"/>
+          <w:sz w:val="24"/>
+          <w:szCs w:val="24"/>
+          <w:lang w:eastAsia="es-PE"/>
+        </w:rPr>
+        <w:t xml:space="preserve">Cualquiera de las partes podrá solicitar la elevación del presente contrato a escritura pública, asumiendo los gastos y costos que dicho acto genere, salvo acuerdo distinto entre las partes. </w:t>
+      </w:r>
+    </w:p>
+    <w:p>
+      <w:pPr>
+        <w:pStyle w:val="20"/>
+        <w:numPr>
+          <w:ilvl w:val="0"/>
+          <w:numId w:val="14"/>
+        </w:numPr>
+        <w:spacing w:after="0" w:line="240" w:lineRule="auto"/>
+        <w:jc w:val="both"/>
+        <w:rPr>
+          <w:rFonts w:ascii="Times New Roman" w:hAnsi="Times New Roman" w:eastAsia="Times New Roman" w:cs="Times New Roman"/>
+          <w:sz w:val="24"/>
+          <w:szCs w:val="24"/>
+          <w:lang w:eastAsia="es-PE"/>
+        </w:rPr>
+      </w:pPr>
+      <w:r>
+        <w:rPr>
+          <w:rFonts w:ascii="Times New Roman" w:hAnsi="Times New Roman" w:eastAsia="Times New Roman" w:cs="Times New Roman"/>
+          <w:sz w:val="24"/>
+          <w:szCs w:val="24"/>
+          <w:lang w:eastAsia="es-PE"/>
+        </w:rPr>
+        <w:t>Para tal efecto, las partes se comprometen a suscribir todos los documentos públicos y privados que resulten necesarios para la formalización y perfeccionamiento del presente acto jurídico.</w:t>
+      </w:r>
+    </w:p>
+    <w:p>
+      <w:pPr>
+        <w:spacing w:before="100" w:beforeAutospacing="1" w:after="100" w:afterAutospacing="1" w:line="240" w:lineRule="auto"/>
+        <w:jc w:val="both"/>
+        <w:rPr>
+          <w:rFonts w:ascii="Cambria Math" w:hAnsi="Cambria Math" w:eastAsia="Times New Roman" w:cs="Times New Roman"/>
+          <w:b/>
+          <w:bCs/>
+          <w:lang w:eastAsia="es-PE"/>
+        </w:rPr>
+      </w:pPr>
+      <w:r>
+        <w:rPr>
+          <w:rFonts w:ascii="Cambria Math" w:hAnsi="Cambria Math" w:eastAsia="Times New Roman" w:cs="Times New Roman"/>
+          <w:b/>
+          <w:bCs/>
+          <w:lang w:eastAsia="es-PE"/>
+        </w:rPr>
+        <w:t>CLAUSULA DECIMO TERCERA: CLAUSULA PENAL</w:t>
+      </w:r>
+    </w:p>
+    <w:p>
+      <w:pPr>
+        <w:pStyle w:val="20"/>
+        <w:numPr>
+          <w:ilvl w:val="0"/>
+          <w:numId w:val="15"/>
+        </w:numPr>
+        <w:spacing w:before="100" w:beforeAutospacing="1" w:after="100" w:afterAutospacing="1" w:line="240" w:lineRule="auto"/>
+        <w:jc w:val="both"/>
+        <w:rPr>
+          <w:rFonts w:ascii="Cambria Math" w:hAnsi="Cambria Math" w:eastAsia="Times New Roman" w:cs="Times New Roman"/>
+          <w:lang w:eastAsia="es-PE"/>
+        </w:rPr>
+      </w:pPr>
+      <w:r>
+        <w:rPr>
+          <w:rFonts w:ascii="Cambria Math" w:hAnsi="Cambria Math" w:eastAsia="Times New Roman" w:cs="Times New Roman"/>
+          <w:lang w:eastAsia="es-PE"/>
+        </w:rPr>
+        <w:t>En caso de que EL CLIENTE incumpla injustificadamente con el pago de los honorarios pactados en la cláusula octava del presente contrato, incurrirá automáticamente en mora y deberá abonar a favor de TERRAFIRMA una penalidad equivalente a S/ 1.00 (UN SOL Y 00/100) por cada día calendario de retraso, sin perjuicio del pago de la obligación principal.</w:t>
+      </w:r>
+    </w:p>
+    <w:p>
+      <w:pPr>
+        <w:pStyle w:val="20"/>
+        <w:numPr>
+          <w:ilvl w:val="0"/>
+          <w:numId w:val="15"/>
+        </w:numPr>
+        <w:spacing w:before="100" w:beforeAutospacing="1" w:after="100" w:afterAutospacing="1" w:line="240" w:lineRule="auto"/>
+        <w:jc w:val="both"/>
+        <w:rPr>
+          <w:rFonts w:ascii="Cambria Math" w:hAnsi="Cambria Math" w:eastAsia="Times New Roman" w:cs="Times New Roman"/>
+          <w:lang w:eastAsia="es-PE"/>
+        </w:rPr>
+      </w:pPr>
+      <w:r>
+        <w:rPr>
+          <w:rFonts w:ascii="Cambria Math" w:hAnsi="Cambria Math" w:eastAsia="Times New Roman" w:cs="Times New Roman"/>
+          <w:lang w:eastAsia="es-PE"/>
+        </w:rPr>
+        <w:t>La penalidad establecida en la presente cláusula no limita el derecho de TERRAFIRMA de exigir el cumplimiento de la obligación principal, así como la indemnización por daños y perjuicios que correspondan, de conformidad con los artículos 1341° y 1342° del Código Civil peruano.</w:t>
+      </w:r>
+    </w:p>
+    <w:p>
+      <w:pPr>
+        <w:spacing w:before="100" w:beforeAutospacing="1" w:after="100" w:afterAutospacing="1" w:line="240" w:lineRule="auto"/>
+        <w:jc w:val="both"/>
+        <w:rPr>
+          <w:rFonts w:ascii="Cambria Math" w:hAnsi="Cambria Math" w:eastAsia="Times New Roman" w:cs="Times New Roman"/>
+          <w:b/>
+          <w:lang w:eastAsia="es-PE"/>
+        </w:rPr>
+      </w:pPr>
+      <w:r>
+        <w:rPr>
+          <w:rFonts w:ascii="Cambria Math" w:hAnsi="Cambria Math" w:eastAsia="Times New Roman" w:cs="Times New Roman"/>
+          <w:b/>
+          <w:lang w:eastAsia="es-PE"/>
+        </w:rPr>
+        <w:t>CLAUSULA DECIMO CUARTA: COMUNICACIONES Y NOTIFICACIONES</w:t>
+      </w:r>
+    </w:p>
+    <w:p>
+      <w:pPr>
+        <w:pStyle w:val="20"/>
+        <w:numPr>
+          <w:ilvl w:val="0"/>
+          <w:numId w:val="16"/>
+        </w:numPr>
+        <w:spacing w:line="240" w:lineRule="auto"/>
+        <w:jc w:val="both"/>
+        <w:rPr>
+          <w:rFonts w:ascii="Cambria Math" w:hAnsi="Cambria Math" w:eastAsia="Aptos" w:cs="Times New Roman"/>
+        </w:rPr>
+      </w:pPr>
+      <w:r>
+        <w:rPr>
+          <w:rFonts w:ascii="Cambria Math" w:hAnsi="Cambria Math" w:eastAsia="Aptos" w:cs="Times New Roman"/>
+        </w:rPr>
+        <w:t>Para todos los efectos derivados del presente contrato, las partes señalan como domicilios y medios de contacto válidos aquellos consignados en la parte introductoria del presente documento.</w:t>
+      </w:r>
+    </w:p>
+    <w:p>
+      <w:pPr>
+        <w:pStyle w:val="20"/>
+        <w:numPr>
+          <w:ilvl w:val="0"/>
+          <w:numId w:val="16"/>
+        </w:numPr>
+        <w:spacing w:line="240" w:lineRule="auto"/>
+        <w:jc w:val="both"/>
+        <w:rPr>
+          <w:rFonts w:ascii="Cambria Math" w:hAnsi="Cambria Math" w:eastAsia="Aptos" w:cs="Times New Roman"/>
+        </w:rPr>
+      </w:pPr>
+      <w:r>
+        <w:rPr>
+          <w:rFonts w:ascii="Cambria Math" w:hAnsi="Cambria Math" w:eastAsia="Aptos" w:cs="Times New Roman"/>
+        </w:rPr>
+        <w:t>Toda comunicación, requerimiento o notificación relacionada con la ejecución del presente contrato podrá efectuarse válidamente mediante documento escrito, correo electrónico, llamada telefónica o aplicación de mensajería WhatsApp.</w:t>
+      </w:r>
+    </w:p>
+    <w:p>
+      <w:pPr>
+        <w:pStyle w:val="20"/>
+        <w:numPr>
+          <w:ilvl w:val="0"/>
+          <w:numId w:val="16"/>
+        </w:numPr>
+        <w:spacing w:line="240" w:lineRule="auto"/>
+        <w:jc w:val="both"/>
+        <w:rPr>
+          <w:rFonts w:ascii="Cambria Math" w:hAnsi="Cambria Math" w:eastAsia="Aptos" w:cs="Times New Roman"/>
+        </w:rPr>
+      </w:pPr>
+      <w:r>
+        <w:rPr>
+          <w:rFonts w:ascii="Cambria Math" w:hAnsi="Cambria Math" w:eastAsia="Aptos" w:cs="Times New Roman"/>
+        </w:rPr>
+        <w:t>Cualquier modificación de domicilio, número telefónico o medio de contacto deberá ser comunicada oportunamente a la otra parte por cualquier medio escrito, surtiendo efectos desde la fecha de recepción de dicha comunicación.</w:t>
+      </w:r>
+    </w:p>
+    <w:p>
+      <w:pPr>
+        <w:spacing w:before="100" w:beforeAutospacing="1" w:after="100" w:afterAutospacing="1" w:line="240" w:lineRule="auto"/>
+        <w:jc w:val="both"/>
+        <w:rPr>
+          <w:rFonts w:ascii="Cambria Math" w:hAnsi="Cambria Math" w:eastAsia="Times New Roman" w:cs="Times New Roman"/>
+          <w:b/>
+          <w:lang w:eastAsia="es-PE"/>
+        </w:rPr>
+      </w:pPr>
+      <w:r>
+        <w:rPr>
+          <w:rFonts w:ascii="Cambria Math" w:hAnsi="Cambria Math" w:eastAsia="Times New Roman" w:cs="Times New Roman"/>
+          <w:b/>
+          <w:lang w:eastAsia="es-PE"/>
+        </w:rPr>
+        <w:t>CLÁUSULA QUINCE: PROHIBICIONES Y LIMITACIONES</w:t>
+      </w:r>
+    </w:p>
+    <w:p>
+      <w:pPr>
+        <w:pStyle w:val="20"/>
+        <w:numPr>
+          <w:ilvl w:val="0"/>
+          <w:numId w:val="17"/>
+        </w:numPr>
+        <w:spacing w:before="100" w:beforeAutospacing="1" w:after="100" w:afterAutospacing="1" w:line="240" w:lineRule="auto"/>
+        <w:jc w:val="both"/>
+        <w:rPr>
+          <w:rFonts w:ascii="Cambria Math" w:hAnsi="Cambria Math" w:eastAsia="Aptos" w:cs="Times New Roman"/>
+        </w:rPr>
+      </w:pPr>
+      <w:r>
+        <w:rPr>
+          <w:rFonts w:ascii="Cambria Math" w:hAnsi="Cambria Math" w:eastAsia="Aptos" w:cs="Times New Roman"/>
+        </w:rPr>
+        <w:t>EL CLIENTE se obliga a no efectuar coordinaciones, gestiones o trámites vinculados al objeto del presente contrato ante entidades públicas, privadas, comunales o terceros, sin conocimiento previo y autorización expresa de TERRAFIRMA, cuando dichas actuaciones puedan afectar, interferir o perjudicar el desarrollo del procedimiento materia del servicio contratado.</w:t>
+      </w:r>
+    </w:p>
+    <w:p>
+      <w:pPr>
+        <w:pStyle w:val="20"/>
+        <w:numPr>
+          <w:ilvl w:val="0"/>
+          <w:numId w:val="17"/>
+        </w:numPr>
+        <w:spacing w:before="100" w:beforeAutospacing="1" w:after="100" w:afterAutospacing="1" w:line="240" w:lineRule="auto"/>
+        <w:jc w:val="both"/>
+        <w:rPr>
+          <w:rFonts w:ascii="Cambria Math" w:hAnsi="Cambria Math" w:eastAsia="Aptos" w:cs="Times New Roman"/>
+        </w:rPr>
+      </w:pPr>
+      <w:r>
+        <w:rPr>
+          <w:rFonts w:ascii="Cambria Math" w:hAnsi="Cambria Math" w:eastAsia="Aptos" w:cs="Times New Roman"/>
+        </w:rPr>
+        <w:t>En caso de incumplimiento de la presente disposición, y siempre que se genere un perjuicio acreditado a TERRAFIRMA o al procedimiento en curso, la empresa podrá resolver el presente contrato y exigir la indemnización por daños y perjuicios conforme a ley.</w:t>
+      </w:r>
+    </w:p>
+    <w:p>
+      <w:pPr>
+        <w:spacing w:before="100" w:beforeAutospacing="1" w:after="100" w:afterAutospacing="1" w:line="240" w:lineRule="auto"/>
+        <w:jc w:val="both"/>
+        <w:rPr>
+          <w:rFonts w:ascii="Cambria Math" w:hAnsi="Cambria Math" w:eastAsia="Times New Roman" w:cs="Times New Roman"/>
+          <w:b/>
+          <w:lang w:eastAsia="es-PE"/>
+        </w:rPr>
+      </w:pPr>
+      <w:r>
+        <w:rPr>
+          <w:rFonts w:ascii="Cambria Math" w:hAnsi="Cambria Math" w:eastAsia="Times New Roman" w:cs="Times New Roman"/>
+          <w:b/>
+          <w:lang w:eastAsia="es-PE"/>
+        </w:rPr>
+        <w:t xml:space="preserve">CLÁUSULA DIECISÉIS: DIAGNÓSTICO TÉCNICO LEGAL Y COBRO POR AVANCE EJECUTADO </w:t>
+      </w:r>
+    </w:p>
+    <w:p>
+      <w:pPr>
+        <w:pStyle w:val="20"/>
+        <w:numPr>
+          <w:ilvl w:val="0"/>
+          <w:numId w:val="18"/>
+        </w:numPr>
+        <w:jc w:val="both"/>
+        <w:rPr>
+          <w:rFonts w:ascii="Cambria Math" w:hAnsi="Cambria Math" w:eastAsia="Aptos" w:cs="Times New Roman"/>
+        </w:rPr>
+      </w:pPr>
+      <w:r>
+        <w:rPr>
+          <w:rFonts w:ascii="Cambria Math" w:hAnsi="Cambria Math" w:eastAsia="Aptos" w:cs="Times New Roman"/>
+        </w:rPr>
+        <w:t>Las partes acuerdan que todo expediente técnico, procedimiento de titulación, saneamiento físico legal o cualquier trámite materia del presente contrato estará sujeto previamente a la evaluación, verificación y diagnóstico técnico legal del predio, documentación y demás condiciones necesarias para determinar su viabilidad conforme a la normativa vigente y a los criterios técnicos aplicables.</w:t>
+      </w:r>
+    </w:p>
+    <w:p>
+      <w:pPr>
+        <w:pStyle w:val="20"/>
+        <w:numPr>
+          <w:ilvl w:val="0"/>
+          <w:numId w:val="18"/>
+        </w:numPr>
+        <w:jc w:val="both"/>
+        <w:rPr>
+          <w:rFonts w:ascii="Cambria Math" w:hAnsi="Cambria Math" w:eastAsia="Aptos" w:cs="Times New Roman"/>
+        </w:rPr>
+      </w:pPr>
+      <w:r>
+        <w:rPr>
+          <w:rFonts w:ascii="Cambria Math" w:hAnsi="Cambria Math" w:eastAsia="Aptos" w:cs="Times New Roman"/>
+        </w:rPr>
+        <w:t>En caso de advertirse, durante la ejecución del servicio, que el predio, documentación o situación jurídica del CLIENTE no califica, resulta improcedente o presenta impedimentos para la continuación del procedimiento solicitado, TERRAFIRMA podrá dar por concluido el servicio contratado, sin responsabilidad alguna por la imposibilidad de obtener el resultado requerido.</w:t>
+      </w:r>
+    </w:p>
+    <w:p>
+      <w:pPr>
+        <w:pStyle w:val="20"/>
+        <w:numPr>
+          <w:ilvl w:val="0"/>
+          <w:numId w:val="18"/>
+        </w:numPr>
+        <w:jc w:val="both"/>
+        <w:rPr>
+          <w:rFonts w:ascii="Cambria Math" w:hAnsi="Cambria Math" w:eastAsia="Aptos" w:cs="Times New Roman"/>
+        </w:rPr>
+      </w:pPr>
+      <w:r>
+        <w:rPr>
+          <w:rFonts w:ascii="Cambria Math" w:hAnsi="Cambria Math" w:eastAsia="Aptos" w:cs="Times New Roman"/>
+        </w:rPr>
+        <w:t>En dicho supuesto, EL CLIENTE reconoce y acepta que la empresa únicamente efectuará el cobro correspondiente a los honorarios, gastos administrativos, evaluaciones, gestiones y avances efectivamente realizados hasta la fecha de la comunicación de la conclusión del servicio, conforme al estado de ejecución del presente contrato, no existiendo obligación de devolución respecto de los trabajos ya ejecutados.</w:t>
+      </w:r>
+    </w:p>
+    <w:p>
+      <w:pPr>
         <w:ind w:left="720"/>
         <w:contextualSpacing/>
         <w:jc w:val="both"/>
         <w:rPr>
-          <w:rFonts w:ascii="Cambria Math" w:hAnsi="Cambria Math" w:eastAsia="Times New Roman" w:cs="Times New Roman"/>
-          <w:lang w:eastAsia="es-PE"/>
-        </w:rPr>
-      </w:pPr>
-    </w:p>
-    <w:p>
-      <w:pPr>
-        <w:spacing w:before="100" w:beforeAutospacing="1" w:after="100" w:afterAutospacing="1" w:line="240" w:lineRule="auto"/>
-        <w:jc w:val="both"/>
-        <w:rPr>
-          <w:rFonts w:ascii="Cambria Math" w:hAnsi="Cambria Math" w:eastAsia="Times New Roman" w:cs="Times New Roman"/>
-          <w:b/>
-          <w:lang w:eastAsia="es-PE"/>
-        </w:rPr>
-      </w:pPr>
-      <w:r>
-        <w:rPr>
-          <w:rFonts w:ascii="Cambria Math" w:hAnsi="Cambria Math" w:eastAsia="Times New Roman" w:cs="Times New Roman"/>
-          <w:b/>
-          <w:lang w:eastAsia="es-PE"/>
-        </w:rPr>
-        <w:t>CLAUSULA OCTAVA: FORMA DE PAGO – MONTO TOTAL S/3000.00</w:t>
-      </w:r>
-    </w:p>
-    <w:p>
-      <w:pPr>
-        <w:spacing w:before="100" w:beforeAutospacing="1" w:after="100" w:afterAutospacing="1" w:line="240" w:lineRule="auto"/>
-        <w:jc w:val="both"/>
-        <w:rPr>
-          <w:rFonts w:ascii="Cambria Math" w:hAnsi="Cambria Math" w:eastAsia="Times New Roman" w:cs="Times New Roman"/>
-          <w:lang w:eastAsia="es-PE"/>
-        </w:rPr>
-      </w:pPr>
-      <w:bookmarkStart w:id="2" w:name="_Hlk229961052"/>
-      <w:r>
-        <w:rPr>
-          <w:rFonts w:ascii="Cambria Math" w:hAnsi="Cambria Math" w:eastAsia="Times New Roman" w:cs="Times New Roman"/>
-          <w:lang w:eastAsia="es-PE"/>
-        </w:rPr>
-        <w:t xml:space="preserve">1er. Pago </w:t>
-      </w:r>
-      <w:r>
-        <w:rPr>
-          <w:rFonts w:ascii="Cambria Math" w:hAnsi="Cambria Math" w:eastAsia="Times New Roman" w:cs="Times New Roman"/>
+          <w:rFonts w:ascii="Cambria Math" w:hAnsi="Cambria Math" w:eastAsia="Aptos" w:cs="Times New Roman"/>
+        </w:rPr>
+      </w:pPr>
+    </w:p>
+    <w:p>
+      <w:pPr>
+        <w:jc w:val="both"/>
+        <w:rPr>
+          <w:rFonts w:ascii="Cambria Math" w:hAnsi="Cambria Math" w:eastAsia="Aptos" w:cs="Times New Roman"/>
           <w:b/>
           <w:bCs/>
-          <w:lang w:eastAsia="es-PE"/>
-        </w:rPr>
-        <w:t xml:space="preserve">S/100.00 soles </w:t>
-      </w:r>
-      <w:r>
-        <w:rPr>
-          <w:rFonts w:ascii="Cambria Math" w:hAnsi="Cambria Math" w:eastAsia="Times New Roman" w:cs="Times New Roman"/>
-          <w:lang w:eastAsia="es-PE"/>
-        </w:rPr>
-        <w:t>por tema de la revisión de documento, realizar un diagnóstico inicial de la situación legal y técnica del predio ocupado por EL CLIENTE.</w:t>
-      </w:r>
-    </w:p>
-    <w:p>
-      <w:pPr>
-        <w:spacing w:before="100" w:beforeAutospacing="1" w:after="100" w:afterAutospacing="1" w:line="240" w:lineRule="auto"/>
-        <w:jc w:val="both"/>
-        <w:rPr>
-          <w:rFonts w:ascii="Cambria Math" w:hAnsi="Cambria Math" w:eastAsia="Times New Roman" w:cs="Times New Roman"/>
-          <w:lang w:eastAsia="es-PE"/>
-        </w:rPr>
-      </w:pPr>
-      <w:r>
-        <w:rPr>
-          <w:rFonts w:ascii="Cambria Math" w:hAnsi="Cambria Math" w:eastAsia="Times New Roman" w:cs="Times New Roman"/>
-          <w:lang w:eastAsia="es-PE"/>
-        </w:rPr>
-        <w:t xml:space="preserve">2do Pago </w:t>
-      </w:r>
-      <w:r>
-        <w:rPr>
-          <w:rFonts w:ascii="Cambria Math" w:hAnsi="Cambria Math" w:eastAsia="Times New Roman" w:cs="Times New Roman"/>
+        </w:rPr>
+      </w:pPr>
+      <w:r>
+        <w:rPr>
+          <w:rFonts w:ascii="Cambria Math" w:hAnsi="Cambria Math" w:eastAsia="Aptos" w:cs="Times New Roman"/>
           <w:b/>
           <w:bCs/>
-          <w:lang w:eastAsia="es-PE"/>
-        </w:rPr>
-        <w:t>S/600.00 soles</w:t>
-      </w:r>
-      <w:r>
-        <w:rPr>
-          <w:rFonts w:ascii="Cambria Math" w:hAnsi="Cambria Math" w:eastAsia="Times New Roman" w:cs="Times New Roman"/>
-          <w:lang w:eastAsia="es-PE"/>
-        </w:rPr>
-        <w:t xml:space="preserve"> por tema del levantamiento topográfico con el quipo estación total, brújula y el personal capacitado (prismero)</w:t>
-      </w:r>
-    </w:p>
-    <w:p>
-      <w:pPr>
-        <w:spacing w:before="100" w:beforeAutospacing="1" w:after="100" w:afterAutospacing="1" w:line="240" w:lineRule="auto"/>
-        <w:jc w:val="both"/>
-        <w:rPr>
-          <w:rFonts w:ascii="Cambria Math" w:hAnsi="Cambria Math" w:eastAsia="Times New Roman" w:cs="Times New Roman"/>
-          <w:lang w:eastAsia="es-PE"/>
-        </w:rPr>
-      </w:pPr>
-      <w:r>
-        <w:rPr>
-          <w:rFonts w:ascii="Cambria Math" w:hAnsi="Cambria Math" w:eastAsia="Times New Roman" w:cs="Times New Roman"/>
-          <w:lang w:eastAsia="es-PE"/>
-        </w:rPr>
-        <w:t xml:space="preserve">3er Pago </w:t>
-      </w:r>
-      <w:r>
-        <w:rPr>
-          <w:rFonts w:ascii="Cambria Math" w:hAnsi="Cambria Math" w:eastAsia="Times New Roman" w:cs="Times New Roman"/>
-          <w:b/>
-          <w:bCs/>
-          <w:lang w:eastAsia="es-PE"/>
-        </w:rPr>
-        <w:t>S/500.00 soles</w:t>
-      </w:r>
-      <w:r>
-        <w:rPr>
-          <w:rFonts w:ascii="Cambria Math" w:hAnsi="Cambria Math" w:eastAsia="Times New Roman" w:cs="Times New Roman"/>
-          <w:lang w:eastAsia="es-PE"/>
-        </w:rPr>
-        <w:t xml:space="preserve"> por tema de la realización de planos de ubicación y localización, plano perimétrico y memoria descriptiva. </w:t>
-      </w:r>
-    </w:p>
-    <w:p>
-      <w:pPr>
-        <w:spacing w:before="100" w:beforeAutospacing="1" w:after="100" w:afterAutospacing="1" w:line="240" w:lineRule="auto"/>
-        <w:jc w:val="both"/>
-        <w:rPr>
-          <w:rFonts w:ascii="Cambria Math" w:hAnsi="Cambria Math" w:eastAsia="Times New Roman" w:cs="Times New Roman"/>
-          <w:lang w:eastAsia="es-PE"/>
-        </w:rPr>
-      </w:pPr>
-      <w:r>
-        <w:rPr>
-          <w:rFonts w:ascii="Cambria Math" w:hAnsi="Cambria Math" w:eastAsia="Times New Roman" w:cs="Times New Roman"/>
-          <w:lang w:eastAsia="es-PE"/>
-        </w:rPr>
-        <w:t xml:space="preserve">3er Pago </w:t>
-      </w:r>
-      <w:r>
-        <w:rPr>
-          <w:rFonts w:ascii="Cambria Math" w:hAnsi="Cambria Math" w:eastAsia="Times New Roman" w:cs="Times New Roman"/>
-          <w:b/>
-          <w:bCs/>
-          <w:lang w:eastAsia="es-PE"/>
-        </w:rPr>
-        <w:t>S/300.00 soles</w:t>
-      </w:r>
-      <w:r>
-        <w:rPr>
-          <w:rFonts w:ascii="Cambria Math" w:hAnsi="Cambria Math" w:eastAsia="Times New Roman" w:cs="Times New Roman"/>
-          <w:lang w:eastAsia="es-PE"/>
-        </w:rPr>
-        <w:t xml:space="preserve"> por tema de la tramite en ENAFER – Ministerio de Transportes y Comunicaciones </w:t>
-      </w:r>
-    </w:p>
-    <w:p>
-      <w:pPr>
-        <w:spacing w:before="100" w:beforeAutospacing="1" w:after="100" w:afterAutospacing="1" w:line="240" w:lineRule="auto"/>
-        <w:jc w:val="both"/>
-        <w:rPr>
-          <w:rFonts w:ascii="Cambria Math" w:hAnsi="Cambria Math" w:eastAsia="Times New Roman" w:cs="Times New Roman"/>
-          <w:lang w:eastAsia="es-PE"/>
-        </w:rPr>
-      </w:pPr>
-      <w:r>
-        <w:rPr>
-          <w:rFonts w:ascii="Cambria Math" w:hAnsi="Cambria Math" w:eastAsia="Times New Roman" w:cs="Times New Roman"/>
-          <w:lang w:eastAsia="es-PE"/>
-        </w:rPr>
-        <w:t xml:space="preserve">4to Pago </w:t>
-      </w:r>
-      <w:r>
-        <w:rPr>
-          <w:rFonts w:ascii="Cambria Math" w:hAnsi="Cambria Math" w:eastAsia="Times New Roman" w:cs="Times New Roman"/>
-          <w:b/>
-          <w:bCs/>
-          <w:lang w:eastAsia="es-PE"/>
-        </w:rPr>
-        <w:t>S/300.00 soles</w:t>
-      </w:r>
-      <w:r>
-        <w:rPr>
-          <w:rFonts w:ascii="Cambria Math" w:hAnsi="Cambria Math" w:eastAsia="Times New Roman" w:cs="Times New Roman"/>
-          <w:lang w:eastAsia="es-PE"/>
-        </w:rPr>
-        <w:t xml:space="preserve"> por tema del envió de la solicitud a la comunidad campesina de Santa Ana para el desmembramiento comunal, sustentación ante la junta directiva sobre el desmembramiento del predio. </w:t>
-      </w:r>
-    </w:p>
-    <w:p>
-      <w:pPr>
-        <w:spacing w:before="100" w:beforeAutospacing="1" w:after="100" w:afterAutospacing="1" w:line="240" w:lineRule="auto"/>
-        <w:jc w:val="both"/>
-        <w:rPr>
-          <w:rFonts w:ascii="Cambria Math" w:hAnsi="Cambria Math" w:eastAsia="Times New Roman" w:cs="Times New Roman"/>
-          <w:lang w:eastAsia="es-PE"/>
-        </w:rPr>
-      </w:pPr>
-      <w:r>
-        <w:rPr>
-          <w:rFonts w:ascii="Cambria Math" w:hAnsi="Cambria Math" w:eastAsia="Times New Roman" w:cs="Times New Roman"/>
-          <w:lang w:eastAsia="es-PE"/>
-        </w:rPr>
-        <w:t xml:space="preserve">5to Pago </w:t>
-      </w:r>
-      <w:r>
-        <w:rPr>
-          <w:rFonts w:ascii="Cambria Math" w:hAnsi="Cambria Math" w:eastAsia="Times New Roman" w:cs="Times New Roman"/>
-          <w:b/>
-          <w:bCs/>
-          <w:lang w:eastAsia="es-PE"/>
-        </w:rPr>
-        <w:t>S/1200.00 soles</w:t>
-      </w:r>
-      <w:r>
-        <w:rPr>
-          <w:rFonts w:ascii="Cambria Math" w:hAnsi="Cambria Math" w:eastAsia="Times New Roman" w:cs="Times New Roman"/>
-          <w:lang w:eastAsia="es-PE"/>
-        </w:rPr>
-        <w:t>, una vez aprobado en asamblea general por las 2/3 partes – 70% de la comunidad campesina de Santa Ana, se solicitará los requisitos que exige la notaria de Huancavelica, tramite el cual será cubierto por LA CLIENTA (pago correspondiente al trámite de desmembramiento a la persona jurídica – “comunidad campesina de Santa Ana”, pago de los honorarios a la notaria por el proceso de donación de terreno comunal y otros).</w:t>
-      </w:r>
-    </w:p>
-    <w:p>
-      <w:pPr>
-        <w:spacing w:before="100" w:beforeAutospacing="1" w:after="100" w:afterAutospacing="1" w:line="240" w:lineRule="auto"/>
-        <w:jc w:val="both"/>
-        <w:rPr>
-          <w:rFonts w:ascii="Cambria Math" w:hAnsi="Cambria Math" w:eastAsia="Times New Roman" w:cs="Times New Roman"/>
-          <w:lang w:eastAsia="es-PE"/>
-        </w:rPr>
-      </w:pPr>
-      <w:r>
-        <w:rPr>
-          <w:rFonts w:ascii="Cambria Math" w:hAnsi="Cambria Math" w:eastAsia="Times New Roman" w:cs="Times New Roman"/>
-          <w:lang w:eastAsia="es-PE"/>
-        </w:rPr>
-        <w:t xml:space="preserve">Se deja constancia que el tramite mencionado en el presente contrato se esta realizando a pedido de la clienta, ya que menciona que necesita su titulación en el menor tiempo posible, motivo por el cual se encamina el tramite de Titulación por medio comunal y notarial conjuntamente. La misma que esta sujeta a la aprobación de la asamblea general de la comunidad campesina de Santa Ana. </w:t>
-      </w:r>
-    </w:p>
-    <w:bookmarkEnd w:id="2"/>
-    <w:p>
-      <w:pPr>
-        <w:spacing w:before="100" w:beforeAutospacing="1" w:after="100" w:afterAutospacing="1" w:line="240" w:lineRule="auto"/>
-        <w:ind w:left="720"/>
-        <w:contextualSpacing/>
-        <w:jc w:val="both"/>
-        <w:rPr>
-          <w:rFonts w:ascii="Cambria Math" w:hAnsi="Cambria Math" w:eastAsia="Times New Roman" w:cs="Times New Roman"/>
-          <w:lang w:eastAsia="es-PE"/>
-        </w:rPr>
-      </w:pPr>
-      <w:r>
-        <w:rPr>
-          <w:rFonts w:ascii="Cambria Math" w:hAnsi="Cambria Math" w:eastAsia="Times New Roman" w:cs="Times New Roman"/>
-          <w:lang w:eastAsia="es-PE"/>
-        </w:rPr>
-        <w:t>Los pagos se realizarán a cualquiera de las siguientes cuentas:</w:t>
-      </w:r>
-    </w:p>
-    <w:p>
-      <w:pPr>
-        <w:numPr>
-          <w:ilvl w:val="0"/>
-          <w:numId w:val="9"/>
-        </w:numPr>
-        <w:spacing w:before="100" w:beforeAutospacing="1" w:after="100" w:afterAutospacing="1" w:line="240" w:lineRule="auto"/>
-        <w:contextualSpacing/>
-        <w:jc w:val="both"/>
-        <w:rPr>
-          <w:rFonts w:ascii="Cambria Math" w:hAnsi="Cambria Math" w:eastAsia="Times New Roman" w:cs="Times New Roman"/>
-          <w:lang w:eastAsia="es-PE"/>
-        </w:rPr>
-      </w:pPr>
-      <w:r>
-        <w:rPr>
-          <w:rFonts w:ascii="Cambria Math" w:hAnsi="Cambria Math" w:eastAsia="Times New Roman" w:cs="Times New Roman"/>
-          <w:lang w:eastAsia="es-PE"/>
-        </w:rPr>
-        <w:t>Cta. Caja Huancayo N° 107002211012780289, a nombre de TERRAFIRMA ASESORÍA &amp; CONSULTORIA S.A.C.</w:t>
-      </w:r>
-    </w:p>
-    <w:p>
-      <w:pPr>
-        <w:numPr>
-          <w:ilvl w:val="0"/>
-          <w:numId w:val="9"/>
-        </w:numPr>
-        <w:spacing w:before="100" w:beforeAutospacing="1" w:after="100" w:afterAutospacing="1" w:line="240" w:lineRule="auto"/>
-        <w:contextualSpacing/>
-        <w:jc w:val="both"/>
-        <w:rPr>
-          <w:rFonts w:ascii="Cambria Math" w:hAnsi="Cambria Math" w:eastAsia="Times New Roman" w:cs="Times New Roman"/>
-          <w:lang w:eastAsia="es-PE"/>
-        </w:rPr>
-      </w:pPr>
-      <w:r>
-        <w:rPr>
-          <w:rFonts w:ascii="Cambria Math" w:hAnsi="Cambria Math" w:eastAsia="Times New Roman" w:cs="Times New Roman"/>
-          <w:lang w:eastAsia="es-PE"/>
-        </w:rPr>
-        <w:t xml:space="preserve">BCP N° 35003248290032, a nombre de CRISTHIAN PLINIO CHANCHA CALDERON. </w:t>
-      </w:r>
-    </w:p>
-    <w:p>
-      <w:pPr>
-        <w:numPr>
-          <w:ilvl w:val="0"/>
-          <w:numId w:val="9"/>
-        </w:numPr>
-        <w:spacing w:before="100" w:beforeAutospacing="1" w:after="100" w:afterAutospacing="1" w:line="240" w:lineRule="auto"/>
-        <w:contextualSpacing/>
-        <w:jc w:val="both"/>
-        <w:rPr>
-          <w:rFonts w:ascii="Cambria Math" w:hAnsi="Cambria Math" w:eastAsia="Times New Roman" w:cs="Times New Roman"/>
-          <w:lang w:eastAsia="es-PE"/>
-        </w:rPr>
-      </w:pPr>
-      <w:r>
-        <w:rPr>
-          <w:rFonts w:ascii="Cambria Math" w:hAnsi="Cambria Math" w:eastAsia="Times New Roman" w:cs="Times New Roman"/>
-          <w:lang w:eastAsia="es-PE"/>
-        </w:rPr>
-        <w:t>Cuenta interbancaria N° 00235010324829003273, a nombre de CRISTHIAN PLINIO CHANCHA CALDERON.</w:t>
-      </w:r>
-    </w:p>
-    <w:p>
-      <w:pPr>
-        <w:spacing w:before="100" w:beforeAutospacing="1" w:after="100" w:afterAutospacing="1" w:line="240" w:lineRule="auto"/>
-        <w:ind w:left="1070"/>
-        <w:contextualSpacing/>
-        <w:jc w:val="both"/>
-        <w:rPr>
-          <w:rFonts w:ascii="Cambria Math" w:hAnsi="Cambria Math" w:eastAsia="Times New Roman" w:cs="Times New Roman"/>
-          <w:lang w:eastAsia="es-PE"/>
-        </w:rPr>
-      </w:pPr>
-    </w:p>
-    <w:p>
-      <w:pPr>
-        <w:spacing w:before="100" w:beforeAutospacing="1" w:after="100" w:afterAutospacing="1" w:line="240" w:lineRule="auto"/>
-        <w:jc w:val="both"/>
-        <w:rPr>
-          <w:rFonts w:ascii="Cambria Math" w:hAnsi="Cambria Math" w:eastAsia="Times New Roman" w:cs="Times New Roman"/>
-          <w:lang w:eastAsia="es-PE"/>
-        </w:rPr>
-      </w:pPr>
-      <w:r>
-        <w:rPr>
-          <w:rFonts w:ascii="Cambria Math" w:hAnsi="Cambria Math" w:eastAsia="Times New Roman" w:cs="Times New Roman"/>
-          <w:b/>
-          <w:bCs/>
-          <w:lang w:eastAsia="es-PE"/>
-        </w:rPr>
-        <w:t>CLAUSULA NOVENA: VIGENCIA Y TERMINACIÓN</w:t>
-      </w:r>
-    </w:p>
-    <w:p>
-      <w:pPr>
-        <w:numPr>
-          <w:ilvl w:val="0"/>
-          <w:numId w:val="10"/>
-        </w:numPr>
-        <w:spacing w:before="100" w:beforeAutospacing="1" w:after="100" w:afterAutospacing="1" w:line="240" w:lineRule="auto"/>
-        <w:jc w:val="both"/>
-        <w:rPr>
-          <w:rFonts w:ascii="Cambria Math" w:hAnsi="Cambria Math" w:eastAsia="Times New Roman" w:cs="Times New Roman"/>
-          <w:lang w:eastAsia="es-PE"/>
-        </w:rPr>
-      </w:pPr>
-      <w:r>
-        <w:rPr>
-          <w:rFonts w:ascii="Cambria Math" w:hAnsi="Cambria Math" w:eastAsia="Times New Roman" w:cs="Times New Roman"/>
-          <w:lang w:eastAsia="es-PE"/>
-        </w:rPr>
-        <w:t>Este contrato entrará en vigor a partir de la fecha de su firma y tendrá una duración de término de la titulación y su entrega.</w:t>
-      </w:r>
-    </w:p>
-    <w:p>
-      <w:pPr>
-        <w:numPr>
-          <w:ilvl w:val="0"/>
-          <w:numId w:val="10"/>
-        </w:numPr>
-        <w:spacing w:before="100" w:beforeAutospacing="1" w:after="100" w:afterAutospacing="1" w:line="240" w:lineRule="auto"/>
-        <w:jc w:val="both"/>
-        <w:rPr>
-          <w:rFonts w:ascii="Cambria Math" w:hAnsi="Cambria Math" w:eastAsia="Times New Roman" w:cs="Times New Roman"/>
-          <w:lang w:eastAsia="es-PE"/>
-        </w:rPr>
-      </w:pPr>
-      <w:r>
-        <w:rPr>
-          <w:rFonts w:ascii="Cambria Math" w:hAnsi="Cambria Math" w:eastAsia="Times New Roman" w:cs="Times New Roman"/>
-          <w:lang w:eastAsia="es-PE"/>
-        </w:rPr>
-        <w:t>El presente contrato se mantendrá vigente en el tiempo y espacio, toda vez que no se haya resuelto judicialmente y/o arbitralmente por las causales establecidas en el presente contrato.</w:t>
-      </w:r>
-    </w:p>
-    <w:p>
-      <w:pPr>
-        <w:spacing w:before="100" w:beforeAutospacing="1" w:after="100" w:afterAutospacing="1" w:line="240" w:lineRule="auto"/>
-        <w:jc w:val="both"/>
-        <w:rPr>
-          <w:rFonts w:ascii="Cambria Math" w:hAnsi="Cambria Math" w:eastAsia="Times New Roman" w:cs="Times New Roman"/>
-          <w:b/>
-          <w:lang w:eastAsia="es-PE"/>
-        </w:rPr>
-      </w:pPr>
-      <w:r>
-        <w:rPr>
-          <w:rFonts w:ascii="Cambria Math" w:hAnsi="Cambria Math" w:eastAsia="Times New Roman" w:cs="Times New Roman"/>
-          <w:b/>
-          <w:lang w:eastAsia="es-PE"/>
-        </w:rPr>
-        <w:t>CLAUSULA DECIMA: SUSPENSIÓN Y MODIFICACIÓN</w:t>
-      </w:r>
-    </w:p>
-    <w:p>
-      <w:pPr>
-        <w:numPr>
-          <w:ilvl w:val="0"/>
-          <w:numId w:val="11"/>
-        </w:numPr>
-        <w:spacing w:before="100" w:beforeAutospacing="1" w:after="100" w:afterAutospacing="1" w:line="240" w:lineRule="auto"/>
-        <w:contextualSpacing/>
-        <w:jc w:val="both"/>
-        <w:rPr>
-          <w:rFonts w:ascii="Cambria Math" w:hAnsi="Cambria Math" w:eastAsia="Times New Roman" w:cs="Times New Roman"/>
-          <w:lang w:eastAsia="es-PE"/>
-        </w:rPr>
-      </w:pPr>
-      <w:r>
-        <w:rPr>
-          <w:rFonts w:ascii="Cambria Math" w:hAnsi="Cambria Math" w:eastAsia="Times New Roman" w:cs="Times New Roman"/>
-          <w:lang w:eastAsia="es-PE"/>
-        </w:rPr>
-        <w:t>TERRAFIRMA podrá suspender la prestación del servicio cuando haya el incumplimiento parcial o total de parte de EL CLIENTE, a pesar de estar suspendido el servicio en forma parcial o total EL CLIENTE se mantendrá obligado pagar el monto hasta por tiempos que se ha mantenido suspendido el servicio.</w:t>
-      </w:r>
-    </w:p>
-    <w:p>
-      <w:pPr>
-        <w:numPr>
-          <w:ilvl w:val="0"/>
-          <w:numId w:val="11"/>
-        </w:numPr>
-        <w:spacing w:before="100" w:beforeAutospacing="1" w:after="100" w:afterAutospacing="1" w:line="240" w:lineRule="auto"/>
-        <w:contextualSpacing/>
-        <w:jc w:val="both"/>
-        <w:rPr>
-          <w:rFonts w:ascii="Cambria Math" w:hAnsi="Cambria Math" w:eastAsia="Times New Roman" w:cs="Times New Roman"/>
-          <w:lang w:eastAsia="es-PE"/>
-        </w:rPr>
-      </w:pPr>
-      <w:r>
-        <w:rPr>
-          <w:rFonts w:ascii="Cambria Math" w:hAnsi="Cambria Math" w:eastAsia="Times New Roman" w:cs="Times New Roman"/>
-          <w:lang w:eastAsia="es-PE"/>
-        </w:rPr>
-        <w:t>Cuando EL CLIENTE incumpla parcial y/o total en forma reiterada las obligaciones del contrato, no realice pago en su oportunidad correspondiente y entre otras que genere perjuicio a TERRAFIRMA, se le deberá indemnizar por daños y perjuicios más el interés moratorio que hubiere acorde al artículo 1324° del código civil.</w:t>
-      </w:r>
-    </w:p>
-    <w:p>
-      <w:pPr>
-        <w:numPr>
-          <w:ilvl w:val="0"/>
-          <w:numId w:val="11"/>
-        </w:numPr>
-        <w:spacing w:before="100" w:beforeAutospacing="1" w:after="100" w:afterAutospacing="1" w:line="240" w:lineRule="auto"/>
-        <w:jc w:val="both"/>
-        <w:rPr>
-          <w:rFonts w:ascii="Cambria Math" w:hAnsi="Cambria Math" w:eastAsia="Times New Roman" w:cs="Times New Roman"/>
-          <w:lang w:eastAsia="es-PE"/>
-        </w:rPr>
-      </w:pPr>
-      <w:r>
-        <w:rPr>
-          <w:rFonts w:ascii="Cambria Math" w:hAnsi="Cambria Math" w:eastAsia="Times New Roman" w:cs="Times New Roman"/>
-          <w:lang w:eastAsia="es-PE"/>
-        </w:rPr>
-        <w:t>Cualquier modificación, adición, supresión, o enmienda a este contrato deberá realizarse por escrito y estar firmada por ambas partes.</w:t>
-      </w:r>
-    </w:p>
-    <w:p>
-      <w:pPr>
-        <w:spacing w:before="100" w:beforeAutospacing="1" w:after="100" w:afterAutospacing="1" w:line="240" w:lineRule="auto"/>
-        <w:jc w:val="both"/>
-        <w:rPr>
-          <w:rFonts w:ascii="Cambria Math" w:hAnsi="Cambria Math" w:eastAsia="Times New Roman" w:cs="Times New Roman"/>
-          <w:b/>
-          <w:lang w:eastAsia="es-PE"/>
-        </w:rPr>
-      </w:pPr>
-      <w:r>
-        <w:rPr>
-          <w:rFonts w:ascii="Cambria Math" w:hAnsi="Cambria Math" w:eastAsia="Times New Roman" w:cs="Times New Roman"/>
-          <w:b/>
-          <w:lang w:eastAsia="es-PE"/>
-        </w:rPr>
-        <w:t>CLAUSULA DECIMO PRIMERA: ARBITRAJE</w:t>
-      </w:r>
-    </w:p>
-    <w:p>
-      <w:pPr>
-        <w:numPr>
-          <w:ilvl w:val="0"/>
-          <w:numId w:val="12"/>
-        </w:numPr>
-        <w:spacing w:before="100" w:beforeAutospacing="1" w:after="100" w:afterAutospacing="1" w:line="240" w:lineRule="auto"/>
-        <w:contextualSpacing/>
-        <w:jc w:val="both"/>
-        <w:rPr>
-          <w:rFonts w:ascii="Cambria Math" w:hAnsi="Cambria Math" w:eastAsia="Times New Roman" w:cs="Times New Roman"/>
-          <w:lang w:eastAsia="es-PE"/>
-        </w:rPr>
-      </w:pPr>
-      <w:r>
-        <w:rPr>
-          <w:rFonts w:ascii="Cambria Math" w:hAnsi="Cambria Math" w:eastAsia="Times New Roman" w:cs="Times New Roman"/>
-          <w:lang w:eastAsia="es-PE"/>
-        </w:rPr>
-        <w:t>De mediar cualquier conflicto y/o controversia generada por o del presente contrato a elección de TERRAFIRMA sin mediar razón de su causa, podrá interponer la demanda en la vía arbitral o directamente someterlo al fuero judicial, por lo que EL CLIENTE no ejercerá cuestiones previas por las decisiones de TERRAFIRMA.</w:t>
-      </w:r>
-    </w:p>
-    <w:p>
-      <w:pPr>
-        <w:spacing w:before="100" w:beforeAutospacing="1" w:after="100" w:afterAutospacing="1" w:line="240" w:lineRule="auto"/>
-        <w:ind w:left="720"/>
-        <w:contextualSpacing/>
-        <w:jc w:val="both"/>
-        <w:rPr>
-          <w:rFonts w:ascii="Cambria Math" w:hAnsi="Cambria Math" w:eastAsia="Times New Roman" w:cs="Times New Roman"/>
-          <w:lang w:eastAsia="es-PE"/>
-        </w:rPr>
-      </w:pPr>
-    </w:p>
-    <w:p>
-      <w:pPr>
-        <w:spacing w:before="100" w:beforeAutospacing="1" w:after="100" w:afterAutospacing="1" w:line="240" w:lineRule="auto"/>
-        <w:rPr>
-          <w:rFonts w:ascii="Cambria Math" w:hAnsi="Cambria Math" w:eastAsia="Times New Roman" w:cs="Times New Roman"/>
-          <w:b/>
-          <w:lang w:eastAsia="es-PE"/>
-        </w:rPr>
-      </w:pPr>
-      <w:r>
-        <w:rPr>
-          <w:rFonts w:ascii="Cambria Math" w:hAnsi="Cambria Math" w:eastAsia="Times New Roman" w:cs="Times New Roman"/>
-          <w:b/>
-          <w:lang w:eastAsia="es-PE"/>
-        </w:rPr>
-        <w:t>CLAUSULA DECIMO SEGUNDA: FACULTAD DE ELEVAR A ESCRITURA PÚBLICA</w:t>
-      </w:r>
-    </w:p>
-    <w:p>
-      <w:pPr>
-        <w:numPr>
-          <w:ilvl w:val="0"/>
-          <w:numId w:val="13"/>
-        </w:numPr>
-        <w:spacing w:before="100" w:beforeAutospacing="1" w:after="100" w:afterAutospacing="1" w:line="240" w:lineRule="auto"/>
-        <w:contextualSpacing/>
-        <w:jc w:val="both"/>
-        <w:rPr>
-          <w:rFonts w:ascii="Cambria Math" w:hAnsi="Cambria Math" w:eastAsia="Times New Roman" w:cs="Times New Roman"/>
-          <w:b/>
-          <w:bCs/>
-          <w:lang w:eastAsia="es-PE"/>
-        </w:rPr>
-      </w:pPr>
-      <w:r>
-        <w:rPr>
-          <w:rFonts w:ascii="Cambria Math" w:hAnsi="Cambria Math" w:eastAsia="Aptos" w:cs="Times New Roman"/>
-        </w:rPr>
-        <w:t xml:space="preserve">Cualquiera de las partes podrá elevar a la escritura pública el presente contrato corriendo con los gastos por dicho costo. Para lo cual las partes se comprometen a firmar los documentos públicos y entre otras para su concretización. </w:t>
-      </w:r>
-    </w:p>
-    <w:p>
-      <w:pPr>
-        <w:spacing w:before="100" w:beforeAutospacing="1" w:after="100" w:afterAutospacing="1" w:line="240" w:lineRule="auto"/>
-        <w:ind w:left="720"/>
-        <w:contextualSpacing/>
-        <w:jc w:val="both"/>
-        <w:rPr>
-          <w:rFonts w:ascii="Cambria Math" w:hAnsi="Cambria Math" w:eastAsia="Times New Roman" w:cs="Times New Roman"/>
-          <w:b/>
-          <w:bCs/>
-          <w:lang w:eastAsia="es-PE"/>
-        </w:rPr>
-      </w:pPr>
-    </w:p>
-    <w:p>
-      <w:pPr>
-        <w:spacing w:before="100" w:beforeAutospacing="1" w:after="100" w:afterAutospacing="1" w:line="240" w:lineRule="auto"/>
-        <w:jc w:val="both"/>
-        <w:rPr>
-          <w:rFonts w:ascii="Cambria Math" w:hAnsi="Cambria Math" w:eastAsia="Times New Roman" w:cs="Times New Roman"/>
-          <w:b/>
-          <w:bCs/>
-          <w:lang w:eastAsia="es-PE"/>
-        </w:rPr>
-      </w:pPr>
-      <w:r>
-        <w:rPr>
-          <w:rFonts w:ascii="Cambria Math" w:hAnsi="Cambria Math" w:eastAsia="Times New Roman" w:cs="Times New Roman"/>
-          <w:b/>
-          <w:bCs/>
-          <w:lang w:eastAsia="es-PE"/>
-        </w:rPr>
-        <w:t>CLAUSULA DECIMO TERCERA: CLAUSULA PENAL</w:t>
-      </w:r>
-    </w:p>
-    <w:p>
-      <w:pPr>
-        <w:numPr>
-          <w:ilvl w:val="0"/>
-          <w:numId w:val="14"/>
-        </w:numPr>
-        <w:spacing w:before="100" w:beforeAutospacing="1" w:after="100" w:afterAutospacing="1" w:line="240" w:lineRule="auto"/>
-        <w:contextualSpacing/>
-        <w:jc w:val="both"/>
-        <w:rPr>
-          <w:rFonts w:ascii="Cambria Math" w:hAnsi="Cambria Math" w:eastAsia="Times New Roman" w:cs="Times New Roman"/>
-          <w:lang w:eastAsia="es-PE"/>
-        </w:rPr>
-      </w:pPr>
-      <w:r>
-        <w:rPr>
-          <w:rFonts w:ascii="Cambria Math" w:hAnsi="Cambria Math" w:eastAsia="Times New Roman" w:cs="Times New Roman"/>
-          <w:lang w:eastAsia="es-PE"/>
-        </w:rPr>
-        <w:t>Si EL CLIENTE, por motivos injustificados, no cumpliese con el pago en su totalidad establecidas en la octava cláusula de este contrato pagara a TERRAFIRMA una penalidad por cada día de atraso de S/ 1.00 (UN SOL).</w:t>
-      </w:r>
-    </w:p>
-    <w:p>
-      <w:pPr>
-        <w:numPr>
-          <w:ilvl w:val="0"/>
-          <w:numId w:val="14"/>
-        </w:numPr>
-        <w:spacing w:before="100" w:beforeAutospacing="1" w:after="100" w:afterAutospacing="1" w:line="240" w:lineRule="auto"/>
-        <w:contextualSpacing/>
-        <w:jc w:val="both"/>
-        <w:rPr>
-          <w:rFonts w:ascii="Cambria Math" w:hAnsi="Cambria Math" w:eastAsia="Times New Roman" w:cs="Times New Roman"/>
-          <w:lang w:eastAsia="es-PE"/>
-        </w:rPr>
-      </w:pPr>
-      <w:r>
-        <w:rPr>
-          <w:rFonts w:ascii="Cambria Math" w:hAnsi="Cambria Math" w:eastAsia="Times New Roman" w:cs="Times New Roman"/>
-          <w:lang w:eastAsia="es-PE"/>
-        </w:rPr>
-        <w:t>La parte perjudicada tiene derecho a exigir, además de la penalidad, el cumplimiento de la obligación, de conformidad con los artículos 1341° y 1342° del código civil.</w:t>
-      </w:r>
-    </w:p>
-    <w:p>
-      <w:pPr>
-        <w:spacing w:before="100" w:beforeAutospacing="1" w:after="100" w:afterAutospacing="1" w:line="240" w:lineRule="auto"/>
-        <w:ind w:left="720"/>
-        <w:contextualSpacing/>
-        <w:jc w:val="both"/>
-        <w:rPr>
-          <w:rFonts w:ascii="Cambria Math" w:hAnsi="Cambria Math" w:eastAsia="Times New Roman" w:cs="Times New Roman"/>
-          <w:lang w:eastAsia="es-PE"/>
-        </w:rPr>
-      </w:pPr>
-    </w:p>
-    <w:p>
-      <w:pPr>
-        <w:spacing w:before="100" w:beforeAutospacing="1" w:after="100" w:afterAutospacing="1" w:line="240" w:lineRule="auto"/>
-        <w:jc w:val="both"/>
-        <w:rPr>
-          <w:rFonts w:ascii="Cambria Math" w:hAnsi="Cambria Math" w:eastAsia="Times New Roman" w:cs="Times New Roman"/>
-          <w:b/>
-          <w:lang w:eastAsia="es-PE"/>
-        </w:rPr>
-      </w:pPr>
-      <w:r>
-        <w:rPr>
-          <w:rFonts w:ascii="Cambria Math" w:hAnsi="Cambria Math" w:eastAsia="Times New Roman" w:cs="Times New Roman"/>
-          <w:b/>
-          <w:lang w:eastAsia="es-PE"/>
-        </w:rPr>
-        <w:t>CLAUSULA DECIMO CUARTA: COMUNICACIONES</w:t>
-      </w:r>
-    </w:p>
-    <w:p>
-      <w:pPr>
-        <w:numPr>
-          <w:ilvl w:val="0"/>
-          <w:numId w:val="15"/>
-        </w:numPr>
-        <w:spacing w:line="240" w:lineRule="auto"/>
-        <w:contextualSpacing/>
-        <w:jc w:val="both"/>
-        <w:rPr>
-          <w:rFonts w:ascii="Cambria Math" w:hAnsi="Cambria Math" w:eastAsia="Aptos" w:cs="Times New Roman"/>
-        </w:rPr>
-      </w:pPr>
-      <w:r>
-        <w:rPr>
-          <w:rFonts w:ascii="Cambria Math" w:hAnsi="Cambria Math" w:eastAsia="Aptos" w:cs="Times New Roman"/>
-        </w:rPr>
-        <w:t>Para la validez de todas las comunicaciones y notificaciones a las partes, con motivo de la ejecución de este contrato, ambas señalan como sus respectivos domicilios los indicados en la introducción de este contrato. El cambio de domicilio de cualquiera de las partes surtirá efecto desde la fecha de comunicación de dicho cambio a la otra parte, por cualquier medio escrito.</w:t>
-      </w:r>
-    </w:p>
-    <w:p>
-      <w:pPr>
-        <w:spacing w:line="240" w:lineRule="auto"/>
-        <w:ind w:left="720"/>
-        <w:contextualSpacing/>
-        <w:jc w:val="both"/>
-        <w:rPr>
-          <w:rFonts w:ascii="Cambria Math" w:hAnsi="Cambria Math" w:eastAsia="Aptos" w:cs="Times New Roman"/>
-        </w:rPr>
-      </w:pPr>
-    </w:p>
-    <w:p>
-      <w:pPr>
-        <w:spacing w:before="100" w:beforeAutospacing="1" w:after="100" w:afterAutospacing="1" w:line="240" w:lineRule="auto"/>
-        <w:jc w:val="both"/>
-        <w:rPr>
-          <w:rFonts w:ascii="Cambria Math" w:hAnsi="Cambria Math" w:eastAsia="Times New Roman" w:cs="Times New Roman"/>
-          <w:b/>
-          <w:lang w:eastAsia="es-PE"/>
-        </w:rPr>
-      </w:pPr>
-      <w:r>
-        <w:rPr>
-          <w:rFonts w:ascii="Cambria Math" w:hAnsi="Cambria Math" w:eastAsia="Times New Roman" w:cs="Times New Roman"/>
-          <w:b/>
-          <w:lang w:eastAsia="es-PE"/>
-        </w:rPr>
-        <w:t xml:space="preserve">CLÁUSULA QUINCE: PROHIBICIONES </w:t>
-      </w:r>
-    </w:p>
-    <w:p>
-      <w:pPr>
-        <w:numPr>
-          <w:ilvl w:val="0"/>
-          <w:numId w:val="16"/>
-        </w:numPr>
-        <w:contextualSpacing/>
-        <w:jc w:val="both"/>
-        <w:rPr>
-          <w:rFonts w:ascii="Cambria Math" w:hAnsi="Cambria Math" w:eastAsia="Aptos" w:cs="Times New Roman"/>
-        </w:rPr>
-      </w:pPr>
-      <w:r>
-        <w:rPr>
-          <w:rFonts w:ascii="Cambria Math" w:hAnsi="Cambria Math" w:eastAsia="Aptos" w:cs="Times New Roman"/>
-        </w:rPr>
-        <w:t>Coordinaciones No Autorizadas:</w:t>
-      </w:r>
-    </w:p>
-    <w:p>
-      <w:pPr>
-        <w:ind w:left="720"/>
-        <w:contextualSpacing/>
-        <w:jc w:val="both"/>
-        <w:rPr>
-          <w:rFonts w:ascii="Cambria Math" w:hAnsi="Cambria Math" w:eastAsia="Aptos" w:cs="Times New Roman"/>
-        </w:rPr>
-      </w:pPr>
-      <w:r>
-        <w:rPr>
-          <w:rFonts w:ascii="Cambria Math" w:hAnsi="Cambria Math" w:eastAsia="Aptos" w:cs="Times New Roman"/>
-        </w:rPr>
-        <w:t>Queda estrictamente prohibido que EL CLIENTE realice cualquier tipo de coordinación o gestión relacionada con el objeto del presente contrato con entidades públicas, privadas o terceros, sin conocimiento y autorización expresa de TERRAFIRMA. El incumplimiento de esta disposición será motivo de resolución inmediata del contrato y generará una indemnización equivalente al 30% del monto total del contrato.</w:t>
-      </w:r>
-    </w:p>
-    <w:p>
-      <w:pPr>
-        <w:spacing w:before="100" w:beforeAutospacing="1" w:after="100" w:afterAutospacing="1" w:line="240" w:lineRule="auto"/>
-        <w:jc w:val="both"/>
-        <w:rPr>
-          <w:rFonts w:ascii="Cambria Math" w:hAnsi="Cambria Math" w:eastAsia="Times New Roman" w:cs="Times New Roman"/>
-          <w:b/>
-          <w:lang w:eastAsia="es-PE"/>
-        </w:rPr>
-      </w:pPr>
-      <w:r>
-        <w:rPr>
-          <w:rFonts w:ascii="Cambria Math" w:hAnsi="Cambria Math" w:eastAsia="Times New Roman" w:cs="Times New Roman"/>
-          <w:b/>
-          <w:lang w:eastAsia="es-PE"/>
-        </w:rPr>
-        <w:t xml:space="preserve">CLÁUSULA DIECISÉIS: ACCESO ESPECIAL PARA PERSONAS AFECTADAS POR TERRORISMO </w:t>
-      </w:r>
-    </w:p>
-    <w:p>
-      <w:pPr>
-        <w:numPr>
-          <w:ilvl w:val="0"/>
-          <w:numId w:val="17"/>
-        </w:numPr>
-        <w:contextualSpacing/>
-        <w:jc w:val="both"/>
-        <w:rPr>
-          <w:rFonts w:ascii="Cambria Math" w:hAnsi="Cambria Math" w:eastAsia="Aptos" w:cs="Times New Roman"/>
-        </w:rPr>
-      </w:pPr>
-      <w:r>
-        <w:rPr>
-          <w:rFonts w:ascii="Cambria Math" w:hAnsi="Cambria Math" w:eastAsia="Aptos" w:cs="Times New Roman"/>
-          <w:b/>
-          <w:bCs/>
-        </w:rPr>
-        <w:t>Acceso a los Servicios:</w:t>
-      </w:r>
-    </w:p>
-    <w:p>
-      <w:pPr>
-        <w:ind w:left="720"/>
-        <w:contextualSpacing/>
-        <w:jc w:val="both"/>
-        <w:rPr>
-          <w:rFonts w:ascii="Cambria Math" w:hAnsi="Cambria Math" w:eastAsia="Aptos" w:cs="Times New Roman"/>
-        </w:rPr>
-      </w:pPr>
-      <w:r>
-        <w:rPr>
-          <w:rFonts w:ascii="Cambria Math" w:hAnsi="Cambria Math" w:eastAsia="Aptos" w:cs="Times New Roman"/>
-        </w:rPr>
-        <w:t>Este contrato está diseñado para incluir a personas afectadas por terrorismo en el Perú, quienes podrán acceder a los servicios de TERRAFIRMA bajo las mismas condiciones establecidas.</w:t>
-      </w:r>
-    </w:p>
-    <w:p>
-      <w:pPr>
-        <w:ind w:left="720"/>
-        <w:contextualSpacing/>
-        <w:jc w:val="both"/>
-        <w:rPr>
-          <w:rFonts w:ascii="Cambria Math" w:hAnsi="Cambria Math" w:eastAsia="Aptos" w:cs="Times New Roman"/>
-        </w:rPr>
-      </w:pPr>
-      <w:r>
-        <w:rPr>
-          <w:rFonts w:ascii="Cambria Math" w:hAnsi="Cambria Math" w:eastAsia="Aptos" w:cs="Times New Roman"/>
-        </w:rPr>
-        <w:t>Se dará prioridad a estos casos en reconocimiento de la complejidad de su situación y conforme a las normativas vigentes.</w:t>
-      </w:r>
-    </w:p>
-    <w:p>
-      <w:pPr>
-        <w:ind w:left="720"/>
-        <w:contextualSpacing/>
-        <w:jc w:val="both"/>
-        <w:rPr>
-          <w:rFonts w:ascii="Cambria Math" w:hAnsi="Cambria Math" w:eastAsia="Aptos" w:cs="Times New Roman"/>
-        </w:rPr>
-      </w:pPr>
-    </w:p>
-    <w:p>
-      <w:pPr>
-        <w:jc w:val="both"/>
-        <w:rPr>
-          <w:rFonts w:ascii="Cambria Math" w:hAnsi="Cambria Math" w:eastAsia="Aptos" w:cs="Times New Roman"/>
-          <w:b/>
-          <w:bCs/>
-        </w:rPr>
-      </w:pPr>
-      <w:r>
-        <w:rPr>
-          <w:rFonts w:ascii="Cambria Math" w:hAnsi="Cambria Math" w:eastAsia="Aptos" w:cs="Times New Roman"/>
-          <w:b/>
-          <w:bCs/>
         </w:rPr>
         <w:t>CLÁUSULA DIECIOCHO: LIBRE VOLUNTAD Y AUSENCIA DE VICIOS DE LA VOLUNTAD</w:t>
       </w:r>
     </w:p>
     <w:p>
       <w:pPr>
-        <w:numPr>
-          <w:ilvl w:val="0"/>
-          <w:numId w:val="18"/>
-        </w:numPr>
-        <w:spacing w:before="100" w:beforeAutospacing="1" w:after="100" w:afterAutospacing="1" w:line="240" w:lineRule="auto"/>
-        <w:jc w:val="both"/>
-        <w:rPr>
-          <w:rFonts w:ascii="Cambria Math" w:hAnsi="Cambria Math" w:eastAsia="Times New Roman" w:cs="Times New Roman"/>
-          <w:lang w:eastAsia="es-PE"/>
-        </w:rPr>
-      </w:pPr>
-      <w:r>
-        <w:rPr>
-          <w:rFonts w:ascii="Cambria Math" w:hAnsi="Cambria Math" w:eastAsia="Times New Roman" w:cs="Times New Roman"/>
-          <w:lang w:eastAsia="es-PE"/>
-        </w:rPr>
-        <w:t>Las partes intervinientes declaran expresa y voluntariamente que el presente contrato es celebrado en pleno uso de sus facultades mentales, con total capacidad legal y de manera libre, consciente y voluntaria, sin que exista error, dolo, fraude, violencia, intimidación, coacción o cualquier otro vicio de la voluntad que pudiera afectar la validez del acto jurídico.</w:t>
-      </w:r>
-    </w:p>
-    <w:p>
-      <w:pPr>
-        <w:spacing w:before="100" w:beforeAutospacing="1" w:after="100" w:afterAutospacing="1" w:line="240" w:lineRule="auto"/>
-        <w:ind w:left="720"/>
-        <w:jc w:val="both"/>
-        <w:rPr>
-          <w:rFonts w:ascii="Cambria Math" w:hAnsi="Cambria Math" w:eastAsia="Times New Roman" w:cs="Times New Roman"/>
-          <w:lang w:eastAsia="es-PE"/>
-        </w:rPr>
-      </w:pPr>
-      <w:r>
-        <w:rPr>
-          <w:rFonts w:ascii="Cambria Math" w:hAnsi="Cambria Math" w:eastAsia="Times New Roman" w:cs="Times New Roman"/>
-          <w:lang w:eastAsia="es-PE"/>
-        </w:rPr>
-        <w:t>Asimismo, manifiestan que han leído íntegramente el contenido del presente contrato, comprendiendo plenamente sus alcances, efectos legales, derechos y obligaciones asumidas, suscribiéndolo en señal de conformidad y aceptación mutua, conforme a lo establecido por el Código Civil peruano.</w:t>
-      </w:r>
-    </w:p>
-    <w:p>
-      <w:pPr>
-        <w:spacing w:before="100" w:beforeAutospacing="1" w:after="100" w:afterAutospacing="1" w:line="240" w:lineRule="auto"/>
-        <w:jc w:val="both"/>
-        <w:rPr>
-          <w:rFonts w:ascii="Cambria Math" w:hAnsi="Cambria Math" w:eastAsia="Times New Roman" w:cs="Times New Roman"/>
-          <w:lang w:eastAsia="es-PE"/>
-        </w:rPr>
-      </w:pPr>
-      <w:r>
-        <w:rPr>
-          <w:rFonts w:ascii="Cambria Math" w:hAnsi="Cambria Math" w:eastAsia="Times New Roman" w:cs="Times New Roman"/>
-          <w:lang w:eastAsia="es-PE"/>
-        </w:rPr>
-        <w:t>En todo lo no previsto en el presente contrato las partes convienen aplicar en forma supletoria las normas del código civil, jurisprudencia civil, en esa prelación y sin el mayor prejuicio para TERRAFIRMA.</w:t>
+        <w:pStyle w:val="20"/>
+        <w:numPr>
+          <w:ilvl w:val="0"/>
+          <w:numId w:val="19"/>
+        </w:numPr>
+        <w:spacing w:before="100" w:beforeAutospacing="1" w:after="100" w:afterAutospacing="1" w:line="240" w:lineRule="auto"/>
+        <w:jc w:val="both"/>
+        <w:rPr>
+          <w:rFonts w:ascii="Cambria Math" w:hAnsi="Cambria Math" w:eastAsia="Times New Roman" w:cs="Times New Roman"/>
+          <w:lang w:eastAsia="es-PE"/>
+        </w:rPr>
+      </w:pPr>
+      <w:r>
+        <w:rPr>
+          <w:rFonts w:ascii="Cambria Math" w:hAnsi="Cambria Math" w:eastAsia="Times New Roman" w:cs="Times New Roman"/>
+          <w:lang w:eastAsia="es-PE"/>
+        </w:rPr>
+        <w:t>Las partes intervinientes declaran expresa y voluntariamente que celebran el presente contrato en pleno ejercicio de sus facultades mentales y con capacidad legal suficiente para obligarse, actuando de manera libre, consciente y voluntaria, sin que medie error, dolo, fraude, violencia, intimidación, coacción o cualquier otro vicio de la voluntad que pudiera afectar la validez y eficacia del presente acto jurídico.</w:t>
+      </w:r>
+    </w:p>
+    <w:p>
+      <w:pPr>
+        <w:pStyle w:val="20"/>
+        <w:numPr>
+          <w:ilvl w:val="0"/>
+          <w:numId w:val="19"/>
+        </w:numPr>
+        <w:spacing w:before="100" w:beforeAutospacing="1" w:after="100" w:afterAutospacing="1" w:line="240" w:lineRule="auto"/>
+        <w:jc w:val="both"/>
+        <w:rPr>
+          <w:rFonts w:ascii="Cambria Math" w:hAnsi="Cambria Math" w:eastAsia="Times New Roman" w:cs="Times New Roman"/>
+          <w:lang w:eastAsia="es-PE"/>
+        </w:rPr>
+      </w:pPr>
+      <w:r>
+        <w:rPr>
+          <w:rFonts w:ascii="Cambria Math" w:hAnsi="Cambria Math" w:eastAsia="Times New Roman" w:cs="Times New Roman"/>
+          <w:lang w:eastAsia="es-PE"/>
+        </w:rPr>
+        <w:t>Asimismo, las partes manifiestan haber leído íntegramente el contenido del presente contrato, comprendiendo plenamente sus alcances, efectos legales, derechos, obligaciones y responsabilidades derivadas del mismo, suscribiéndolo en señal de conformidad y aceptación mutua, conforme a las disposiciones establecidas en el Código Civil peruano.</w:t>
+      </w:r>
+    </w:p>
+    <w:p>
+      <w:pPr>
+        <w:pStyle w:val="20"/>
+        <w:numPr>
+          <w:ilvl w:val="0"/>
+          <w:numId w:val="19"/>
+        </w:numPr>
+        <w:spacing w:before="100" w:beforeAutospacing="1" w:after="100" w:afterAutospacing="1" w:line="240" w:lineRule="auto"/>
+        <w:jc w:val="both"/>
+        <w:rPr>
+          <w:rFonts w:ascii="Cambria Math" w:hAnsi="Cambria Math" w:eastAsia="Times New Roman" w:cs="Times New Roman"/>
+          <w:lang w:eastAsia="es-PE"/>
+        </w:rPr>
+      </w:pPr>
+      <w:r>
+        <w:rPr>
+          <w:rFonts w:ascii="Cambria Math" w:hAnsi="Cambria Math" w:eastAsia="Times New Roman" w:cs="Times New Roman"/>
+          <w:lang w:eastAsia="es-PE"/>
+        </w:rPr>
+        <w:t>Las partes reconocen que el presente contrato constituye expresión válida de su voluntad contractual y que las obligaciones asumidas resultan exigibles conforme a ley, obligándose a su cumplimiento de buena fe y conforme a los principios de razonabilidad y cooperación contractual.</w:t>
+      </w:r>
+    </w:p>
+    <w:p>
+      <w:pPr>
+        <w:pStyle w:val="20"/>
+        <w:numPr>
+          <w:ilvl w:val="0"/>
+          <w:numId w:val="19"/>
+        </w:numPr>
+        <w:spacing w:before="100" w:beforeAutospacing="1" w:after="100" w:afterAutospacing="1" w:line="240" w:lineRule="auto"/>
+        <w:jc w:val="both"/>
+        <w:rPr>
+          <w:rFonts w:ascii="Cambria Math" w:hAnsi="Cambria Math" w:eastAsia="Times New Roman" w:cs="Times New Roman"/>
+          <w:lang w:eastAsia="es-PE"/>
+        </w:rPr>
+      </w:pPr>
+      <w:r>
+        <w:rPr>
+          <w:rFonts w:ascii="Cambria Math" w:hAnsi="Cambria Math" w:eastAsia="Times New Roman" w:cs="Times New Roman"/>
+          <w:lang w:eastAsia="es-PE"/>
+        </w:rPr>
+        <w:t>En todo lo no previsto expresamente en el presente contrato, las partes acuerdan aplicar de manera supletoria las disposiciones contenidas en el Código Civil peruano, la normativa especial aplicable a la materia y los principios generales del derecho que resulten pertinentes.</w:t>
       </w:r>
     </w:p>
     <w:p>
@@ -2652,6 +3096,15 @@
           <w:rFonts w:ascii="Cambria Math" w:hAnsi="Cambria Math"/>
         </w:rPr>
       </w:pPr>
+    </w:p>
+    <w:p>
+      <w:pPr>
+        <w:rPr>
+          <w:rFonts w:ascii="Cambria Math" w:hAnsi="Cambria Math"/>
+        </w:rPr>
+      </w:pPr>
+      <w:bookmarkStart w:id="4" w:name="_GoBack"/>
+      <w:bookmarkEnd w:id="4"/>
       <w:r>
         <w:rPr>
           <w:sz w:val="22"/>
@@ -3000,8 +3453,6 @@
       </w:rPr>
       <w:t xml:space="preserve">Av. Celestino Manchego Muñoz N°496, segundo piso, referencia: frente a la pollería Huancayo – Huancavelica. </w:t>
     </w:r>
-    <w:bookmarkStart w:id="3" w:name="_GoBack"/>
-    <w:bookmarkEnd w:id="3"/>
   </w:p>
   <w:p>
     <w:pPr>
@@ -3448,6 +3899,178 @@
 <file path=word/numbering.xml><?xml version="1.0" encoding="utf-8"?>
 <w:numbering xmlns:wpc="http://schemas.microsoft.com/office/word/2010/wordprocessingCanvas" xmlns:mc="http://schemas.openxmlformats.org/markup-compatibility/2006" xmlns:o="urn:schemas-microsoft-com:office:office" xmlns:r="http://schemas.openxmlformats.org/officeDocument/2006/relationships" xmlns:m="http://schemas.openxmlformats.org/officeDocument/2006/math" xmlns:v="urn:schemas-microsoft-com:vml" xmlns:wp14="http://schemas.microsoft.com/office/word/2010/wordprocessingDrawing" xmlns:wp="http://schemas.openxmlformats.org/drawingml/2006/wordprocessingDrawing" xmlns:w10="urn:schemas-microsoft-com:office:word" xmlns:w="http://schemas.openxmlformats.org/wordprocessingml/2006/main" xmlns:w14="http://schemas.microsoft.com/office/word/2010/wordml" xmlns:wpg="http://schemas.microsoft.com/office/word/2010/wordprocessingGroup" xmlns:wpi="http://schemas.microsoft.com/office/word/2010/wordprocessingInk" xmlns:wne="http://schemas.microsoft.com/office/word/2006/wordml" xmlns:wps="http://schemas.microsoft.com/office/word/2010/wordprocessingShape" xmlns:wpsCustomData="http://www.wps.cn/officeDocument/2013/wpsCustomData" mc:Ignorable="w14 wp14">
   <w:abstractNum w:abstractNumId="0">
+    <w:nsid w:val="002E102E"/>
+    <w:multiLevelType w:val="multilevel"/>
+    <w:tmpl w:val="002E102E"/>
+    <w:lvl w:ilvl="0" w:tentative="0">
+      <w:start w:val="1"/>
+      <w:numFmt w:val="decimal"/>
+      <w:lvlText w:val="%1."/>
+      <w:lvlJc w:val="left"/>
+      <w:pPr>
+        <w:ind w:left="720" w:hanging="360"/>
+      </w:pPr>
+    </w:lvl>
+    <w:lvl w:ilvl="1" w:tentative="0">
+      <w:start w:val="1"/>
+      <w:numFmt w:val="lowerLetter"/>
+      <w:lvlText w:val="%2."/>
+      <w:lvlJc w:val="left"/>
+      <w:pPr>
+        <w:ind w:left="1440" w:hanging="360"/>
+      </w:pPr>
+    </w:lvl>
+    <w:lvl w:ilvl="2" w:tentative="0">
+      <w:start w:val="1"/>
+      <w:numFmt w:val="lowerRoman"/>
+      <w:lvlText w:val="%3."/>
+      <w:lvlJc w:val="right"/>
+      <w:pPr>
+        <w:ind w:left="2160" w:hanging="180"/>
+      </w:pPr>
+    </w:lvl>
+    <w:lvl w:ilvl="3" w:tentative="0">
+      <w:start w:val="1"/>
+      <w:numFmt w:val="decimal"/>
+      <w:lvlText w:val="%4."/>
+      <w:lvlJc w:val="left"/>
+      <w:pPr>
+        <w:ind w:left="2880" w:hanging="360"/>
+      </w:pPr>
+    </w:lvl>
+    <w:lvl w:ilvl="4" w:tentative="0">
+      <w:start w:val="1"/>
+      <w:numFmt w:val="lowerLetter"/>
+      <w:lvlText w:val="%5."/>
+      <w:lvlJc w:val="left"/>
+      <w:pPr>
+        <w:ind w:left="3600" w:hanging="360"/>
+      </w:pPr>
+    </w:lvl>
+    <w:lvl w:ilvl="5" w:tentative="0">
+      <w:start w:val="1"/>
+      <w:numFmt w:val="lowerRoman"/>
+      <w:lvlText w:val="%6."/>
+      <w:lvlJc w:val="right"/>
+      <w:pPr>
+        <w:ind w:left="4320" w:hanging="180"/>
+      </w:pPr>
+    </w:lvl>
+    <w:lvl w:ilvl="6" w:tentative="0">
+      <w:start w:val="1"/>
+      <w:numFmt w:val="decimal"/>
+      <w:lvlText w:val="%7."/>
+      <w:lvlJc w:val="left"/>
+      <w:pPr>
+        <w:ind w:left="5040" w:hanging="360"/>
+      </w:pPr>
+    </w:lvl>
+    <w:lvl w:ilvl="7" w:tentative="0">
+      <w:start w:val="1"/>
+      <w:numFmt w:val="lowerLetter"/>
+      <w:lvlText w:val="%8."/>
+      <w:lvlJc w:val="left"/>
+      <w:pPr>
+        <w:ind w:left="5760" w:hanging="360"/>
+      </w:pPr>
+    </w:lvl>
+    <w:lvl w:ilvl="8" w:tentative="0">
+      <w:start w:val="1"/>
+      <w:numFmt w:val="lowerRoman"/>
+      <w:lvlText w:val="%9."/>
+      <w:lvlJc w:val="right"/>
+      <w:pPr>
+        <w:ind w:left="6480" w:hanging="180"/>
+      </w:pPr>
+    </w:lvl>
+  </w:abstractNum>
+  <w:abstractNum w:abstractNumId="1">
+    <w:nsid w:val="01361648"/>
+    <w:multiLevelType w:val="multilevel"/>
+    <w:tmpl w:val="01361648"/>
+    <w:lvl w:ilvl="0" w:tentative="0">
+      <w:start w:val="1"/>
+      <w:numFmt w:val="decimal"/>
+      <w:lvlText w:val="%1."/>
+      <w:lvlJc w:val="left"/>
+      <w:pPr>
+        <w:ind w:left="786" w:hanging="360"/>
+      </w:pPr>
+    </w:lvl>
+    <w:lvl w:ilvl="1" w:tentative="0">
+      <w:start w:val="1"/>
+      <w:numFmt w:val="lowerLetter"/>
+      <w:lvlText w:val="%2."/>
+      <w:lvlJc w:val="left"/>
+      <w:pPr>
+        <w:ind w:left="1506" w:hanging="360"/>
+      </w:pPr>
+    </w:lvl>
+    <w:lvl w:ilvl="2" w:tentative="0">
+      <w:start w:val="1"/>
+      <w:numFmt w:val="lowerRoman"/>
+      <w:lvlText w:val="%3."/>
+      <w:lvlJc w:val="right"/>
+      <w:pPr>
+        <w:ind w:left="2226" w:hanging="180"/>
+      </w:pPr>
+    </w:lvl>
+    <w:lvl w:ilvl="3" w:tentative="0">
+      <w:start w:val="1"/>
+      <w:numFmt w:val="decimal"/>
+      <w:lvlText w:val="%4."/>
+      <w:lvlJc w:val="left"/>
+      <w:pPr>
+        <w:ind w:left="2946" w:hanging="360"/>
+      </w:pPr>
+    </w:lvl>
+    <w:lvl w:ilvl="4" w:tentative="0">
+      <w:start w:val="1"/>
+      <w:numFmt w:val="lowerLetter"/>
+      <w:lvlText w:val="%5."/>
+      <w:lvlJc w:val="left"/>
+      <w:pPr>
+        <w:ind w:left="3666" w:hanging="360"/>
+      </w:pPr>
+    </w:lvl>
+    <w:lvl w:ilvl="5" w:tentative="0">
+      <w:start w:val="1"/>
+      <w:numFmt w:val="lowerRoman"/>
+      <w:lvlText w:val="%6."/>
+      <w:lvlJc w:val="right"/>
+      <w:pPr>
+        <w:ind w:left="4386" w:hanging="180"/>
+      </w:pPr>
+    </w:lvl>
+    <w:lvl w:ilvl="6" w:tentative="0">
+      <w:start w:val="1"/>
+      <w:numFmt w:val="decimal"/>
+      <w:lvlText w:val="%7."/>
+      <w:lvlJc w:val="left"/>
+      <w:pPr>
+        <w:ind w:left="5106" w:hanging="360"/>
+      </w:pPr>
+    </w:lvl>
+    <w:lvl w:ilvl="7" w:tentative="0">
+      <w:start w:val="1"/>
+      <w:numFmt w:val="lowerLetter"/>
+      <w:lvlText w:val="%8."/>
+      <w:lvlJc w:val="left"/>
+      <w:pPr>
+        <w:ind w:left="5826" w:hanging="360"/>
+      </w:pPr>
+    </w:lvl>
+    <w:lvl w:ilvl="8" w:tentative="0">
+      <w:start w:val="1"/>
+      <w:numFmt w:val="lowerRoman"/>
+      <w:lvlText w:val="%9."/>
+      <w:lvlJc w:val="right"/>
+      <w:pPr>
+        <w:ind w:left="6546" w:hanging="180"/>
+      </w:pPr>
+    </w:lvl>
+  </w:abstractNum>
+  <w:abstractNum w:abstractNumId="2">
     <w:nsid w:val="0251103F"/>
     <w:multiLevelType w:val="multilevel"/>
     <w:tmpl w:val="0251103F"/>
@@ -3560,93 +4183,7 @@
       </w:pPr>
     </w:lvl>
   </w:abstractNum>
-  <w:abstractNum w:abstractNumId="1">
-    <w:nsid w:val="0BEA4302"/>
-    <w:multiLevelType w:val="multilevel"/>
-    <w:tmpl w:val="0BEA4302"/>
-    <w:lvl w:ilvl="0" w:tentative="0">
-      <w:start w:val="1"/>
-      <w:numFmt w:val="decimal"/>
-      <w:lvlText w:val="%1."/>
-      <w:lvlJc w:val="left"/>
-      <w:pPr>
-        <w:ind w:left="720" w:hanging="360"/>
-      </w:pPr>
-    </w:lvl>
-    <w:lvl w:ilvl="1" w:tentative="0">
-      <w:start w:val="1"/>
-      <w:numFmt w:val="lowerLetter"/>
-      <w:lvlText w:val="%2."/>
-      <w:lvlJc w:val="left"/>
-      <w:pPr>
-        <w:ind w:left="1440" w:hanging="360"/>
-      </w:pPr>
-    </w:lvl>
-    <w:lvl w:ilvl="2" w:tentative="0">
-      <w:start w:val="1"/>
-      <w:numFmt w:val="lowerRoman"/>
-      <w:lvlText w:val="%3."/>
-      <w:lvlJc w:val="right"/>
-      <w:pPr>
-        <w:ind w:left="2160" w:hanging="180"/>
-      </w:pPr>
-    </w:lvl>
-    <w:lvl w:ilvl="3" w:tentative="0">
-      <w:start w:val="1"/>
-      <w:numFmt w:val="decimal"/>
-      <w:lvlText w:val="%4."/>
-      <w:lvlJc w:val="left"/>
-      <w:pPr>
-        <w:ind w:left="2880" w:hanging="360"/>
-      </w:pPr>
-    </w:lvl>
-    <w:lvl w:ilvl="4" w:tentative="0">
-      <w:start w:val="1"/>
-      <w:numFmt w:val="lowerLetter"/>
-      <w:lvlText w:val="%5."/>
-      <w:lvlJc w:val="left"/>
-      <w:pPr>
-        <w:ind w:left="3600" w:hanging="360"/>
-      </w:pPr>
-    </w:lvl>
-    <w:lvl w:ilvl="5" w:tentative="0">
-      <w:start w:val="1"/>
-      <w:numFmt w:val="lowerRoman"/>
-      <w:lvlText w:val="%6."/>
-      <w:lvlJc w:val="right"/>
-      <w:pPr>
-        <w:ind w:left="4320" w:hanging="180"/>
-      </w:pPr>
-    </w:lvl>
-    <w:lvl w:ilvl="6" w:tentative="0">
-      <w:start w:val="1"/>
-      <w:numFmt w:val="decimal"/>
-      <w:lvlText w:val="%7."/>
-      <w:lvlJc w:val="left"/>
-      <w:pPr>
-        <w:ind w:left="5040" w:hanging="360"/>
-      </w:pPr>
-    </w:lvl>
-    <w:lvl w:ilvl="7" w:tentative="0">
-      <w:start w:val="1"/>
-      <w:numFmt w:val="lowerLetter"/>
-      <w:lvlText w:val="%8."/>
-      <w:lvlJc w:val="left"/>
-      <w:pPr>
-        <w:ind w:left="5760" w:hanging="360"/>
-      </w:pPr>
-    </w:lvl>
-    <w:lvl w:ilvl="8" w:tentative="0">
-      <w:start w:val="1"/>
-      <w:numFmt w:val="lowerRoman"/>
-      <w:lvlText w:val="%9."/>
-      <w:lvlJc w:val="right"/>
-      <w:pPr>
-        <w:ind w:left="6480" w:hanging="180"/>
-      </w:pPr>
-    </w:lvl>
-  </w:abstractNum>
-  <w:abstractNum w:abstractNumId="2">
+  <w:abstractNum w:abstractNumId="3">
     <w:nsid w:val="10BB13AA"/>
     <w:multiLevelType w:val="multilevel"/>
     <w:tmpl w:val="10BB13AA"/>
@@ -3759,7 +4296,93 @@
       </w:pPr>
     </w:lvl>
   </w:abstractNum>
-  <w:abstractNum w:abstractNumId="3">
+  <w:abstractNum w:abstractNumId="4">
+    <w:nsid w:val="11297E1D"/>
+    <w:multiLevelType w:val="multilevel"/>
+    <w:tmpl w:val="11297E1D"/>
+    <w:lvl w:ilvl="0" w:tentative="0">
+      <w:start w:val="1"/>
+      <w:numFmt w:val="lowerLetter"/>
+      <w:lvlText w:val="%1)"/>
+      <w:lvlJc w:val="left"/>
+      <w:pPr>
+        <w:ind w:left="720" w:hanging="360"/>
+      </w:pPr>
+    </w:lvl>
+    <w:lvl w:ilvl="1" w:tentative="0">
+      <w:start w:val="1"/>
+      <w:numFmt w:val="lowerLetter"/>
+      <w:lvlText w:val="%2."/>
+      <w:lvlJc w:val="left"/>
+      <w:pPr>
+        <w:ind w:left="1440" w:hanging="360"/>
+      </w:pPr>
+    </w:lvl>
+    <w:lvl w:ilvl="2" w:tentative="0">
+      <w:start w:val="1"/>
+      <w:numFmt w:val="lowerRoman"/>
+      <w:lvlText w:val="%3."/>
+      <w:lvlJc w:val="right"/>
+      <w:pPr>
+        <w:ind w:left="2160" w:hanging="180"/>
+      </w:pPr>
+    </w:lvl>
+    <w:lvl w:ilvl="3" w:tentative="0">
+      <w:start w:val="1"/>
+      <w:numFmt w:val="decimal"/>
+      <w:lvlText w:val="%4."/>
+      <w:lvlJc w:val="left"/>
+      <w:pPr>
+        <w:ind w:left="2880" w:hanging="360"/>
+      </w:pPr>
+    </w:lvl>
+    <w:lvl w:ilvl="4" w:tentative="0">
+      <w:start w:val="1"/>
+      <w:numFmt w:val="lowerLetter"/>
+      <w:lvlText w:val="%5."/>
+      <w:lvlJc w:val="left"/>
+      <w:pPr>
+        <w:ind w:left="3600" w:hanging="360"/>
+      </w:pPr>
+    </w:lvl>
+    <w:lvl w:ilvl="5" w:tentative="0">
+      <w:start w:val="1"/>
+      <w:numFmt w:val="lowerRoman"/>
+      <w:lvlText w:val="%6."/>
+      <w:lvlJc w:val="right"/>
+      <w:pPr>
+        <w:ind w:left="4320" w:hanging="180"/>
+      </w:pPr>
+    </w:lvl>
+    <w:lvl w:ilvl="6" w:tentative="0">
+      <w:start w:val="1"/>
+      <w:numFmt w:val="decimal"/>
+      <w:lvlText w:val="%7."/>
+      <w:lvlJc w:val="left"/>
+      <w:pPr>
+        <w:ind w:left="5040" w:hanging="360"/>
+      </w:pPr>
+    </w:lvl>
+    <w:lvl w:ilvl="7" w:tentative="0">
+      <w:start w:val="1"/>
+      <w:numFmt w:val="lowerLetter"/>
+      <w:lvlText w:val="%8."/>
+      <w:lvlJc w:val="left"/>
+      <w:pPr>
+        <w:ind w:left="5760" w:hanging="360"/>
+      </w:pPr>
+    </w:lvl>
+    <w:lvl w:ilvl="8" w:tentative="0">
+      <w:start w:val="1"/>
+      <w:numFmt w:val="lowerRoman"/>
+      <w:lvlText w:val="%9."/>
+      <w:lvlJc w:val="right"/>
+      <w:pPr>
+        <w:ind w:left="6480" w:hanging="180"/>
+      </w:pPr>
+    </w:lvl>
+  </w:abstractNum>
+  <w:abstractNum w:abstractNumId="5">
     <w:nsid w:val="13431CFF"/>
     <w:multiLevelType w:val="multilevel"/>
     <w:tmpl w:val="13431CFF"/>
@@ -3845,93 +4468,7 @@
       </w:pPr>
     </w:lvl>
   </w:abstractNum>
-  <w:abstractNum w:abstractNumId="4">
-    <w:nsid w:val="16AD2975"/>
-    <w:multiLevelType w:val="multilevel"/>
-    <w:tmpl w:val="16AD2975"/>
-    <w:lvl w:ilvl="0" w:tentative="0">
-      <w:start w:val="1"/>
-      <w:numFmt w:val="decimal"/>
-      <w:lvlText w:val="%1."/>
-      <w:lvlJc w:val="left"/>
-      <w:pPr>
-        <w:ind w:left="720" w:hanging="360"/>
-      </w:pPr>
-    </w:lvl>
-    <w:lvl w:ilvl="1" w:tentative="0">
-      <w:start w:val="1"/>
-      <w:numFmt w:val="lowerLetter"/>
-      <w:lvlText w:val="%2."/>
-      <w:lvlJc w:val="left"/>
-      <w:pPr>
-        <w:ind w:left="1440" w:hanging="360"/>
-      </w:pPr>
-    </w:lvl>
-    <w:lvl w:ilvl="2" w:tentative="0">
-      <w:start w:val="1"/>
-      <w:numFmt w:val="lowerRoman"/>
-      <w:lvlText w:val="%3."/>
-      <w:lvlJc w:val="right"/>
-      <w:pPr>
-        <w:ind w:left="2160" w:hanging="180"/>
-      </w:pPr>
-    </w:lvl>
-    <w:lvl w:ilvl="3" w:tentative="0">
-      <w:start w:val="1"/>
-      <w:numFmt w:val="decimal"/>
-      <w:lvlText w:val="%4."/>
-      <w:lvlJc w:val="left"/>
-      <w:pPr>
-        <w:ind w:left="2880" w:hanging="360"/>
-      </w:pPr>
-    </w:lvl>
-    <w:lvl w:ilvl="4" w:tentative="0">
-      <w:start w:val="1"/>
-      <w:numFmt w:val="lowerLetter"/>
-      <w:lvlText w:val="%5."/>
-      <w:lvlJc w:val="left"/>
-      <w:pPr>
-        <w:ind w:left="3600" w:hanging="360"/>
-      </w:pPr>
-    </w:lvl>
-    <w:lvl w:ilvl="5" w:tentative="0">
-      <w:start w:val="1"/>
-      <w:numFmt w:val="lowerRoman"/>
-      <w:lvlText w:val="%6."/>
-      <w:lvlJc w:val="right"/>
-      <w:pPr>
-        <w:ind w:left="4320" w:hanging="180"/>
-      </w:pPr>
-    </w:lvl>
-    <w:lvl w:ilvl="6" w:tentative="0">
-      <w:start w:val="1"/>
-      <w:numFmt w:val="decimal"/>
-      <w:lvlText w:val="%7."/>
-      <w:lvlJc w:val="left"/>
-      <w:pPr>
-        <w:ind w:left="5040" w:hanging="360"/>
-      </w:pPr>
-    </w:lvl>
-    <w:lvl w:ilvl="7" w:tentative="0">
-      <w:start w:val="1"/>
-      <w:numFmt w:val="lowerLetter"/>
-      <w:lvlText w:val="%8."/>
-      <w:lvlJc w:val="left"/>
-      <w:pPr>
-        <w:ind w:left="5760" w:hanging="360"/>
-      </w:pPr>
-    </w:lvl>
-    <w:lvl w:ilvl="8" w:tentative="0">
-      <w:start w:val="1"/>
-      <w:numFmt w:val="lowerRoman"/>
-      <w:lvlText w:val="%9."/>
-      <w:lvlJc w:val="right"/>
-      <w:pPr>
-        <w:ind w:left="6480" w:hanging="180"/>
-      </w:pPr>
-    </w:lvl>
-  </w:abstractNum>
-  <w:abstractNum w:abstractNumId="5">
+  <w:abstractNum w:abstractNumId="6">
     <w:nsid w:val="17A83EB2"/>
     <w:multiLevelType w:val="multilevel"/>
     <w:tmpl w:val="17A83EB2"/>
@@ -4044,7 +4581,7 @@
       </w:rPr>
     </w:lvl>
   </w:abstractNum>
-  <w:abstractNum w:abstractNumId="6">
+  <w:abstractNum w:abstractNumId="7">
     <w:nsid w:val="19657338"/>
     <w:multiLevelType w:val="multilevel"/>
     <w:tmpl w:val="19657338"/>
@@ -4130,10 +4667,10 @@
       </w:pPr>
     </w:lvl>
   </w:abstractNum>
-  <w:abstractNum w:abstractNumId="7">
-    <w:nsid w:val="1B717E4D"/>
+  <w:abstractNum w:abstractNumId="8">
+    <w:nsid w:val="35F47F99"/>
     <w:multiLevelType w:val="multilevel"/>
-    <w:tmpl w:val="1B717E4D"/>
+    <w:tmpl w:val="35F47F99"/>
     <w:lvl w:ilvl="0" w:tentative="0">
       <w:start w:val="1"/>
       <w:numFmt w:val="decimal"/>
@@ -4147,9 +4684,466 @@
       </w:pPr>
     </w:lvl>
     <w:lvl w:ilvl="1" w:tentative="0">
-      <w:start w:val="1"/>
-      <w:numFmt w:val="bullet"/>
-      <w:lvlText w:val="o"/>
+      <w:start w:val="3"/>
+      <w:numFmt w:val="decimal"/>
+      <w:lvlText w:val="%2"/>
+      <w:lvlJc w:val="left"/>
+      <w:pPr>
+        <w:ind w:left="1440" w:hanging="360"/>
+      </w:pPr>
+      <w:rPr>
+        <w:rFonts w:hint="default"/>
+      </w:rPr>
+    </w:lvl>
+    <w:lvl w:ilvl="2" w:tentative="0">
+      <w:start w:val="1"/>
+      <w:numFmt w:val="decimal"/>
+      <w:lvlText w:val="%3."/>
+      <w:lvlJc w:val="left"/>
+      <w:pPr>
+        <w:tabs>
+          <w:tab w:val="left" w:pos="2160"/>
+        </w:tabs>
+        <w:ind w:left="2160" w:hanging="360"/>
+      </w:pPr>
+    </w:lvl>
+    <w:lvl w:ilvl="3" w:tentative="0">
+      <w:start w:val="1"/>
+      <w:numFmt w:val="decimal"/>
+      <w:lvlText w:val="%4."/>
+      <w:lvlJc w:val="left"/>
+      <w:pPr>
+        <w:tabs>
+          <w:tab w:val="left" w:pos="2880"/>
+        </w:tabs>
+        <w:ind w:left="2880" w:hanging="360"/>
+      </w:pPr>
+    </w:lvl>
+    <w:lvl w:ilvl="4" w:tentative="0">
+      <w:start w:val="1"/>
+      <w:numFmt w:val="decimal"/>
+      <w:lvlText w:val="%5."/>
+      <w:lvlJc w:val="left"/>
+      <w:pPr>
+        <w:tabs>
+          <w:tab w:val="left" w:pos="3600"/>
+        </w:tabs>
+        <w:ind w:left="3600" w:hanging="360"/>
+      </w:pPr>
+    </w:lvl>
+    <w:lvl w:ilvl="5" w:tentative="0">
+      <w:start w:val="1"/>
+      <w:numFmt w:val="decimal"/>
+      <w:lvlText w:val="%6."/>
+      <w:lvlJc w:val="left"/>
+      <w:pPr>
+        <w:tabs>
+          <w:tab w:val="left" w:pos="4320"/>
+        </w:tabs>
+        <w:ind w:left="4320" w:hanging="360"/>
+      </w:pPr>
+    </w:lvl>
+    <w:lvl w:ilvl="6" w:tentative="0">
+      <w:start w:val="1"/>
+      <w:numFmt w:val="decimal"/>
+      <w:lvlText w:val="%7."/>
+      <w:lvlJc w:val="left"/>
+      <w:pPr>
+        <w:tabs>
+          <w:tab w:val="left" w:pos="5040"/>
+        </w:tabs>
+        <w:ind w:left="5040" w:hanging="360"/>
+      </w:pPr>
+    </w:lvl>
+    <w:lvl w:ilvl="7" w:tentative="0">
+      <w:start w:val="1"/>
+      <w:numFmt w:val="decimal"/>
+      <w:lvlText w:val="%8."/>
+      <w:lvlJc w:val="left"/>
+      <w:pPr>
+        <w:tabs>
+          <w:tab w:val="left" w:pos="5760"/>
+        </w:tabs>
+        <w:ind w:left="5760" w:hanging="360"/>
+      </w:pPr>
+    </w:lvl>
+    <w:lvl w:ilvl="8" w:tentative="0">
+      <w:start w:val="1"/>
+      <w:numFmt w:val="decimal"/>
+      <w:lvlText w:val="%9."/>
+      <w:lvlJc w:val="left"/>
+      <w:pPr>
+        <w:tabs>
+          <w:tab w:val="left" w:pos="6480"/>
+        </w:tabs>
+        <w:ind w:left="6480" w:hanging="360"/>
+      </w:pPr>
+    </w:lvl>
+  </w:abstractNum>
+  <w:abstractNum w:abstractNumId="9">
+    <w:nsid w:val="37F734C3"/>
+    <w:multiLevelType w:val="multilevel"/>
+    <w:tmpl w:val="37F734C3"/>
+    <w:lvl w:ilvl="0" w:tentative="0">
+      <w:start w:val="1"/>
+      <w:numFmt w:val="decimal"/>
+      <w:lvlText w:val="%1."/>
+      <w:lvlJc w:val="left"/>
+      <w:pPr>
+        <w:ind w:left="644" w:hanging="360"/>
+      </w:pPr>
+    </w:lvl>
+    <w:lvl w:ilvl="1" w:tentative="0">
+      <w:start w:val="1"/>
+      <w:numFmt w:val="lowerLetter"/>
+      <w:lvlText w:val="%2."/>
+      <w:lvlJc w:val="left"/>
+      <w:pPr>
+        <w:ind w:left="1364" w:hanging="360"/>
+      </w:pPr>
+    </w:lvl>
+    <w:lvl w:ilvl="2" w:tentative="0">
+      <w:start w:val="1"/>
+      <w:numFmt w:val="lowerRoman"/>
+      <w:lvlText w:val="%3."/>
+      <w:lvlJc w:val="right"/>
+      <w:pPr>
+        <w:ind w:left="2084" w:hanging="180"/>
+      </w:pPr>
+    </w:lvl>
+    <w:lvl w:ilvl="3" w:tentative="0">
+      <w:start w:val="1"/>
+      <w:numFmt w:val="decimal"/>
+      <w:lvlText w:val="%4."/>
+      <w:lvlJc w:val="left"/>
+      <w:pPr>
+        <w:ind w:left="2804" w:hanging="360"/>
+      </w:pPr>
+    </w:lvl>
+    <w:lvl w:ilvl="4" w:tentative="0">
+      <w:start w:val="1"/>
+      <w:numFmt w:val="lowerLetter"/>
+      <w:lvlText w:val="%5."/>
+      <w:lvlJc w:val="left"/>
+      <w:pPr>
+        <w:ind w:left="3524" w:hanging="360"/>
+      </w:pPr>
+    </w:lvl>
+    <w:lvl w:ilvl="5" w:tentative="0">
+      <w:start w:val="1"/>
+      <w:numFmt w:val="lowerRoman"/>
+      <w:lvlText w:val="%6."/>
+      <w:lvlJc w:val="right"/>
+      <w:pPr>
+        <w:ind w:left="4244" w:hanging="180"/>
+      </w:pPr>
+    </w:lvl>
+    <w:lvl w:ilvl="6" w:tentative="0">
+      <w:start w:val="1"/>
+      <w:numFmt w:val="decimal"/>
+      <w:lvlText w:val="%7."/>
+      <w:lvlJc w:val="left"/>
+      <w:pPr>
+        <w:ind w:left="4964" w:hanging="360"/>
+      </w:pPr>
+    </w:lvl>
+    <w:lvl w:ilvl="7" w:tentative="0">
+      <w:start w:val="1"/>
+      <w:numFmt w:val="lowerLetter"/>
+      <w:lvlText w:val="%8."/>
+      <w:lvlJc w:val="left"/>
+      <w:pPr>
+        <w:ind w:left="5684" w:hanging="360"/>
+      </w:pPr>
+    </w:lvl>
+    <w:lvl w:ilvl="8" w:tentative="0">
+      <w:start w:val="1"/>
+      <w:numFmt w:val="lowerRoman"/>
+      <w:lvlText w:val="%9."/>
+      <w:lvlJc w:val="right"/>
+      <w:pPr>
+        <w:ind w:left="6404" w:hanging="180"/>
+      </w:pPr>
+    </w:lvl>
+  </w:abstractNum>
+  <w:abstractNum w:abstractNumId="10">
+    <w:nsid w:val="44DB3827"/>
+    <w:multiLevelType w:val="multilevel"/>
+    <w:tmpl w:val="44DB3827"/>
+    <w:lvl w:ilvl="0" w:tentative="0">
+      <w:start w:val="1"/>
+      <w:numFmt w:val="decimal"/>
+      <w:lvlText w:val="%1."/>
+      <w:lvlJc w:val="left"/>
+      <w:pPr>
+        <w:ind w:left="720" w:hanging="360"/>
+      </w:pPr>
+    </w:lvl>
+    <w:lvl w:ilvl="1" w:tentative="0">
+      <w:start w:val="1"/>
+      <w:numFmt w:val="lowerLetter"/>
+      <w:lvlText w:val="%2."/>
+      <w:lvlJc w:val="left"/>
+      <w:pPr>
+        <w:ind w:left="1440" w:hanging="360"/>
+      </w:pPr>
+    </w:lvl>
+    <w:lvl w:ilvl="2" w:tentative="0">
+      <w:start w:val="1"/>
+      <w:numFmt w:val="lowerRoman"/>
+      <w:lvlText w:val="%3."/>
+      <w:lvlJc w:val="right"/>
+      <w:pPr>
+        <w:ind w:left="2160" w:hanging="180"/>
+      </w:pPr>
+    </w:lvl>
+    <w:lvl w:ilvl="3" w:tentative="0">
+      <w:start w:val="1"/>
+      <w:numFmt w:val="decimal"/>
+      <w:lvlText w:val="%4."/>
+      <w:lvlJc w:val="left"/>
+      <w:pPr>
+        <w:ind w:left="2880" w:hanging="360"/>
+      </w:pPr>
+    </w:lvl>
+    <w:lvl w:ilvl="4" w:tentative="0">
+      <w:start w:val="1"/>
+      <w:numFmt w:val="lowerLetter"/>
+      <w:lvlText w:val="%5."/>
+      <w:lvlJc w:val="left"/>
+      <w:pPr>
+        <w:ind w:left="3600" w:hanging="360"/>
+      </w:pPr>
+    </w:lvl>
+    <w:lvl w:ilvl="5" w:tentative="0">
+      <w:start w:val="1"/>
+      <w:numFmt w:val="lowerRoman"/>
+      <w:lvlText w:val="%6."/>
+      <w:lvlJc w:val="right"/>
+      <w:pPr>
+        <w:ind w:left="4320" w:hanging="180"/>
+      </w:pPr>
+    </w:lvl>
+    <w:lvl w:ilvl="6" w:tentative="0">
+      <w:start w:val="1"/>
+      <w:numFmt w:val="decimal"/>
+      <w:lvlText w:val="%7."/>
+      <w:lvlJc w:val="left"/>
+      <w:pPr>
+        <w:ind w:left="5040" w:hanging="360"/>
+      </w:pPr>
+    </w:lvl>
+    <w:lvl w:ilvl="7" w:tentative="0">
+      <w:start w:val="1"/>
+      <w:numFmt w:val="lowerLetter"/>
+      <w:lvlText w:val="%8."/>
+      <w:lvlJc w:val="left"/>
+      <w:pPr>
+        <w:ind w:left="5760" w:hanging="360"/>
+      </w:pPr>
+    </w:lvl>
+    <w:lvl w:ilvl="8" w:tentative="0">
+      <w:start w:val="1"/>
+      <w:numFmt w:val="lowerRoman"/>
+      <w:lvlText w:val="%9."/>
+      <w:lvlJc w:val="right"/>
+      <w:pPr>
+        <w:ind w:left="6480" w:hanging="180"/>
+      </w:pPr>
+    </w:lvl>
+  </w:abstractNum>
+  <w:abstractNum w:abstractNumId="11">
+    <w:nsid w:val="451B55FD"/>
+    <w:multiLevelType w:val="multilevel"/>
+    <w:tmpl w:val="451B55FD"/>
+    <w:lvl w:ilvl="0" w:tentative="0">
+      <w:start w:val="1"/>
+      <w:numFmt w:val="decimal"/>
+      <w:lvlText w:val="%1."/>
+      <w:lvlJc w:val="left"/>
+      <w:pPr>
+        <w:ind w:left="720" w:hanging="360"/>
+      </w:pPr>
+    </w:lvl>
+    <w:lvl w:ilvl="1" w:tentative="0">
+      <w:start w:val="1"/>
+      <w:numFmt w:val="lowerLetter"/>
+      <w:lvlText w:val="%2."/>
+      <w:lvlJc w:val="left"/>
+      <w:pPr>
+        <w:ind w:left="1440" w:hanging="360"/>
+      </w:pPr>
+    </w:lvl>
+    <w:lvl w:ilvl="2" w:tentative="0">
+      <w:start w:val="1"/>
+      <w:numFmt w:val="lowerRoman"/>
+      <w:lvlText w:val="%3."/>
+      <w:lvlJc w:val="right"/>
+      <w:pPr>
+        <w:ind w:left="2160" w:hanging="180"/>
+      </w:pPr>
+    </w:lvl>
+    <w:lvl w:ilvl="3" w:tentative="0">
+      <w:start w:val="1"/>
+      <w:numFmt w:val="decimal"/>
+      <w:lvlText w:val="%4."/>
+      <w:lvlJc w:val="left"/>
+      <w:pPr>
+        <w:ind w:left="2880" w:hanging="360"/>
+      </w:pPr>
+    </w:lvl>
+    <w:lvl w:ilvl="4" w:tentative="0">
+      <w:start w:val="1"/>
+      <w:numFmt w:val="lowerLetter"/>
+      <w:lvlText w:val="%5."/>
+      <w:lvlJc w:val="left"/>
+      <w:pPr>
+        <w:ind w:left="3600" w:hanging="360"/>
+      </w:pPr>
+    </w:lvl>
+    <w:lvl w:ilvl="5" w:tentative="0">
+      <w:start w:val="1"/>
+      <w:numFmt w:val="lowerRoman"/>
+      <w:lvlText w:val="%6."/>
+      <w:lvlJc w:val="right"/>
+      <w:pPr>
+        <w:ind w:left="4320" w:hanging="180"/>
+      </w:pPr>
+    </w:lvl>
+    <w:lvl w:ilvl="6" w:tentative="0">
+      <w:start w:val="1"/>
+      <w:numFmt w:val="decimal"/>
+      <w:lvlText w:val="%7."/>
+      <w:lvlJc w:val="left"/>
+      <w:pPr>
+        <w:ind w:left="5040" w:hanging="360"/>
+      </w:pPr>
+    </w:lvl>
+    <w:lvl w:ilvl="7" w:tentative="0">
+      <w:start w:val="1"/>
+      <w:numFmt w:val="lowerLetter"/>
+      <w:lvlText w:val="%8."/>
+      <w:lvlJc w:val="left"/>
+      <w:pPr>
+        <w:ind w:left="5760" w:hanging="360"/>
+      </w:pPr>
+    </w:lvl>
+    <w:lvl w:ilvl="8" w:tentative="0">
+      <w:start w:val="1"/>
+      <w:numFmt w:val="lowerRoman"/>
+      <w:lvlText w:val="%9."/>
+      <w:lvlJc w:val="right"/>
+      <w:pPr>
+        <w:ind w:left="6480" w:hanging="180"/>
+      </w:pPr>
+    </w:lvl>
+  </w:abstractNum>
+  <w:abstractNum w:abstractNumId="12">
+    <w:nsid w:val="455A43AA"/>
+    <w:multiLevelType w:val="multilevel"/>
+    <w:tmpl w:val="455A43AA"/>
+    <w:lvl w:ilvl="0" w:tentative="0">
+      <w:start w:val="1"/>
+      <w:numFmt w:val="decimal"/>
+      <w:lvlText w:val="%1."/>
+      <w:lvlJc w:val="left"/>
+      <w:pPr>
+        <w:ind w:left="720" w:hanging="360"/>
+      </w:pPr>
+    </w:lvl>
+    <w:lvl w:ilvl="1" w:tentative="0">
+      <w:start w:val="1"/>
+      <w:numFmt w:val="lowerLetter"/>
+      <w:lvlText w:val="%2."/>
+      <w:lvlJc w:val="left"/>
+      <w:pPr>
+        <w:ind w:left="1440" w:hanging="360"/>
+      </w:pPr>
+    </w:lvl>
+    <w:lvl w:ilvl="2" w:tentative="0">
+      <w:start w:val="1"/>
+      <w:numFmt w:val="lowerRoman"/>
+      <w:lvlText w:val="%3."/>
+      <w:lvlJc w:val="right"/>
+      <w:pPr>
+        <w:ind w:left="2160" w:hanging="180"/>
+      </w:pPr>
+    </w:lvl>
+    <w:lvl w:ilvl="3" w:tentative="0">
+      <w:start w:val="1"/>
+      <w:numFmt w:val="decimal"/>
+      <w:lvlText w:val="%4."/>
+      <w:lvlJc w:val="left"/>
+      <w:pPr>
+        <w:ind w:left="2880" w:hanging="360"/>
+      </w:pPr>
+    </w:lvl>
+    <w:lvl w:ilvl="4" w:tentative="0">
+      <w:start w:val="1"/>
+      <w:numFmt w:val="lowerLetter"/>
+      <w:lvlText w:val="%5."/>
+      <w:lvlJc w:val="left"/>
+      <w:pPr>
+        <w:ind w:left="3600" w:hanging="360"/>
+      </w:pPr>
+    </w:lvl>
+    <w:lvl w:ilvl="5" w:tentative="0">
+      <w:start w:val="1"/>
+      <w:numFmt w:val="lowerRoman"/>
+      <w:lvlText w:val="%6."/>
+      <w:lvlJc w:val="right"/>
+      <w:pPr>
+        <w:ind w:left="4320" w:hanging="180"/>
+      </w:pPr>
+    </w:lvl>
+    <w:lvl w:ilvl="6" w:tentative="0">
+      <w:start w:val="1"/>
+      <w:numFmt w:val="decimal"/>
+      <w:lvlText w:val="%7."/>
+      <w:lvlJc w:val="left"/>
+      <w:pPr>
+        <w:ind w:left="5040" w:hanging="360"/>
+      </w:pPr>
+    </w:lvl>
+    <w:lvl w:ilvl="7" w:tentative="0">
+      <w:start w:val="1"/>
+      <w:numFmt w:val="lowerLetter"/>
+      <w:lvlText w:val="%8."/>
+      <w:lvlJc w:val="left"/>
+      <w:pPr>
+        <w:ind w:left="5760" w:hanging="360"/>
+      </w:pPr>
+    </w:lvl>
+    <w:lvl w:ilvl="8" w:tentative="0">
+      <w:start w:val="1"/>
+      <w:numFmt w:val="lowerRoman"/>
+      <w:lvlText w:val="%9."/>
+      <w:lvlJc w:val="right"/>
+      <w:pPr>
+        <w:ind w:left="6480" w:hanging="180"/>
+      </w:pPr>
+    </w:lvl>
+  </w:abstractNum>
+  <w:abstractNum w:abstractNumId="13">
+    <w:nsid w:val="6EAD2EBA"/>
+    <w:multiLevelType w:val="multilevel"/>
+    <w:tmpl w:val="6EAD2EBA"/>
+    <w:lvl w:ilvl="0" w:tentative="0">
+      <w:start w:val="1"/>
+      <w:numFmt w:val="decimal"/>
+      <w:lvlText w:val="%1."/>
+      <w:lvlJc w:val="left"/>
+      <w:pPr>
+        <w:tabs>
+          <w:tab w:val="left" w:pos="720"/>
+        </w:tabs>
+        <w:ind w:left="720" w:hanging="360"/>
+      </w:pPr>
+    </w:lvl>
+    <w:lvl w:ilvl="1" w:tentative="0">
+      <w:start w:val="1"/>
+      <w:numFmt w:val="decimal"/>
+      <w:lvlText w:val="%2."/>
       <w:lvlJc w:val="left"/>
       <w:pPr>
         <w:tabs>
@@ -4157,10 +5151,6 @@
         </w:tabs>
         <w:ind w:left="1440" w:hanging="360"/>
       </w:pPr>
-      <w:rPr>
-        <w:rFonts w:hint="default" w:ascii="Courier New" w:hAnsi="Courier New"/>
-        <w:sz w:val="20"/>
-      </w:rPr>
     </w:lvl>
     <w:lvl w:ilvl="2" w:tentative="0">
       <w:start w:val="1"/>
@@ -4247,17 +5237,17 @@
       </w:pPr>
     </w:lvl>
   </w:abstractNum>
-  <w:abstractNum w:abstractNumId="8">
-    <w:nsid w:val="25E57ACF"/>
+  <w:abstractNum w:abstractNumId="14">
+    <w:nsid w:val="6FBB3471"/>
     <w:multiLevelType w:val="multilevel"/>
-    <w:tmpl w:val="25E57ACF"/>
+    <w:tmpl w:val="6FBB3471"/>
     <w:lvl w:ilvl="0" w:tentative="0">
       <w:start w:val="1"/>
       <w:numFmt w:val="decimal"/>
       <w:lvlText w:val="%1."/>
       <w:lvlJc w:val="left"/>
       <w:pPr>
-        <w:ind w:left="720" w:hanging="360"/>
+        <w:ind w:left="644" w:hanging="360"/>
       </w:pPr>
     </w:lvl>
     <w:lvl w:ilvl="1" w:tentative="0">
@@ -4266,7 +5256,7 @@
       <w:lvlText w:val="%2."/>
       <w:lvlJc w:val="left"/>
       <w:pPr>
-        <w:ind w:left="1440" w:hanging="360"/>
+        <w:ind w:left="1364" w:hanging="360"/>
       </w:pPr>
     </w:lvl>
     <w:lvl w:ilvl="2" w:tentative="0">
@@ -4275,7 +5265,7 @@
       <w:lvlText w:val="%3."/>
       <w:lvlJc w:val="right"/>
       <w:pPr>
-        <w:ind w:left="2160" w:hanging="180"/>
+        <w:ind w:left="2084" w:hanging="180"/>
       </w:pPr>
     </w:lvl>
     <w:lvl w:ilvl="3" w:tentative="0">
@@ -4284,7 +5274,7 @@
       <w:lvlText w:val="%4."/>
       <w:lvlJc w:val="left"/>
       <w:pPr>
-        <w:ind w:left="2880" w:hanging="360"/>
+        <w:ind w:left="2804" w:hanging="360"/>
       </w:pPr>
     </w:lvl>
     <w:lvl w:ilvl="4" w:tentative="0">
@@ -4293,7 +5283,7 @@
       <w:lvlText w:val="%5."/>
       <w:lvlJc w:val="left"/>
       <w:pPr>
-        <w:ind w:left="3600" w:hanging="360"/>
+        <w:ind w:left="3524" w:hanging="360"/>
       </w:pPr>
     </w:lvl>
     <w:lvl w:ilvl="5" w:tentative="0">
@@ -4302,7 +5292,7 @@
       <w:lvlText w:val="%6."/>
       <w:lvlJc w:val="right"/>
       <w:pPr>
-        <w:ind w:left="4320" w:hanging="180"/>
+        <w:ind w:left="4244" w:hanging="180"/>
       </w:pPr>
     </w:lvl>
     <w:lvl w:ilvl="6" w:tentative="0">
@@ -4311,7 +5301,7 @@
       <w:lvlText w:val="%7."/>
       <w:lvlJc w:val="left"/>
       <w:pPr>
-        <w:ind w:left="5040" w:hanging="360"/>
+        <w:ind w:left="4964" w:hanging="360"/>
       </w:pPr>
     </w:lvl>
     <w:lvl w:ilvl="7" w:tentative="0">
@@ -4320,7 +5310,7 @@
       <w:lvlText w:val="%8."/>
       <w:lvlJc w:val="left"/>
       <w:pPr>
-        <w:ind w:left="5760" w:hanging="360"/>
+        <w:ind w:left="5684" w:hanging="360"/>
       </w:pPr>
     </w:lvl>
     <w:lvl w:ilvl="8" w:tentative="0">
@@ -4329,577 +5319,7 @@
       <w:lvlText w:val="%9."/>
       <w:lvlJc w:val="right"/>
       <w:pPr>
-        <w:ind w:left="6480" w:hanging="180"/>
-      </w:pPr>
-    </w:lvl>
-  </w:abstractNum>
-  <w:abstractNum w:abstractNumId="9">
-    <w:nsid w:val="2B6A4D25"/>
-    <w:multiLevelType w:val="multilevel"/>
-    <w:tmpl w:val="2B6A4D25"/>
-    <w:lvl w:ilvl="0" w:tentative="0">
-      <w:start w:val="1"/>
-      <w:numFmt w:val="decimal"/>
-      <w:lvlText w:val="%1."/>
-      <w:lvlJc w:val="left"/>
-      <w:pPr>
-        <w:ind w:left="720" w:hanging="360"/>
-      </w:pPr>
-    </w:lvl>
-    <w:lvl w:ilvl="1" w:tentative="0">
-      <w:start w:val="1"/>
-      <w:numFmt w:val="lowerLetter"/>
-      <w:lvlText w:val="%2."/>
-      <w:lvlJc w:val="left"/>
-      <w:pPr>
-        <w:ind w:left="1440" w:hanging="360"/>
-      </w:pPr>
-    </w:lvl>
-    <w:lvl w:ilvl="2" w:tentative="0">
-      <w:start w:val="1"/>
-      <w:numFmt w:val="lowerRoman"/>
-      <w:lvlText w:val="%3."/>
-      <w:lvlJc w:val="right"/>
-      <w:pPr>
-        <w:ind w:left="2160" w:hanging="180"/>
-      </w:pPr>
-    </w:lvl>
-    <w:lvl w:ilvl="3" w:tentative="0">
-      <w:start w:val="1"/>
-      <w:numFmt w:val="decimal"/>
-      <w:lvlText w:val="%4."/>
-      <w:lvlJc w:val="left"/>
-      <w:pPr>
-        <w:ind w:left="2880" w:hanging="360"/>
-      </w:pPr>
-    </w:lvl>
-    <w:lvl w:ilvl="4" w:tentative="0">
-      <w:start w:val="1"/>
-      <w:numFmt w:val="lowerLetter"/>
-      <w:lvlText w:val="%5."/>
-      <w:lvlJc w:val="left"/>
-      <w:pPr>
-        <w:ind w:left="3600" w:hanging="360"/>
-      </w:pPr>
-    </w:lvl>
-    <w:lvl w:ilvl="5" w:tentative="0">
-      <w:start w:val="1"/>
-      <w:numFmt w:val="lowerRoman"/>
-      <w:lvlText w:val="%6."/>
-      <w:lvlJc w:val="right"/>
-      <w:pPr>
-        <w:ind w:left="4320" w:hanging="180"/>
-      </w:pPr>
-    </w:lvl>
-    <w:lvl w:ilvl="6" w:tentative="0">
-      <w:start w:val="1"/>
-      <w:numFmt w:val="decimal"/>
-      <w:lvlText w:val="%7."/>
-      <w:lvlJc w:val="left"/>
-      <w:pPr>
-        <w:ind w:left="5040" w:hanging="360"/>
-      </w:pPr>
-    </w:lvl>
-    <w:lvl w:ilvl="7" w:tentative="0">
-      <w:start w:val="1"/>
-      <w:numFmt w:val="lowerLetter"/>
-      <w:lvlText w:val="%8."/>
-      <w:lvlJc w:val="left"/>
-      <w:pPr>
-        <w:ind w:left="5760" w:hanging="360"/>
-      </w:pPr>
-    </w:lvl>
-    <w:lvl w:ilvl="8" w:tentative="0">
-      <w:start w:val="1"/>
-      <w:numFmt w:val="lowerRoman"/>
-      <w:lvlText w:val="%9."/>
-      <w:lvlJc w:val="right"/>
-      <w:pPr>
-        <w:ind w:left="6480" w:hanging="180"/>
-      </w:pPr>
-    </w:lvl>
-  </w:abstractNum>
-  <w:abstractNum w:abstractNumId="10">
-    <w:nsid w:val="35F47F99"/>
-    <w:multiLevelType w:val="multilevel"/>
-    <w:tmpl w:val="35F47F99"/>
-    <w:lvl w:ilvl="0" w:tentative="0">
-      <w:start w:val="1"/>
-      <w:numFmt w:val="decimal"/>
-      <w:lvlText w:val="%1."/>
-      <w:lvlJc w:val="left"/>
-      <w:pPr>
-        <w:tabs>
-          <w:tab w:val="left" w:pos="720"/>
-        </w:tabs>
-        <w:ind w:left="720" w:hanging="360"/>
-      </w:pPr>
-    </w:lvl>
-    <w:lvl w:ilvl="1" w:tentative="0">
-      <w:start w:val="3"/>
-      <w:numFmt w:val="decimal"/>
-      <w:lvlText w:val="%2"/>
-      <w:lvlJc w:val="left"/>
-      <w:pPr>
-        <w:ind w:left="1440" w:hanging="360"/>
-      </w:pPr>
-      <w:rPr>
-        <w:rFonts w:hint="default"/>
-      </w:rPr>
-    </w:lvl>
-    <w:lvl w:ilvl="2" w:tentative="0">
-      <w:start w:val="1"/>
-      <w:numFmt w:val="decimal"/>
-      <w:lvlText w:val="%3."/>
-      <w:lvlJc w:val="left"/>
-      <w:pPr>
-        <w:tabs>
-          <w:tab w:val="left" w:pos="2160"/>
-        </w:tabs>
-        <w:ind w:left="2160" w:hanging="360"/>
-      </w:pPr>
-    </w:lvl>
-    <w:lvl w:ilvl="3" w:tentative="0">
-      <w:start w:val="1"/>
-      <w:numFmt w:val="decimal"/>
-      <w:lvlText w:val="%4."/>
-      <w:lvlJc w:val="left"/>
-      <w:pPr>
-        <w:tabs>
-          <w:tab w:val="left" w:pos="2880"/>
-        </w:tabs>
-        <w:ind w:left="2880" w:hanging="360"/>
-      </w:pPr>
-    </w:lvl>
-    <w:lvl w:ilvl="4" w:tentative="0">
-      <w:start w:val="1"/>
-      <w:numFmt w:val="decimal"/>
-      <w:lvlText w:val="%5."/>
-      <w:lvlJc w:val="left"/>
-      <w:pPr>
-        <w:tabs>
-          <w:tab w:val="left" w:pos="3600"/>
-        </w:tabs>
-        <w:ind w:left="3600" w:hanging="360"/>
-      </w:pPr>
-    </w:lvl>
-    <w:lvl w:ilvl="5" w:tentative="0">
-      <w:start w:val="1"/>
-      <w:numFmt w:val="decimal"/>
-      <w:lvlText w:val="%6."/>
-      <w:lvlJc w:val="left"/>
-      <w:pPr>
-        <w:tabs>
-          <w:tab w:val="left" w:pos="4320"/>
-        </w:tabs>
-        <w:ind w:left="4320" w:hanging="360"/>
-      </w:pPr>
-    </w:lvl>
-    <w:lvl w:ilvl="6" w:tentative="0">
-      <w:start w:val="1"/>
-      <w:numFmt w:val="decimal"/>
-      <w:lvlText w:val="%7."/>
-      <w:lvlJc w:val="left"/>
-      <w:pPr>
-        <w:tabs>
-          <w:tab w:val="left" w:pos="5040"/>
-        </w:tabs>
-        <w:ind w:left="5040" w:hanging="360"/>
-      </w:pPr>
-    </w:lvl>
-    <w:lvl w:ilvl="7" w:tentative="0">
-      <w:start w:val="1"/>
-      <w:numFmt w:val="decimal"/>
-      <w:lvlText w:val="%8."/>
-      <w:lvlJc w:val="left"/>
-      <w:pPr>
-        <w:tabs>
-          <w:tab w:val="left" w:pos="5760"/>
-        </w:tabs>
-        <w:ind w:left="5760" w:hanging="360"/>
-      </w:pPr>
-    </w:lvl>
-    <w:lvl w:ilvl="8" w:tentative="0">
-      <w:start w:val="1"/>
-      <w:numFmt w:val="decimal"/>
-      <w:lvlText w:val="%9."/>
-      <w:lvlJc w:val="left"/>
-      <w:pPr>
-        <w:tabs>
-          <w:tab w:val="left" w:pos="6480"/>
-        </w:tabs>
-        <w:ind w:left="6480" w:hanging="360"/>
-      </w:pPr>
-    </w:lvl>
-  </w:abstractNum>
-  <w:abstractNum w:abstractNumId="11">
-    <w:nsid w:val="44DB3827"/>
-    <w:multiLevelType w:val="multilevel"/>
-    <w:tmpl w:val="44DB3827"/>
-    <w:lvl w:ilvl="0" w:tentative="0">
-      <w:start w:val="1"/>
-      <w:numFmt w:val="decimal"/>
-      <w:lvlText w:val="%1."/>
-      <w:lvlJc w:val="left"/>
-      <w:pPr>
-        <w:ind w:left="720" w:hanging="360"/>
-      </w:pPr>
-    </w:lvl>
-    <w:lvl w:ilvl="1" w:tentative="0">
-      <w:start w:val="1"/>
-      <w:numFmt w:val="lowerLetter"/>
-      <w:lvlText w:val="%2."/>
-      <w:lvlJc w:val="left"/>
-      <w:pPr>
-        <w:ind w:left="1440" w:hanging="360"/>
-      </w:pPr>
-    </w:lvl>
-    <w:lvl w:ilvl="2" w:tentative="0">
-      <w:start w:val="1"/>
-      <w:numFmt w:val="lowerRoman"/>
-      <w:lvlText w:val="%3."/>
-      <w:lvlJc w:val="right"/>
-      <w:pPr>
-        <w:ind w:left="2160" w:hanging="180"/>
-      </w:pPr>
-    </w:lvl>
-    <w:lvl w:ilvl="3" w:tentative="0">
-      <w:start w:val="1"/>
-      <w:numFmt w:val="decimal"/>
-      <w:lvlText w:val="%4."/>
-      <w:lvlJc w:val="left"/>
-      <w:pPr>
-        <w:ind w:left="2880" w:hanging="360"/>
-      </w:pPr>
-    </w:lvl>
-    <w:lvl w:ilvl="4" w:tentative="0">
-      <w:start w:val="1"/>
-      <w:numFmt w:val="lowerLetter"/>
-      <w:lvlText w:val="%5."/>
-      <w:lvlJc w:val="left"/>
-      <w:pPr>
-        <w:ind w:left="3600" w:hanging="360"/>
-      </w:pPr>
-    </w:lvl>
-    <w:lvl w:ilvl="5" w:tentative="0">
-      <w:start w:val="1"/>
-      <w:numFmt w:val="lowerRoman"/>
-      <w:lvlText w:val="%6."/>
-      <w:lvlJc w:val="right"/>
-      <w:pPr>
-        <w:ind w:left="4320" w:hanging="180"/>
-      </w:pPr>
-    </w:lvl>
-    <w:lvl w:ilvl="6" w:tentative="0">
-      <w:start w:val="1"/>
-      <w:numFmt w:val="decimal"/>
-      <w:lvlText w:val="%7."/>
-      <w:lvlJc w:val="left"/>
-      <w:pPr>
-        <w:ind w:left="5040" w:hanging="360"/>
-      </w:pPr>
-    </w:lvl>
-    <w:lvl w:ilvl="7" w:tentative="0">
-      <w:start w:val="1"/>
-      <w:numFmt w:val="lowerLetter"/>
-      <w:lvlText w:val="%8."/>
-      <w:lvlJc w:val="left"/>
-      <w:pPr>
-        <w:ind w:left="5760" w:hanging="360"/>
-      </w:pPr>
-    </w:lvl>
-    <w:lvl w:ilvl="8" w:tentative="0">
-      <w:start w:val="1"/>
-      <w:numFmt w:val="lowerRoman"/>
-      <w:lvlText w:val="%9."/>
-      <w:lvlJc w:val="right"/>
-      <w:pPr>
-        <w:ind w:left="6480" w:hanging="180"/>
-      </w:pPr>
-    </w:lvl>
-  </w:abstractNum>
-  <w:abstractNum w:abstractNumId="12">
-    <w:nsid w:val="5B43525D"/>
-    <w:multiLevelType w:val="multilevel"/>
-    <w:tmpl w:val="5B43525D"/>
-    <w:lvl w:ilvl="0" w:tentative="0">
-      <w:start w:val="1"/>
-      <w:numFmt w:val="decimal"/>
-      <w:lvlText w:val="%1."/>
-      <w:lvlJc w:val="left"/>
-      <w:pPr>
-        <w:ind w:left="720" w:hanging="360"/>
-      </w:pPr>
-    </w:lvl>
-    <w:lvl w:ilvl="1" w:tentative="0">
-      <w:start w:val="1"/>
-      <w:numFmt w:val="lowerLetter"/>
-      <w:lvlText w:val="%2."/>
-      <w:lvlJc w:val="left"/>
-      <w:pPr>
-        <w:ind w:left="1440" w:hanging="360"/>
-      </w:pPr>
-    </w:lvl>
-    <w:lvl w:ilvl="2" w:tentative="0">
-      <w:start w:val="1"/>
-      <w:numFmt w:val="lowerRoman"/>
-      <w:lvlText w:val="%3."/>
-      <w:lvlJc w:val="right"/>
-      <w:pPr>
-        <w:ind w:left="2160" w:hanging="180"/>
-      </w:pPr>
-    </w:lvl>
-    <w:lvl w:ilvl="3" w:tentative="0">
-      <w:start w:val="1"/>
-      <w:numFmt w:val="decimal"/>
-      <w:lvlText w:val="%4."/>
-      <w:lvlJc w:val="left"/>
-      <w:pPr>
-        <w:ind w:left="2880" w:hanging="360"/>
-      </w:pPr>
-    </w:lvl>
-    <w:lvl w:ilvl="4" w:tentative="0">
-      <w:start w:val="1"/>
-      <w:numFmt w:val="lowerLetter"/>
-      <w:lvlText w:val="%5."/>
-      <w:lvlJc w:val="left"/>
-      <w:pPr>
-        <w:ind w:left="3600" w:hanging="360"/>
-      </w:pPr>
-    </w:lvl>
-    <w:lvl w:ilvl="5" w:tentative="0">
-      <w:start w:val="1"/>
-      <w:numFmt w:val="lowerRoman"/>
-      <w:lvlText w:val="%6."/>
-      <w:lvlJc w:val="right"/>
-      <w:pPr>
-        <w:ind w:left="4320" w:hanging="180"/>
-      </w:pPr>
-    </w:lvl>
-    <w:lvl w:ilvl="6" w:tentative="0">
-      <w:start w:val="1"/>
-      <w:numFmt w:val="decimal"/>
-      <w:lvlText w:val="%7."/>
-      <w:lvlJc w:val="left"/>
-      <w:pPr>
-        <w:ind w:left="5040" w:hanging="360"/>
-      </w:pPr>
-    </w:lvl>
-    <w:lvl w:ilvl="7" w:tentative="0">
-      <w:start w:val="1"/>
-      <w:numFmt w:val="lowerLetter"/>
-      <w:lvlText w:val="%8."/>
-      <w:lvlJc w:val="left"/>
-      <w:pPr>
-        <w:ind w:left="5760" w:hanging="360"/>
-      </w:pPr>
-    </w:lvl>
-    <w:lvl w:ilvl="8" w:tentative="0">
-      <w:start w:val="1"/>
-      <w:numFmt w:val="lowerRoman"/>
-      <w:lvlText w:val="%9."/>
-      <w:lvlJc w:val="right"/>
-      <w:pPr>
-        <w:ind w:left="6480" w:hanging="180"/>
-      </w:pPr>
-    </w:lvl>
-  </w:abstractNum>
-  <w:abstractNum w:abstractNumId="13">
-    <w:nsid w:val="5D710A6F"/>
-    <w:multiLevelType w:val="multilevel"/>
-    <w:tmpl w:val="5D710A6F"/>
-    <w:lvl w:ilvl="0" w:tentative="0">
-      <w:start w:val="1"/>
-      <w:numFmt w:val="decimal"/>
-      <w:lvlText w:val="%1."/>
-      <w:lvlJc w:val="left"/>
-      <w:pPr>
-        <w:ind w:left="720" w:hanging="360"/>
-      </w:pPr>
-    </w:lvl>
-    <w:lvl w:ilvl="1" w:tentative="0">
-      <w:start w:val="1"/>
-      <w:numFmt w:val="lowerLetter"/>
-      <w:lvlText w:val="%2."/>
-      <w:lvlJc w:val="left"/>
-      <w:pPr>
-        <w:ind w:left="1440" w:hanging="360"/>
-      </w:pPr>
-    </w:lvl>
-    <w:lvl w:ilvl="2" w:tentative="0">
-      <w:start w:val="1"/>
-      <w:numFmt w:val="lowerRoman"/>
-      <w:lvlText w:val="%3."/>
-      <w:lvlJc w:val="right"/>
-      <w:pPr>
-        <w:ind w:left="2160" w:hanging="180"/>
-      </w:pPr>
-    </w:lvl>
-    <w:lvl w:ilvl="3" w:tentative="0">
-      <w:start w:val="1"/>
-      <w:numFmt w:val="decimal"/>
-      <w:lvlText w:val="%4."/>
-      <w:lvlJc w:val="left"/>
-      <w:pPr>
-        <w:ind w:left="2880" w:hanging="360"/>
-      </w:pPr>
-    </w:lvl>
-    <w:lvl w:ilvl="4" w:tentative="0">
-      <w:start w:val="1"/>
-      <w:numFmt w:val="lowerLetter"/>
-      <w:lvlText w:val="%5."/>
-      <w:lvlJc w:val="left"/>
-      <w:pPr>
-        <w:ind w:left="3600" w:hanging="360"/>
-      </w:pPr>
-    </w:lvl>
-    <w:lvl w:ilvl="5" w:tentative="0">
-      <w:start w:val="1"/>
-      <w:numFmt w:val="lowerRoman"/>
-      <w:lvlText w:val="%6."/>
-      <w:lvlJc w:val="right"/>
-      <w:pPr>
-        <w:ind w:left="4320" w:hanging="180"/>
-      </w:pPr>
-    </w:lvl>
-    <w:lvl w:ilvl="6" w:tentative="0">
-      <w:start w:val="1"/>
-      <w:numFmt w:val="decimal"/>
-      <w:lvlText w:val="%7."/>
-      <w:lvlJc w:val="left"/>
-      <w:pPr>
-        <w:ind w:left="5040" w:hanging="360"/>
-      </w:pPr>
-    </w:lvl>
-    <w:lvl w:ilvl="7" w:tentative="0">
-      <w:start w:val="1"/>
-      <w:numFmt w:val="lowerLetter"/>
-      <w:lvlText w:val="%8."/>
-      <w:lvlJc w:val="left"/>
-      <w:pPr>
-        <w:ind w:left="5760" w:hanging="360"/>
-      </w:pPr>
-    </w:lvl>
-    <w:lvl w:ilvl="8" w:tentative="0">
-      <w:start w:val="1"/>
-      <w:numFmt w:val="lowerRoman"/>
-      <w:lvlText w:val="%9."/>
-      <w:lvlJc w:val="right"/>
-      <w:pPr>
-        <w:ind w:left="6480" w:hanging="180"/>
-      </w:pPr>
-    </w:lvl>
-  </w:abstractNum>
-  <w:abstractNum w:abstractNumId="14">
-    <w:nsid w:val="6EAD2EBA"/>
-    <w:multiLevelType w:val="multilevel"/>
-    <w:tmpl w:val="6EAD2EBA"/>
-    <w:lvl w:ilvl="0" w:tentative="0">
-      <w:start w:val="1"/>
-      <w:numFmt w:val="decimal"/>
-      <w:lvlText w:val="%1."/>
-      <w:lvlJc w:val="left"/>
-      <w:pPr>
-        <w:tabs>
-          <w:tab w:val="left" w:pos="720"/>
-        </w:tabs>
-        <w:ind w:left="720" w:hanging="360"/>
-      </w:pPr>
-    </w:lvl>
-    <w:lvl w:ilvl="1" w:tentative="0">
-      <w:start w:val="1"/>
-      <w:numFmt w:val="decimal"/>
-      <w:lvlText w:val="%2."/>
-      <w:lvlJc w:val="left"/>
-      <w:pPr>
-        <w:tabs>
-          <w:tab w:val="left" w:pos="1440"/>
-        </w:tabs>
-        <w:ind w:left="1440" w:hanging="360"/>
-      </w:pPr>
-    </w:lvl>
-    <w:lvl w:ilvl="2" w:tentative="0">
-      <w:start w:val="1"/>
-      <w:numFmt w:val="decimal"/>
-      <w:lvlText w:val="%3."/>
-      <w:lvlJc w:val="left"/>
-      <w:pPr>
-        <w:tabs>
-          <w:tab w:val="left" w:pos="2160"/>
-        </w:tabs>
-        <w:ind w:left="2160" w:hanging="360"/>
-      </w:pPr>
-    </w:lvl>
-    <w:lvl w:ilvl="3" w:tentative="0">
-      <w:start w:val="1"/>
-      <w:numFmt w:val="decimal"/>
-      <w:lvlText w:val="%4."/>
-      <w:lvlJc w:val="left"/>
-      <w:pPr>
-        <w:tabs>
-          <w:tab w:val="left" w:pos="2880"/>
-        </w:tabs>
-        <w:ind w:left="2880" w:hanging="360"/>
-      </w:pPr>
-    </w:lvl>
-    <w:lvl w:ilvl="4" w:tentative="0">
-      <w:start w:val="1"/>
-      <w:numFmt w:val="decimal"/>
-      <w:lvlText w:val="%5."/>
-      <w:lvlJc w:val="left"/>
-      <w:pPr>
-        <w:tabs>
-          <w:tab w:val="left" w:pos="3600"/>
-        </w:tabs>
-        <w:ind w:left="3600" w:hanging="360"/>
-      </w:pPr>
-    </w:lvl>
-    <w:lvl w:ilvl="5" w:tentative="0">
-      <w:start w:val="1"/>
-      <w:numFmt w:val="decimal"/>
-      <w:lvlText w:val="%6."/>
-      <w:lvlJc w:val="left"/>
-      <w:pPr>
-        <w:tabs>
-          <w:tab w:val="left" w:pos="4320"/>
-        </w:tabs>
-        <w:ind w:left="4320" w:hanging="360"/>
-      </w:pPr>
-    </w:lvl>
-    <w:lvl w:ilvl="6" w:tentative="0">
-      <w:start w:val="1"/>
-      <w:numFmt w:val="decimal"/>
-      <w:lvlText w:val="%7."/>
-      <w:lvlJc w:val="left"/>
-      <w:pPr>
-        <w:tabs>
-          <w:tab w:val="left" w:pos="5040"/>
-        </w:tabs>
-        <w:ind w:left="5040" w:hanging="360"/>
-      </w:pPr>
-    </w:lvl>
-    <w:lvl w:ilvl="7" w:tentative="0">
-      <w:start w:val="1"/>
-      <w:numFmt w:val="decimal"/>
-      <w:lvlText w:val="%8."/>
-      <w:lvlJc w:val="left"/>
-      <w:pPr>
-        <w:tabs>
-          <w:tab w:val="left" w:pos="5760"/>
-        </w:tabs>
-        <w:ind w:left="5760" w:hanging="360"/>
-      </w:pPr>
-    </w:lvl>
-    <w:lvl w:ilvl="8" w:tentative="0">
-      <w:start w:val="1"/>
-      <w:numFmt w:val="decimal"/>
-      <w:lvlText w:val="%9."/>
-      <w:lvlJc w:val="left"/>
-      <w:pPr>
-        <w:tabs>
-          <w:tab w:val="left" w:pos="6480"/>
-        </w:tabs>
-        <w:ind w:left="6480" w:hanging="360"/>
+        <w:ind w:left="6404" w:hanging="180"/>
       </w:pPr>
     </w:lvl>
   </w:abstractNum>
@@ -5103,47 +5523,34 @@
     </w:lvl>
   </w:abstractNum>
   <w:abstractNum w:abstractNumId="17">
-    <w:nsid w:val="7E3C2474"/>
+    <w:nsid w:val="7BBB0AC7"/>
     <w:multiLevelType w:val="multilevel"/>
-    <w:tmpl w:val="7E3C2474"/>
+    <w:tmpl w:val="7BBB0AC7"/>
     <w:lvl w:ilvl="0" w:tentative="0">
       <w:start w:val="1"/>
       <w:numFmt w:val="decimal"/>
       <w:lvlText w:val="%1."/>
       <w:lvlJc w:val="left"/>
       <w:pPr>
-        <w:tabs>
-          <w:tab w:val="left" w:pos="720"/>
-        </w:tabs>
         <w:ind w:left="720" w:hanging="360"/>
       </w:pPr>
     </w:lvl>
     <w:lvl w:ilvl="1" w:tentative="0">
       <w:start w:val="1"/>
-      <w:numFmt w:val="bullet"/>
-      <w:lvlText w:val="o"/>
-      <w:lvlJc w:val="left"/>
-      <w:pPr>
-        <w:tabs>
-          <w:tab w:val="left" w:pos="1440"/>
-        </w:tabs>
+      <w:numFmt w:val="lowerLetter"/>
+      <w:lvlText w:val="%2."/>
+      <w:lvlJc w:val="left"/>
+      <w:pPr>
         <w:ind w:left="1440" w:hanging="360"/>
       </w:pPr>
-      <w:rPr>
-        <w:rFonts w:hint="default" w:ascii="Courier New" w:hAnsi="Courier New"/>
-        <w:sz w:val="20"/>
-      </w:rPr>
     </w:lvl>
     <w:lvl w:ilvl="2" w:tentative="0">
       <w:start w:val="1"/>
-      <w:numFmt w:val="decimal"/>
+      <w:numFmt w:val="lowerRoman"/>
       <w:lvlText w:val="%3."/>
-      <w:lvlJc w:val="left"/>
-      <w:pPr>
-        <w:tabs>
-          <w:tab w:val="left" w:pos="2160"/>
-        </w:tabs>
-        <w:ind w:left="2160" w:hanging="360"/>
+      <w:lvlJc w:val="right"/>
+      <w:pPr>
+        <w:ind w:left="2160" w:hanging="180"/>
       </w:pPr>
     </w:lvl>
     <w:lvl w:ilvl="3" w:tentative="0">
@@ -5152,34 +5559,25 @@
       <w:lvlText w:val="%4."/>
       <w:lvlJc w:val="left"/>
       <w:pPr>
-        <w:tabs>
-          <w:tab w:val="left" w:pos="2880"/>
-        </w:tabs>
         <w:ind w:left="2880" w:hanging="360"/>
       </w:pPr>
     </w:lvl>
     <w:lvl w:ilvl="4" w:tentative="0">
       <w:start w:val="1"/>
-      <w:numFmt w:val="decimal"/>
+      <w:numFmt w:val="lowerLetter"/>
       <w:lvlText w:val="%5."/>
       <w:lvlJc w:val="left"/>
       <w:pPr>
-        <w:tabs>
-          <w:tab w:val="left" w:pos="3600"/>
-        </w:tabs>
         <w:ind w:left="3600" w:hanging="360"/>
       </w:pPr>
     </w:lvl>
     <w:lvl w:ilvl="5" w:tentative="0">
       <w:start w:val="1"/>
-      <w:numFmt w:val="decimal"/>
+      <w:numFmt w:val="lowerRoman"/>
       <w:lvlText w:val="%6."/>
-      <w:lvlJc w:val="left"/>
-      <w:pPr>
-        <w:tabs>
-          <w:tab w:val="left" w:pos="4320"/>
-        </w:tabs>
-        <w:ind w:left="4320" w:hanging="360"/>
+      <w:lvlJc w:val="right"/>
+      <w:pPr>
+        <w:ind w:left="4320" w:hanging="180"/>
       </w:pPr>
     </w:lvl>
     <w:lvl w:ilvl="6" w:tentative="0">
@@ -5188,90 +5586,170 @@
       <w:lvlText w:val="%7."/>
       <w:lvlJc w:val="left"/>
       <w:pPr>
-        <w:tabs>
-          <w:tab w:val="left" w:pos="5040"/>
-        </w:tabs>
         <w:ind w:left="5040" w:hanging="360"/>
       </w:pPr>
     </w:lvl>
     <w:lvl w:ilvl="7" w:tentative="0">
       <w:start w:val="1"/>
-      <w:numFmt w:val="decimal"/>
+      <w:numFmt w:val="lowerLetter"/>
       <w:lvlText w:val="%8."/>
       <w:lvlJc w:val="left"/>
       <w:pPr>
-        <w:tabs>
-          <w:tab w:val="left" w:pos="5760"/>
-        </w:tabs>
         <w:ind w:left="5760" w:hanging="360"/>
       </w:pPr>
     </w:lvl>
     <w:lvl w:ilvl="8" w:tentative="0">
       <w:start w:val="1"/>
-      <w:numFmt w:val="decimal"/>
+      <w:numFmt w:val="lowerRoman"/>
       <w:lvlText w:val="%9."/>
-      <w:lvlJc w:val="left"/>
-      <w:pPr>
-        <w:tabs>
-          <w:tab w:val="left" w:pos="6480"/>
-        </w:tabs>
-        <w:ind w:left="6480" w:hanging="360"/>
+      <w:lvlJc w:val="right"/>
+      <w:pPr>
+        <w:ind w:left="6480" w:hanging="180"/>
+      </w:pPr>
+    </w:lvl>
+  </w:abstractNum>
+  <w:abstractNum w:abstractNumId="18">
+    <w:nsid w:val="7F497579"/>
+    <w:multiLevelType w:val="multilevel"/>
+    <w:tmpl w:val="7F497579"/>
+    <w:lvl w:ilvl="0" w:tentative="0">
+      <w:start w:val="1"/>
+      <w:numFmt w:val="decimal"/>
+      <w:lvlText w:val="%1."/>
+      <w:lvlJc w:val="left"/>
+      <w:pPr>
+        <w:ind w:left="720" w:hanging="360"/>
+      </w:pPr>
+    </w:lvl>
+    <w:lvl w:ilvl="1" w:tentative="0">
+      <w:start w:val="1"/>
+      <w:numFmt w:val="lowerLetter"/>
+      <w:lvlText w:val="%2."/>
+      <w:lvlJc w:val="left"/>
+      <w:pPr>
+        <w:ind w:left="1440" w:hanging="360"/>
+      </w:pPr>
+    </w:lvl>
+    <w:lvl w:ilvl="2" w:tentative="0">
+      <w:start w:val="1"/>
+      <w:numFmt w:val="lowerRoman"/>
+      <w:lvlText w:val="%3."/>
+      <w:lvlJc w:val="right"/>
+      <w:pPr>
+        <w:ind w:left="2160" w:hanging="180"/>
+      </w:pPr>
+    </w:lvl>
+    <w:lvl w:ilvl="3" w:tentative="0">
+      <w:start w:val="1"/>
+      <w:numFmt w:val="decimal"/>
+      <w:lvlText w:val="%4."/>
+      <w:lvlJc w:val="left"/>
+      <w:pPr>
+        <w:ind w:left="2880" w:hanging="360"/>
+      </w:pPr>
+    </w:lvl>
+    <w:lvl w:ilvl="4" w:tentative="0">
+      <w:start w:val="1"/>
+      <w:numFmt w:val="lowerLetter"/>
+      <w:lvlText w:val="%5."/>
+      <w:lvlJc w:val="left"/>
+      <w:pPr>
+        <w:ind w:left="3600" w:hanging="360"/>
+      </w:pPr>
+    </w:lvl>
+    <w:lvl w:ilvl="5" w:tentative="0">
+      <w:start w:val="1"/>
+      <w:numFmt w:val="lowerRoman"/>
+      <w:lvlText w:val="%6."/>
+      <w:lvlJc w:val="right"/>
+      <w:pPr>
+        <w:ind w:left="4320" w:hanging="180"/>
+      </w:pPr>
+    </w:lvl>
+    <w:lvl w:ilvl="6" w:tentative="0">
+      <w:start w:val="1"/>
+      <w:numFmt w:val="decimal"/>
+      <w:lvlText w:val="%7."/>
+      <w:lvlJc w:val="left"/>
+      <w:pPr>
+        <w:ind w:left="5040" w:hanging="360"/>
+      </w:pPr>
+    </w:lvl>
+    <w:lvl w:ilvl="7" w:tentative="0">
+      <w:start w:val="1"/>
+      <w:numFmt w:val="lowerLetter"/>
+      <w:lvlText w:val="%8."/>
+      <w:lvlJc w:val="left"/>
+      <w:pPr>
+        <w:ind w:left="5760" w:hanging="360"/>
+      </w:pPr>
+    </w:lvl>
+    <w:lvl w:ilvl="8" w:tentative="0">
+      <w:start w:val="1"/>
+      <w:numFmt w:val="lowerRoman"/>
+      <w:lvlText w:val="%9."/>
+      <w:lvlJc w:val="right"/>
+      <w:pPr>
+        <w:ind w:left="6480" w:hanging="180"/>
       </w:pPr>
     </w:lvl>
   </w:abstractNum>
   <w:num w:numId="1">
-    <w:abstractNumId w:val="14"/>
+    <w:abstractNumId w:val="13"/>
   </w:num>
   <w:num w:numId="2">
     <w:abstractNumId w:val="15"/>
   </w:num>
   <w:num w:numId="3">
-    <w:abstractNumId w:val="0"/>
+    <w:abstractNumId w:val="2"/>
   </w:num>
   <w:num w:numId="4">
-    <w:abstractNumId w:val="2"/>
+    <w:abstractNumId w:val="3"/>
   </w:num>
   <w:num w:numId="5">
+    <w:abstractNumId w:val="8"/>
+  </w:num>
+  <w:num w:numId="6">
     <w:abstractNumId w:val="10"/>
   </w:num>
-  <w:num w:numId="6">
-    <w:abstractNumId w:val="11"/>
-  </w:num>
   <w:num w:numId="7">
-    <w:abstractNumId w:val="3"/>
+    <w:abstractNumId w:val="5"/>
   </w:num>
   <w:num w:numId="8">
-    <w:abstractNumId w:val="6"/>
+    <w:abstractNumId w:val="7"/>
   </w:num>
   <w:num w:numId="9">
-    <w:abstractNumId w:val="5"/>
+    <w:abstractNumId w:val="6"/>
   </w:num>
   <w:num w:numId="10">
     <w:abstractNumId w:val="16"/>
   </w:num>
   <w:num w:numId="11">
+    <w:abstractNumId w:val="4"/>
+  </w:num>
+  <w:num w:numId="12">
+    <w:abstractNumId w:val="11"/>
+  </w:num>
+  <w:num w:numId="13">
     <w:abstractNumId w:val="9"/>
   </w:num>
-  <w:num w:numId="12">
-    <w:abstractNumId w:val="8"/>
+  <w:num w:numId="14">
+    <w:abstractNumId w:val="17"/>
   </w:num>
-  <w:num w:numId="13">
+  <w:num w:numId="15">
+    <w:abstractNumId w:val="1"/>
+  </w:num>
+  <w:num w:numId="16">
     <w:abstractNumId w:val="12"/>
   </w:num>
-  <w:num w:numId="14">
-    <w:abstractNumId w:val="13"/>
-  </w:num>
-  <w:num w:numId="15">
-    <w:abstractNumId w:val="4"/>
-  </w:num>
-  <w:num w:numId="16">
-    <w:abstractNumId w:val="17"/>
-  </w:num>
   <w:num w:numId="17">
-    <w:abstractNumId w:val="7"/>
+    <w:abstractNumId w:val="18"/>
   </w:num>
   <w:num w:numId="18">
-    <w:abstractNumId w:val="1"/>
+    <w:abstractNumId w:val="14"/>
+  </w:num>
+  <w:num w:numId="19">
+    <w:abstractNumId w:val="0"/>
   </w:num>
 </w:numbering>
 </file>
